--- a/docs/PonniRAG — Data Preprocessing Module.docx
+++ b/docs/PonniRAG — Data Preprocessing Module.docx
@@ -3902,6 +3902,450 @@
         <w:rPr>
           <w:rtl w:val="0"/>
         </w:rPr>
+      </w:r>
+    </w:p>
+    <w:p/>
+    <w:p>
+      <w:pPr>
+        <w:pStyle w:val="Heading2"/>
+      </w:pPr>
+      <w:r>
+        <w:t>10. Multi-Author CSV Field Parsing</w:t>
+      </w:r>
+    </w:p>
+    <w:p>
+      <w:r>
+        <w:t>The CSV metadata file (summary.csv) stores author names in a bracket-wrapped format to support multiple authors per article:</w:t>
+      </w:r>
+    </w:p>
+    <w:p>
+      <w:r>
+        <w:t>Single author: [நக்கீரன்]</w:t>
+        <w:br/>
+        <w:t>Multiple authors: [பாண்டியன், நா. வேத்தரசன், வணங்காமுடி]</w:t>
+        <w:br/>
+        <w:t>No author: [] or NA</w:t>
+      </w:r>
+    </w:p>
+    <w:p>
+      <w:r>
+        <w:t>The csv_fuzzy_matcher.load_csv() function uses quotechar='"' to preserve multi-author bracket fields as single CSV cells. The parse_author_field() function handles parsing:</w:t>
+      </w:r>
+    </w:p>
+    <w:p>
+      <w:r>
+        <w:t>1. Strip outer brackets []</w:t>
+        <w:br/>
+        <w:t>2. Split by comma for multiple authors</w:t>
+        <w:br/>
+        <w:t>3. Trim whitespace from each name</w:t>
+        <w:br/>
+        <w:t>4. Filter NA/nan/None sentinels</w:t>
+        <w:br/>
+        <w:t>5. Return list of author name strings</w:t>
+      </w:r>
+    </w:p>
+    <w:p>
+      <w:r>
+        <w:t>For display, _format_author_display() in csv_queries.py joins authors with comma-space (no brackets) and returns 'NA' for empty author lists.</w:t>
+      </w:r>
+    </w:p>
+    <w:p/>
+    <w:p>
+      <w:pPr>
+        <w:pStyle w:val="Heading2"/>
+      </w:pPr>
+      <w:r>
+        <w:t>11. Two-Pass Fuzzy Title Matching</w:t>
+      </w:r>
+    </w:p>
+    <w:p>
+      <w:r>
+        <w:t>Article boundary detection in csv_fuzzy_matcher.find_article_boundary_fuzzy() uses a two-pass strategy to handle the TOC occurrence vs. standalone occurrence problem:</w:t>
+      </w:r>
+    </w:p>
+    <w:p>
+      <w:r>
+        <w:t>Pass 1 — Collect all candidate lines with ≥70% title similarity across the full document.</w:t>
+      </w:r>
+    </w:p>
+    <w:p>
+      <w:r>
+        <w:t>Pass 2 — Selection logic:</w:t>
+        <w:br/>
+        <w:t>• Prefer near-exact match (≥95% similarity) — this picks the standalone title line rather than the TOC line which contains title + author + page.</w:t>
+        <w:br/>
+        <w:t>• Fallback: best fuzzy match if no near-exact found.</w:t>
+      </w:r>
+    </w:p>
+    <w:p>
+      <w:pPr>
+        <w:pStyle w:val="Heading3"/>
+      </w:pPr>
+      <w:r>
+        <w:t>Fuzzy Matching Thresholds</w:t>
+      </w:r>
+    </w:p>
+    <w:p>
+      <w:r>
+        <w:t>• Candidate similarity: ≥70%</w:t>
+        <w:br/>
+        <w:t>• Near-exact match: ≥95%</w:t>
+        <w:br/>
+        <w:t>• Next title boundary: ≥80%</w:t>
+        <w:br/>
+        <w:t>• Fuzzy issue matching: ≥80%</w:t>
+        <w:br/>
+        <w:t>• Author fuzzy matching: ≥80%</w:t>
+      </w:r>
+    </w:p>
+    <w:p>
+      <w:r>
+        <w:t>Why: TOC lines contain 'title + author + page' → lower similarity score. Standalone title lines are just the title → ≥95% match. This prevents the system from anchoring extraction at the TOC instead of the actual article start.</w:t>
+      </w:r>
+    </w:p>
+    <w:p/>
+    <w:p>
+      <w:pPr>
+        <w:pStyle w:val="Heading2"/>
+      </w:pPr>
+      <w:r>
+        <w:t>12. Three-Phase Extraction Model</w:t>
+      </w:r>
+    </w:p>
+    <w:p>
+      <w:r>
+        <w:t>The extraction pipeline in parse_tamil_document() now operates in three distinct phases with line-level tracking via a processed_lines boolean array:</w:t>
+      </w:r>
+    </w:p>
+    <w:p>
+      <w:pPr>
+        <w:pStyle w:val="Heading3"/>
+      </w:pPr>
+      <w:r>
+        <w:t>Phase 1: TOC Preparation</w:t>
+      </w:r>
+    </w:p>
+    <w:p>
+      <w:r>
+        <w:t>• Detect TOC boundaries (பொருளடக்கம் to ஆகியோரின் markers)</w:t>
+        <w:br/>
+        <w:t>• Extract author names from TOC for pattern matching</w:t>
+        <w:br/>
+        <w:t>• Mark TOC lines (0 to toc_end) as processed</w:t>
+      </w:r>
+    </w:p>
+    <w:p>
+      <w:pPr>
+        <w:pStyle w:val="Heading3"/>
+      </w:pPr>
+      <w:r>
+        <w:t>Phase 2: CSV-Based Extraction (Primary)</w:t>
+      </w:r>
+    </w:p>
+    <w:p>
+      <w:r>
+        <w:t>• Independent of TOC — searches the full document</w:t>
+        <w:br/>
+        <w:t>• Uses fuzzy title matching from summary.csv catalogue</w:t>
+        <w:br/>
+        <w:t>• Marks extracted lines as processed</w:t>
+        <w:br/>
+        <w:t>• Merges discovered author names into the pattern authors list</w:t>
+        <w:br/>
+        <w:t>• Article numbering starts at 1</w:t>
+      </w:r>
+    </w:p>
+    <w:p>
+      <w:pPr>
+        <w:pStyle w:val="Heading3"/>
+      </w:pPr>
+      <w:r>
+        <w:t>Phase 3: Pattern-Based Extraction (Fallback)</w:t>
+      </w:r>
+    </w:p>
+    <w:p>
+      <w:r>
+        <w:t>• Runs only on remaining unprocessed lines</w:t>
+        <w:br/>
+        <w:t>• Uses combined author list (TOC authors + CSV-discovered authors)</w:t>
+        <w:br/>
+        <w:t>• Applies Patterns A, B, C in priority order</w:t>
+        <w:br/>
+        <w:t>• Article numbering continues from where CSV left off (e.g., if CSV produced articles 1–3, patterns start at 4)</w:t>
+      </w:r>
+    </w:p>
+    <w:p>
+      <w:r>
+        <w:t>This ensures no content is extracted twice and article numbering is continuous across both methods.</w:t>
+      </w:r>
+    </w:p>
+    <w:p/>
+    <w:p>
+      <w:pPr>
+        <w:pStyle w:val="Heading2"/>
+      </w:pPr>
+      <w:r>
+        <w:t>13. Four-Step Author Extraction Fallback</w:t>
+      </w:r>
+    </w:p>
+    <w:p>
+      <w:r>
+        <w:t>Author names are now extracted using four methods in priority order:</w:t>
+      </w:r>
+    </w:p>
+    <w:p>
+      <w:r>
+        <w:t>1. TOC Section Extraction (extract_authors_from_toc_section) — Parse the section between பொருளடக்கம் and ஆகியோரின் markers.</w:t>
+      </w:r>
+    </w:p>
+    <w:p>
+      <w:r>
+        <w:t>2. Content-Based Extraction (extract_authors_from_content) — Dash pattern (—, -, –) detection + position pattern (short-line-after-short-line). Used as fallback when no TOC exists.</w:t>
+      </w:r>
+    </w:p>
+    <w:p>
+      <w:r>
+        <w:t>3. TOC Line Parsing (extract_authors_from_toc via doc_utils) — Parse individual TOC entries formatted as 'Title  Author  Page'.</w:t>
+      </w:r>
+    </w:p>
+    <w:p>
+      <w:r>
+        <w:t>4. Shared Author Dictionary (build_shared_authors_dict_s3) — Cumulative author list from previously processed documents stored in S3.</w:t>
+      </w:r>
+    </w:p>
+    <w:p/>
+    <w:p>
+      <w:pPr>
+        <w:pStyle w:val="Heading2"/>
+      </w:pPr>
+      <w:r>
+        <w:t>14. Local Author Detection (shared_author_local.py)</w:t>
+      </w:r>
+    </w:p>
+    <w:p>
+      <w:r>
+        <w:t>An alternative to S3-based shared author lookup that operates without external dependencies. Used by content_extraction.py for intro section extraction.</w:t>
+      </w:r>
+    </w:p>
+    <w:p>
+      <w:r>
+        <w:t>Function: check_author_ahead(lines, current_idx, authors_normalized, authors_original, lookback=3)</w:t>
+      </w:r>
+    </w:p>
+    <w:p>
+      <w:r>
+        <w:t>• Scans a lookahead window (default 3 lines) from the current position</w:t>
+        <w:br/>
+        <w:t>• Checks if any upcoming line matches a known author name</w:t>
+        <w:br/>
+        <w:t>• Returns (is_author_ahead, author_name, author_line_idx)</w:t>
+        <w:br/>
+        <w:t>• Enables content extraction to stop before the next author boundary</w:t>
+      </w:r>
+    </w:p>
+    <w:p>
+      <w:r>
+        <w:t>This decouples intro content extraction from S3 data, allowing the pipeline to run in environments without S3 access.</w:t>
+      </w:r>
+    </w:p>
+    <w:p/>
+    <w:p>
+      <w:pPr>
+        <w:pStyle w:val="Heading2"/>
+      </w:pPr>
+      <w:r>
+        <w:t>15. Robust TOC Line Parsing</w:t>
+      </w:r>
+    </w:p>
+    <w:p>
+      <w:r>
+        <w:t>The parse_toc_line_robust() function in doc_utils.py handles multiple TOC formats:</w:t>
+      </w:r>
+    </w:p>
+    <w:p>
+      <w:r>
+        <w:t>• 4+ space splits — Standard 'Title    Author    Page' format</w:t>
+        <w:br/>
+        <w:t>• 3+ space splits — Compact format</w:t>
+        <w:br/>
+        <w:t>• 2+ space splits — Minimal spacing</w:t>
+        <w:br/>
+        <w:t>• Single-space splits — Dense format</w:t>
+      </w:r>
+    </w:p>
+    <w:p>
+      <w:r>
+        <w:t>Special handling:</w:t>
+        <w:br/>
+        <w:t>• Detects Tamil initials (e.g., 'ரா. நீலமேகம்')</w:t>
+        <w:br/>
+        <w:t>• Filters ellipsis '…' as placeholder for missing authors</w:t>
+        <w:br/>
+        <w:t>• Validates page numbers are numeric</w:t>
+      </w:r>
+    </w:p>
+    <w:p/>
+    <w:p>
+      <w:pPr>
+        <w:pStyle w:val="Heading2"/>
+      </w:pPr>
+      <w:r>
+        <w:t>16. Content Extraction Thresholds</w:t>
+      </w:r>
+    </w:p>
+    <w:p>
+      <w:pPr>
+        <w:pStyle w:val="Heading3"/>
+      </w:pPr>
+      <w:r>
+        <w:t>Blank Line Thresholds</w:t>
+      </w:r>
+    </w:p>
+    <w:p>
+      <w:r>
+        <w:t>• 3+ consecutive blank lines — Section boundary (content_extraction.py)</w:t>
+        <w:br/>
+        <w:t>• 4+ consecutive blank lines — Stop condition for intro extraction</w:t>
+        <w:br/>
+        <w:t>• 4+ consecutive blank lines — Stop condition for pattern-based article content collection</w:t>
+      </w:r>
+    </w:p>
+    <w:p>
+      <w:pPr>
+        <w:pStyle w:val="Heading3"/>
+      </w:pPr>
+      <w:r>
+        <w:t>Content Length Minimums</w:t>
+      </w:r>
+    </w:p>
+    <w:p>
+      <w:r>
+        <w:t>• Article content: minimum 100 characters (csv_fuzzy_matcher.py)</w:t>
+        <w:br/>
+        <w:t>• Content lines: minimum 4 non-empty lines (content_extraction.py)</w:t>
+        <w:br/>
+        <w:t>• Content words: minimum 50 words (validation rule)</w:t>
+      </w:r>
+    </w:p>
+    <w:p>
+      <w:pPr>
+        <w:pStyle w:val="Heading3"/>
+      </w:pPr>
+      <w:r>
+        <w:t>Heading Validation</w:t>
+      </w:r>
+    </w:p>
+    <w:p>
+      <w:r>
+        <w:t>• Maximum 100 characters</w:t>
+        <w:br/>
+        <w:t>• Must not be a known author name</w:t>
+        <w:br/>
+        <w:t>• Must contain at least one Tamil character</w:t>
+      </w:r>
+    </w:p>
+    <w:p/>
+    <w:p>
+      <w:pPr>
+        <w:pStyle w:val="Heading2"/>
+      </w:pPr>
+      <w:r>
+        <w:t>17. Intro Section Keywords (Full List)</w:t>
+      </w:r>
+    </w:p>
+    <w:p>
+      <w:r>
+        <w:t>The following 17 keywords in text_processing.get_intro_keywords() identify editorial and recurring column sections. These are extracted as standalone entries:</w:t>
+      </w:r>
+    </w:p>
+    <w:p>
+      <w:r>
+        <w:t>1. எங்கள் எண்ணம்</w:t>
+        <w:br/>
+        <w:t>2. காலமும் கருத்தும்</w:t>
+        <w:br/>
+        <w:t>3. பாரதிதாசன் பரம்பரை</w:t>
+        <w:br/>
+        <w:t>4. செய்திப்பாட்டு (variants: செய்திபாட்டு, செய்திப் பாட்டு)</w:t>
+        <w:br/>
+        <w:t>5. பொது மேடை (variant: பொதுமேடை)</w:t>
+      </w:r>
+    </w:p>
+    <w:p>
+      <w:r>
+        <w:t>Plus additional recurring column titles specific to the Ponni magazine archive.</w:t>
+      </w:r>
+    </w:p>
+    <w:p/>
+    <w:p>
+      <w:pPr>
+        <w:pStyle w:val="Heading2"/>
+      </w:pPr>
+      <w:r>
+        <w:t>18. Author Index Output to S3</w:t>
+      </w:r>
+    </w:p>
+    <w:p>
+      <w:r>
+        <w:t>After article extraction, an author index is saved to S3 via save_authors_to_s3():</w:t>
+      </w:r>
+    </w:p>
+    <w:p>
+      <w:r>
+        <w:t>Output: authors.json in the S3 output folder</w:t>
+      </w:r>
+    </w:p>
+    <w:p>
+      <w:r>
+        <w:t>Structure: [{"doc_id": "1", "doc_issue": "1", "authors": ["author1", "author2"]}, ...]</w:t>
+      </w:r>
+    </w:p>
+    <w:p>
+      <w:r>
+        <w:t>• Maintains author list per document (doc_id + doc_issue)</w:t>
+        <w:br/>
+        <w:t>• Supports incremental updates (adds new doc, updates existing)</w:t>
+        <w:br/>
+        <w:t>• Used by shared_author.py to build cumulative author dictionaries</w:t>
+        <w:br/>
+        <w:t>• Enables cross-document author consistency checking</w:t>
+      </w:r>
+    </w:p>
+    <w:p/>
+    <w:p>
+      <w:pPr>
+        <w:pStyle w:val="Heading2"/>
+      </w:pPr>
+      <w:r>
+        <w:t>19. Error Handling Strategy</w:t>
+      </w:r>
+    </w:p>
+    <w:p>
+      <w:r>
+        <w:t>All major pipeline functions implement structured error handling:</w:t>
+      </w:r>
+    </w:p>
+    <w:p>
+      <w:r>
+        <w:t>• INFO — Successful extractions, processing milestones</w:t>
+        <w:br/>
+        <w:t>• WARNING — Incomplete matches, fallback triggered, skipped content</w:t>
+        <w:br/>
+        <w:t>• ERROR with exc_info=True — Exceptions with full stack traces</w:t>
+      </w:r>
+    </w:p>
+    <w:p>
+      <w:r>
+        <w:t>Key error boundaries:</w:t>
+        <w:br/>
+        <w:t>• S3 key year extraction: catches ValueError from malformed S3 paths</w:t>
+        <w:br/>
+        <w:t>• JSON output validation: verifies structure before marking as processed</w:t>
+        <w:br/>
+        <w:t>• CSV loading: three fallback strategies (load_csv → pd.read_csv with quotechar → pd.read_csv with on_bad_lines='skip')</w:t>
+        <w:br/>
+        <w:t>• Author field parsing: handles pandas NA values gracefully</w:t>
       </w:r>
     </w:p>
     <w:sectPr>

--- a/docs/PonniRAG — Data Preprocessing Module.docx
+++ b/docs/PonniRAG — Data Preprocessing Module.docx
@@ -62,9 +62,9 @@
       <w:pPr>
         <w:numPr>
           <w:ilvl w:val="0"/>
-          <w:numId w:val="8"/>
-        </w:numPr>
-        <w:spacing w:after="0" w:afterAutospacing="0" w:before="240" w:lineRule="auto"/>
+          <w:numId w:val="27"/>
+        </w:numPr>
+        <w:spacing w:after="0" w:before="240" w:lineRule="auto"/>
         <w:ind w:left="720" w:hanging="360"/>
         <w:rPr/>
       </w:pPr>
@@ -93,9 +93,9 @@
       <w:pPr>
         <w:numPr>
           <w:ilvl w:val="0"/>
-          <w:numId w:val="8"/>
-        </w:numPr>
-        <w:spacing w:after="240" w:before="0" w:beforeAutospacing="0" w:lineRule="auto"/>
+          <w:numId w:val="27"/>
+        </w:numPr>
+        <w:spacing w:after="240" w:before="0" w:lineRule="auto"/>
         <w:ind w:left="720" w:hanging="360"/>
         <w:rPr/>
       </w:pPr>
@@ -150,9 +150,9 @@
       <w:pPr>
         <w:numPr>
           <w:ilvl w:val="0"/>
-          <w:numId w:val="2"/>
-        </w:numPr>
-        <w:spacing w:after="0" w:afterAutospacing="0" w:before="240" w:lineRule="auto"/>
+          <w:numId w:val="21"/>
+        </w:numPr>
+        <w:spacing w:after="0" w:before="240" w:lineRule="auto"/>
         <w:ind w:left="720" w:hanging="360"/>
         <w:rPr/>
       </w:pPr>
@@ -175,9 +175,9 @@
       <w:pPr>
         <w:numPr>
           <w:ilvl w:val="0"/>
-          <w:numId w:val="2"/>
-        </w:numPr>
-        <w:spacing w:after="0" w:afterAutospacing="0" w:before="0" w:beforeAutospacing="0" w:lineRule="auto"/>
+          <w:numId w:val="21"/>
+        </w:numPr>
+        <w:spacing w:after="0" w:before="0" w:lineRule="auto"/>
         <w:ind w:left="720" w:hanging="360"/>
         <w:rPr/>
       </w:pPr>
@@ -191,7 +191,7 @@
       </w:r>
       <w:sdt>
         <w:sdtPr>
-          <w:id w:val="2013331948"/>
+          <w:id w:val="240431890"/>
           <w:tag w:val="goog_rdk_0"/>
         </w:sdtPr>
         <w:sdtContent>
@@ -200,7 +200,7 @@
               <w:rFonts w:ascii="Latha" w:cs="Latha" w:eastAsia="Latha" w:hAnsi="Latha"/>
               <w:rtl w:val="0"/>
             </w:rPr>
-            <w:t xml:space="preserve"> – Volume (மலர்) and Issue (இதழ்) numbers are extracted from the first two pages. If not detected, the entire document is scanned.</w:t>
+            <w:t xml:space="preserve"> – Volume (மலர்) and Issue (இதழ்) numbers are extracted from the file (e.g Vol1 -3 -1942). If not detected, the entire document is scanned.</w:t>
           </w:r>
         </w:sdtContent>
       </w:sdt>
@@ -209,9 +209,9 @@
       <w:pPr>
         <w:numPr>
           <w:ilvl w:val="0"/>
-          <w:numId w:val="2"/>
-        </w:numPr>
-        <w:spacing w:after="0" w:afterAutospacing="0" w:before="0" w:beforeAutospacing="0" w:lineRule="auto"/>
+          <w:numId w:val="21"/>
+        </w:numPr>
+        <w:spacing w:after="0" w:before="0" w:lineRule="auto"/>
         <w:ind w:left="720" w:hanging="360"/>
         <w:rPr/>
       </w:pPr>
@@ -234,9 +234,9 @@
       <w:pPr>
         <w:numPr>
           <w:ilvl w:val="0"/>
-          <w:numId w:val="2"/>
-        </w:numPr>
-        <w:spacing w:after="0" w:afterAutospacing="0" w:before="0" w:beforeAutospacing="0" w:lineRule="auto"/>
+          <w:numId w:val="21"/>
+        </w:numPr>
+        <w:spacing w:after="0" w:before="0" w:lineRule="auto"/>
         <w:ind w:left="720" w:hanging="360"/>
         <w:rPr/>
       </w:pPr>
@@ -250,7 +250,7 @@
       </w:r>
       <w:sdt>
         <w:sdtPr>
-          <w:id w:val="1437093373"/>
+          <w:id w:val="-1282999571"/>
           <w:tag w:val="goog_rdk_1"/>
         </w:sdtPr>
         <w:sdtContent>
@@ -268,9 +268,9 @@
       <w:pPr>
         <w:numPr>
           <w:ilvl w:val="0"/>
-          <w:numId w:val="2"/>
-        </w:numPr>
-        <w:spacing w:after="0" w:afterAutospacing="0" w:before="0" w:beforeAutospacing="0" w:lineRule="auto"/>
+          <w:numId w:val="21"/>
+        </w:numPr>
+        <w:spacing w:after="0" w:before="0" w:lineRule="auto"/>
         <w:ind w:left="720" w:hanging="360"/>
         <w:rPr/>
       </w:pPr>
@@ -293,9 +293,9 @@
       <w:pPr>
         <w:numPr>
           <w:ilvl w:val="0"/>
-          <w:numId w:val="2"/>
-        </w:numPr>
-        <w:spacing w:after="0" w:afterAutospacing="0" w:before="0" w:beforeAutospacing="0" w:lineRule="auto"/>
+          <w:numId w:val="21"/>
+        </w:numPr>
+        <w:spacing w:after="0" w:before="0" w:lineRule="auto"/>
         <w:ind w:left="720" w:hanging="360"/>
         <w:rPr/>
       </w:pPr>
@@ -318,9 +318,9 @@
       <w:pPr>
         <w:numPr>
           <w:ilvl w:val="0"/>
-          <w:numId w:val="2"/>
-        </w:numPr>
-        <w:spacing w:after="0" w:afterAutospacing="0" w:before="0" w:beforeAutospacing="0" w:lineRule="auto"/>
+          <w:numId w:val="21"/>
+        </w:numPr>
+        <w:spacing w:after="0" w:before="0" w:lineRule="auto"/>
         <w:ind w:left="720" w:hanging="360"/>
         <w:rPr/>
       </w:pPr>
@@ -343,9 +343,9 @@
       <w:pPr>
         <w:numPr>
           <w:ilvl w:val="0"/>
-          <w:numId w:val="2"/>
-        </w:numPr>
-        <w:spacing w:after="240" w:before="0" w:beforeAutospacing="0" w:lineRule="auto"/>
+          <w:numId w:val="21"/>
+        </w:numPr>
+        <w:spacing w:after="240" w:before="0" w:lineRule="auto"/>
         <w:ind w:left="720" w:hanging="360"/>
         <w:rPr/>
       </w:pPr>
@@ -408,7 +408,7 @@
       <w:bookmarkEnd w:id="3"/>
       <w:sdt>
         <w:sdtPr>
-          <w:id w:val="1085747911"/>
+          <w:id w:val="1229343342"/>
           <w:tag w:val="goog_rdk_2"/>
         </w:sdtPr>
         <w:sdtContent>
@@ -431,26 +431,26 @@
       <w:pPr>
         <w:numPr>
           <w:ilvl w:val="0"/>
-          <w:numId w:val="14"/>
-        </w:numPr>
-        <w:spacing w:after="0" w:afterAutospacing="0" w:before="240" w:lineRule="auto"/>
-        <w:ind w:left="720" w:hanging="360"/>
-        <w:rPr/>
-      </w:pPr>
-      <w:r>
-        <w:rPr>
-          <w:rtl w:val="0"/>
-        </w:rPr>
-        <w:t xml:space="preserve">Primary search area: First two pages (~100 lines).</w:t>
-      </w:r>
-    </w:p>
-    <w:p>
-      <w:pPr>
-        <w:numPr>
-          <w:ilvl w:val="0"/>
-          <w:numId w:val="14"/>
-        </w:numPr>
-        <w:spacing w:after="0" w:afterAutospacing="0" w:before="0" w:beforeAutospacing="0" w:lineRule="auto"/>
+          <w:numId w:val="20"/>
+        </w:numPr>
+        <w:spacing w:after="0" w:before="240" w:lineRule="auto"/>
+        <w:ind w:left="720" w:hanging="360"/>
+        <w:rPr/>
+      </w:pPr>
+      <w:r>
+        <w:rPr>
+          <w:rtl w:val="0"/>
+        </w:rPr>
+        <w:t xml:space="preserve">Primary search area: From file name(e.g Vol1 -3 - 1946).</w:t>
+      </w:r>
+    </w:p>
+    <w:p>
+      <w:pPr>
+        <w:numPr>
+          <w:ilvl w:val="0"/>
+          <w:numId w:val="20"/>
+        </w:numPr>
+        <w:spacing w:after="0" w:before="0" w:lineRule="auto"/>
         <w:ind w:left="720" w:hanging="360"/>
         <w:rPr/>
       </w:pPr>
@@ -465,9 +465,9 @@
       <w:pPr>
         <w:numPr>
           <w:ilvl w:val="0"/>
-          <w:numId w:val="14"/>
-        </w:numPr>
-        <w:spacing w:after="240" w:before="0" w:beforeAutospacing="0" w:lineRule="auto"/>
+          <w:numId w:val="20"/>
+        </w:numPr>
+        <w:spacing w:after="240" w:before="0" w:lineRule="auto"/>
         <w:ind w:left="720" w:hanging="360"/>
         <w:rPr/>
       </w:pPr>
@@ -531,15 +531,15 @@
       <w:pPr>
         <w:numPr>
           <w:ilvl w:val="0"/>
-          <w:numId w:val="1"/>
-        </w:numPr>
-        <w:spacing w:after="0" w:afterAutospacing="0" w:before="240" w:lineRule="auto"/>
+          <w:numId w:val="15"/>
+        </w:numPr>
+        <w:spacing w:after="0" w:before="240" w:lineRule="auto"/>
         <w:ind w:left="720" w:hanging="360"/>
         <w:rPr/>
       </w:pPr>
       <w:sdt>
         <w:sdtPr>
-          <w:id w:val="-2094591843"/>
+          <w:id w:val="-1775737542"/>
           <w:tag w:val="goog_rdk_3"/>
         </w:sdtPr>
         <w:sdtContent>
@@ -557,15 +557,15 @@
       <w:pPr>
         <w:numPr>
           <w:ilvl w:val="0"/>
-          <w:numId w:val="1"/>
-        </w:numPr>
-        <w:spacing w:after="240" w:before="0" w:beforeAutospacing="0" w:lineRule="auto"/>
+          <w:numId w:val="15"/>
+        </w:numPr>
+        <w:spacing w:after="240" w:before="0" w:lineRule="auto"/>
         <w:ind w:left="720" w:hanging="360"/>
         <w:rPr/>
       </w:pPr>
       <w:sdt>
         <w:sdtPr>
-          <w:id w:val="1670064419"/>
+          <w:id w:val="-1924627492"/>
           <w:tag w:val="goog_rdk_4"/>
         </w:sdtPr>
         <w:sdtContent>
@@ -610,7 +610,6 @@
       <w:r>
         <w:rPr>
           <w:rFonts w:ascii="Roboto Mono" w:cs="Roboto Mono" w:eastAsia="Roboto Mono" w:hAnsi="Roboto Mono"/>
-          <w:color w:val="188038"/>
           <w:rtl w:val="0"/>
         </w:rPr>
         <w:br w:type="textWrapping"/>
@@ -704,7 +703,7 @@
       </w:pPr>
       <w:sdt>
         <w:sdtPr>
-          <w:id w:val="1762215009"/>
+          <w:id w:val="1658714896"/>
           <w:tag w:val="goog_rdk_5"/>
         </w:sdtPr>
         <w:sdtContent>
@@ -724,9 +723,9 @@
       <w:pPr>
         <w:numPr>
           <w:ilvl w:val="0"/>
-          <w:numId w:val="3"/>
-        </w:numPr>
-        <w:spacing w:after="0" w:afterAutospacing="0" w:before="240" w:lineRule="auto"/>
+          <w:numId w:val="22"/>
+        </w:numPr>
+        <w:spacing w:after="0" w:before="240" w:lineRule="auto"/>
         <w:ind w:left="720" w:hanging="360"/>
         <w:rPr/>
       </w:pPr>
@@ -741,9 +740,9 @@
       <w:pPr>
         <w:numPr>
           <w:ilvl w:val="0"/>
-          <w:numId w:val="3"/>
-        </w:numPr>
-        <w:spacing w:after="240" w:before="0" w:beforeAutospacing="0" w:lineRule="auto"/>
+          <w:numId w:val="22"/>
+        </w:numPr>
+        <w:spacing w:after="240" w:before="0" w:lineRule="auto"/>
         <w:ind w:left="720" w:hanging="360"/>
         <w:rPr/>
       </w:pPr>
@@ -1039,7 +1038,7 @@
             </w:pPr>
             <w:sdt>
               <w:sdtPr>
-                <w:id w:val="1398652198"/>
+                <w:id w:val="319068775"/>
                 <w:tag w:val="goog_rdk_6"/>
               </w:sdtPr>
               <w:sdtContent>
@@ -1142,7 +1141,7 @@
             </w:pPr>
             <w:sdt>
               <w:sdtPr>
-                <w:id w:val="-1258450014"/>
+                <w:id w:val="176463301"/>
                 <w:tag w:val="goog_rdk_7"/>
               </w:sdtPr>
               <w:sdtContent>
@@ -1245,7 +1244,7 @@
             </w:pPr>
             <w:sdt>
               <w:sdtPr>
-                <w:id w:val="-836649180"/>
+                <w:id w:val="-1904133755"/>
                 <w:tag w:val="goog_rdk_8"/>
               </w:sdtPr>
               <w:sdtContent>
@@ -1286,9 +1285,9 @@
       <w:pPr>
         <w:numPr>
           <w:ilvl w:val="0"/>
-          <w:numId w:val="7"/>
-        </w:numPr>
-        <w:spacing w:after="0" w:afterAutospacing="0" w:before="240" w:lineRule="auto"/>
+          <w:numId w:val="26"/>
+        </w:numPr>
+        <w:spacing w:after="0" w:before="240" w:lineRule="auto"/>
         <w:ind w:left="720" w:hanging="360"/>
         <w:rPr/>
       </w:pPr>
@@ -1312,9 +1311,9 @@
       <w:pPr>
         <w:numPr>
           <w:ilvl w:val="0"/>
-          <w:numId w:val="7"/>
-        </w:numPr>
-        <w:spacing w:after="240" w:before="0" w:beforeAutospacing="0" w:lineRule="auto"/>
+          <w:numId w:val="26"/>
+        </w:numPr>
+        <w:spacing w:after="240" w:before="0" w:lineRule="auto"/>
         <w:ind w:left="720" w:hanging="360"/>
         <w:rPr/>
       </w:pPr>
@@ -1378,9 +1377,9 @@
       <w:pPr>
         <w:numPr>
           <w:ilvl w:val="0"/>
-          <w:numId w:val="4"/>
-        </w:numPr>
-        <w:spacing w:after="0" w:afterAutospacing="0" w:before="240" w:lineRule="auto"/>
+          <w:numId w:val="23"/>
+        </w:numPr>
+        <w:spacing w:after="0" w:before="240" w:lineRule="auto"/>
         <w:ind w:left="720" w:hanging="360"/>
         <w:rPr/>
       </w:pPr>
@@ -1395,9 +1394,9 @@
       <w:pPr>
         <w:numPr>
           <w:ilvl w:val="0"/>
-          <w:numId w:val="4"/>
-        </w:numPr>
-        <w:spacing w:after="0" w:afterAutospacing="0" w:before="0" w:beforeAutospacing="0" w:lineRule="auto"/>
+          <w:numId w:val="23"/>
+        </w:numPr>
+        <w:spacing w:after="0" w:before="0" w:lineRule="auto"/>
         <w:ind w:left="720" w:hanging="360"/>
         <w:rPr/>
       </w:pPr>
@@ -1412,9 +1411,9 @@
       <w:pPr>
         <w:numPr>
           <w:ilvl w:val="0"/>
-          <w:numId w:val="4"/>
-        </w:numPr>
-        <w:spacing w:after="0" w:afterAutospacing="0" w:before="0" w:beforeAutospacing="0" w:lineRule="auto"/>
+          <w:numId w:val="23"/>
+        </w:numPr>
+        <w:spacing w:after="0" w:before="0" w:lineRule="auto"/>
         <w:ind w:left="720" w:hanging="360"/>
         <w:rPr/>
       </w:pPr>
@@ -1429,9 +1428,9 @@
       <w:pPr>
         <w:numPr>
           <w:ilvl w:val="0"/>
-          <w:numId w:val="4"/>
-        </w:numPr>
-        <w:spacing w:after="240" w:before="0" w:beforeAutospacing="0" w:lineRule="auto"/>
+          <w:numId w:val="23"/>
+        </w:numPr>
+        <w:spacing w:after="240" w:before="0" w:lineRule="auto"/>
         <w:ind w:left="720" w:hanging="360"/>
         <w:rPr/>
       </w:pPr>
@@ -1474,9 +1473,9 @@
       <w:pPr>
         <w:numPr>
           <w:ilvl w:val="0"/>
-          <w:numId w:val="11"/>
-        </w:numPr>
-        <w:spacing w:after="0" w:afterAutospacing="0" w:before="240" w:lineRule="auto"/>
+          <w:numId w:val="17"/>
+        </w:numPr>
+        <w:spacing w:after="0" w:before="240" w:lineRule="auto"/>
         <w:ind w:left="720" w:hanging="360"/>
         <w:rPr/>
       </w:pPr>
@@ -1491,7 +1490,7 @@
       </w:r>
       <w:sdt>
         <w:sdtPr>
-          <w:id w:val="-1856401771"/>
+          <w:id w:val="320289919"/>
           <w:tag w:val="goog_rdk_9"/>
         </w:sdtPr>
         <w:sdtContent>
@@ -1509,9 +1508,9 @@
       <w:pPr>
         <w:numPr>
           <w:ilvl w:val="0"/>
-          <w:numId w:val="11"/>
-        </w:numPr>
-        <w:spacing w:after="0" w:afterAutospacing="0" w:before="0" w:beforeAutospacing="0" w:lineRule="auto"/>
+          <w:numId w:val="17"/>
+        </w:numPr>
+        <w:spacing w:after="0" w:before="0" w:lineRule="auto"/>
         <w:ind w:left="720" w:hanging="360"/>
         <w:rPr/>
       </w:pPr>
@@ -1526,7 +1525,7 @@
       </w:r>
       <w:sdt>
         <w:sdtPr>
-          <w:id w:val="-1820324961"/>
+          <w:id w:val="2060132002"/>
           <w:tag w:val="goog_rdk_10"/>
         </w:sdtPr>
         <w:sdtContent>
@@ -1544,9 +1543,9 @@
       <w:pPr>
         <w:numPr>
           <w:ilvl w:val="0"/>
-          <w:numId w:val="11"/>
-        </w:numPr>
-        <w:spacing w:after="0" w:afterAutospacing="0" w:before="0" w:beforeAutospacing="0" w:lineRule="auto"/>
+          <w:numId w:val="17"/>
+        </w:numPr>
+        <w:spacing w:after="0" w:before="0" w:lineRule="auto"/>
         <w:ind w:left="720" w:hanging="360"/>
         <w:rPr/>
       </w:pPr>
@@ -1570,9 +1569,9 @@
       <w:pPr>
         <w:numPr>
           <w:ilvl w:val="0"/>
-          <w:numId w:val="11"/>
-        </w:numPr>
-        <w:spacing w:after="240" w:before="0" w:beforeAutospacing="0" w:lineRule="auto"/>
+          <w:numId w:val="17"/>
+        </w:numPr>
+        <w:spacing w:after="240" w:before="0" w:lineRule="auto"/>
         <w:ind w:left="720" w:hanging="360"/>
         <w:rPr/>
       </w:pPr>
@@ -1637,7 +1636,7 @@
       </w:pPr>
       <w:sdt>
         <w:sdtPr>
-          <w:id w:val="1219364415"/>
+          <w:id w:val="865043739"/>
           <w:tag w:val="goog_rdk_11"/>
         </w:sdtPr>
         <w:sdtContent>
@@ -1693,9 +1692,9 @@
       <w:pPr>
         <w:numPr>
           <w:ilvl w:val="0"/>
-          <w:numId w:val="13"/>
-        </w:numPr>
-        <w:spacing w:after="0" w:afterAutospacing="0" w:before="240" w:lineRule="auto"/>
+          <w:numId w:val="19"/>
+        </w:numPr>
+        <w:spacing w:after="0" w:before="240" w:lineRule="auto"/>
         <w:ind w:left="720" w:hanging="360"/>
         <w:rPr/>
       </w:pPr>
@@ -1710,9 +1709,9 @@
       <w:pPr>
         <w:numPr>
           <w:ilvl w:val="0"/>
-          <w:numId w:val="13"/>
-        </w:numPr>
-        <w:spacing w:after="0" w:afterAutospacing="0" w:before="0" w:beforeAutospacing="0" w:lineRule="auto"/>
+          <w:numId w:val="19"/>
+        </w:numPr>
+        <w:spacing w:after="0" w:before="0" w:lineRule="auto"/>
         <w:ind w:left="720" w:hanging="360"/>
         <w:rPr/>
       </w:pPr>
@@ -1727,9 +1726,9 @@
       <w:pPr>
         <w:numPr>
           <w:ilvl w:val="0"/>
-          <w:numId w:val="13"/>
-        </w:numPr>
-        <w:spacing w:after="0" w:afterAutospacing="0" w:before="0" w:beforeAutospacing="0" w:lineRule="auto"/>
+          <w:numId w:val="19"/>
+        </w:numPr>
+        <w:spacing w:after="0" w:before="0" w:lineRule="auto"/>
         <w:ind w:left="720" w:hanging="360"/>
         <w:rPr/>
       </w:pPr>
@@ -1744,9 +1743,9 @@
       <w:pPr>
         <w:numPr>
           <w:ilvl w:val="0"/>
-          <w:numId w:val="13"/>
-        </w:numPr>
-        <w:spacing w:after="240" w:before="0" w:beforeAutospacing="0" w:lineRule="auto"/>
+          <w:numId w:val="19"/>
+        </w:numPr>
+        <w:spacing w:after="240" w:before="0" w:lineRule="auto"/>
         <w:ind w:left="720" w:hanging="360"/>
         <w:rPr/>
       </w:pPr>
@@ -1773,9 +1772,9 @@
       <w:pPr>
         <w:numPr>
           <w:ilvl w:val="0"/>
-          <w:numId w:val="6"/>
-        </w:numPr>
-        <w:spacing w:after="0" w:afterAutospacing="0" w:before="240" w:lineRule="auto"/>
+          <w:numId w:val="25"/>
+        </w:numPr>
+        <w:spacing w:after="0" w:before="240" w:lineRule="auto"/>
         <w:ind w:left="720" w:hanging="360"/>
         <w:rPr/>
       </w:pPr>
@@ -1790,9 +1789,9 @@
       <w:pPr>
         <w:numPr>
           <w:ilvl w:val="0"/>
-          <w:numId w:val="6"/>
-        </w:numPr>
-        <w:spacing w:after="0" w:afterAutospacing="0" w:before="0" w:beforeAutospacing="0" w:lineRule="auto"/>
+          <w:numId w:val="25"/>
+        </w:numPr>
+        <w:spacing w:after="0" w:before="0" w:lineRule="auto"/>
         <w:ind w:left="720" w:hanging="360"/>
         <w:rPr/>
       </w:pPr>
@@ -1807,15 +1806,15 @@
       <w:pPr>
         <w:numPr>
           <w:ilvl w:val="0"/>
-          <w:numId w:val="6"/>
-        </w:numPr>
-        <w:spacing w:after="0" w:afterAutospacing="0" w:before="0" w:beforeAutospacing="0" w:lineRule="auto"/>
+          <w:numId w:val="25"/>
+        </w:numPr>
+        <w:spacing w:after="0" w:before="0" w:lineRule="auto"/>
         <w:ind w:left="720" w:hanging="360"/>
         <w:rPr/>
       </w:pPr>
       <w:sdt>
         <w:sdtPr>
-          <w:id w:val="-1243980914"/>
+          <w:id w:val="-916060878"/>
           <w:tag w:val="goog_rdk_12"/>
         </w:sdtPr>
         <w:sdtContent>
@@ -1833,9 +1832,9 @@
       <w:pPr>
         <w:numPr>
           <w:ilvl w:val="0"/>
-          <w:numId w:val="6"/>
-        </w:numPr>
-        <w:spacing w:after="240" w:before="0" w:beforeAutospacing="0" w:lineRule="auto"/>
+          <w:numId w:val="25"/>
+        </w:numPr>
+        <w:spacing w:after="240" w:before="0" w:lineRule="auto"/>
         <w:ind w:left="720" w:hanging="360"/>
         <w:rPr/>
       </w:pPr>
@@ -1862,9 +1861,9 @@
       <w:pPr>
         <w:numPr>
           <w:ilvl w:val="0"/>
-          <w:numId w:val="10"/>
-        </w:numPr>
-        <w:spacing w:after="0" w:afterAutospacing="0" w:before="240" w:lineRule="auto"/>
+          <w:numId w:val="16"/>
+        </w:numPr>
+        <w:spacing w:after="0" w:before="240" w:lineRule="auto"/>
         <w:ind w:left="720" w:hanging="360"/>
         <w:rPr/>
       </w:pPr>
@@ -1878,7 +1877,7 @@
       </w:r>
       <w:sdt>
         <w:sdtPr>
-          <w:id w:val="-2054086042"/>
+          <w:id w:val="134031052"/>
           <w:tag w:val="goog_rdk_13"/>
         </w:sdtPr>
         <w:sdtContent>
@@ -1896,9 +1895,9 @@
       <w:pPr>
         <w:numPr>
           <w:ilvl w:val="0"/>
-          <w:numId w:val="10"/>
-        </w:numPr>
-        <w:spacing w:after="240" w:before="0" w:beforeAutospacing="0" w:lineRule="auto"/>
+          <w:numId w:val="16"/>
+        </w:numPr>
+        <w:spacing w:after="240" w:before="0" w:lineRule="auto"/>
         <w:ind w:left="720" w:hanging="360"/>
         <w:rPr/>
       </w:pPr>
@@ -1912,7 +1911,7 @@
       </w:r>
       <w:sdt>
         <w:sdtPr>
-          <w:id w:val="1853117584"/>
+          <w:id w:val="-1173059966"/>
           <w:tag w:val="goog_rdk_14"/>
         </w:sdtPr>
         <w:sdtContent>
@@ -2145,7 +2144,7 @@
             </w:pPr>
             <w:sdt>
               <w:sdtPr>
-                <w:id w:val="-207925919"/>
+                <w:id w:val="-1900218310"/>
                 <w:tag w:val="goog_rdk_15"/>
               </w:sdtPr>
               <w:sdtContent>
@@ -2219,7 +2218,7 @@
             </w:pPr>
             <w:sdt>
               <w:sdtPr>
-                <w:id w:val="-1543594608"/>
+                <w:id w:val="122408933"/>
                 <w:tag w:val="goog_rdk_16"/>
               </w:sdtPr>
               <w:sdtContent>
@@ -3031,9 +3030,9 @@
       <w:pPr>
         <w:numPr>
           <w:ilvl w:val="0"/>
-          <w:numId w:val="5"/>
-        </w:numPr>
-        <w:spacing w:after="0" w:afterAutospacing="0" w:before="240" w:lineRule="auto"/>
+          <w:numId w:val="24"/>
+        </w:numPr>
+        <w:spacing w:after="0" w:before="240" w:lineRule="auto"/>
         <w:ind w:left="720" w:hanging="360"/>
         <w:rPr/>
       </w:pPr>
@@ -3048,9 +3047,9 @@
       <w:pPr>
         <w:numPr>
           <w:ilvl w:val="0"/>
-          <w:numId w:val="5"/>
-        </w:numPr>
-        <w:spacing w:after="0" w:afterAutospacing="0" w:before="0" w:beforeAutospacing="0" w:lineRule="auto"/>
+          <w:numId w:val="24"/>
+        </w:numPr>
+        <w:spacing w:after="0" w:before="0" w:lineRule="auto"/>
         <w:ind w:left="720" w:hanging="360"/>
         <w:rPr/>
       </w:pPr>
@@ -3065,9 +3064,9 @@
       <w:pPr>
         <w:numPr>
           <w:ilvl w:val="0"/>
-          <w:numId w:val="5"/>
-        </w:numPr>
-        <w:spacing w:after="0" w:afterAutospacing="0" w:before="0" w:beforeAutospacing="0" w:lineRule="auto"/>
+          <w:numId w:val="24"/>
+        </w:numPr>
+        <w:spacing w:after="0" w:before="0" w:lineRule="auto"/>
         <w:ind w:left="720" w:hanging="360"/>
         <w:rPr/>
       </w:pPr>
@@ -3082,9 +3081,9 @@
       <w:pPr>
         <w:numPr>
           <w:ilvl w:val="0"/>
-          <w:numId w:val="5"/>
-        </w:numPr>
-        <w:spacing w:after="240" w:before="0" w:beforeAutospacing="0" w:lineRule="auto"/>
+          <w:numId w:val="24"/>
+        </w:numPr>
+        <w:spacing w:after="240" w:before="0" w:lineRule="auto"/>
         <w:ind w:left="720" w:hanging="360"/>
         <w:rPr/>
       </w:pPr>
@@ -3581,15 +3580,15 @@
       <w:pPr>
         <w:numPr>
           <w:ilvl w:val="0"/>
-          <w:numId w:val="12"/>
-        </w:numPr>
-        <w:spacing w:after="0" w:afterAutospacing="0" w:before="240" w:lineRule="auto"/>
+          <w:numId w:val="18"/>
+        </w:numPr>
+        <w:spacing w:after="0" w:before="240" w:lineRule="auto"/>
         <w:ind w:left="720" w:hanging="360"/>
         <w:rPr/>
       </w:pPr>
       <w:sdt>
         <w:sdtPr>
-          <w:id w:val="1992450868"/>
+          <w:id w:val="1854502358"/>
           <w:tag w:val="goog_rdk_17"/>
         </w:sdtPr>
         <w:sdtContent>
@@ -3607,15 +3606,15 @@
       <w:pPr>
         <w:numPr>
           <w:ilvl w:val="0"/>
-          <w:numId w:val="12"/>
-        </w:numPr>
-        <w:spacing w:after="0" w:afterAutospacing="0" w:before="0" w:beforeAutospacing="0" w:lineRule="auto"/>
+          <w:numId w:val="18"/>
+        </w:numPr>
+        <w:spacing w:after="0" w:before="0" w:lineRule="auto"/>
         <w:ind w:left="720" w:hanging="360"/>
         <w:rPr/>
       </w:pPr>
       <w:sdt>
         <w:sdtPr>
-          <w:id w:val="607648910"/>
+          <w:id w:val="160584409"/>
           <w:tag w:val="goog_rdk_18"/>
         </w:sdtPr>
         <w:sdtContent>
@@ -3633,15 +3632,15 @@
       <w:pPr>
         <w:numPr>
           <w:ilvl w:val="0"/>
-          <w:numId w:val="12"/>
-        </w:numPr>
-        <w:spacing w:after="0" w:afterAutospacing="0" w:before="0" w:beforeAutospacing="0" w:lineRule="auto"/>
+          <w:numId w:val="18"/>
+        </w:numPr>
+        <w:spacing w:after="0" w:before="0" w:lineRule="auto"/>
         <w:ind w:left="720" w:hanging="360"/>
         <w:rPr/>
       </w:pPr>
       <w:sdt>
         <w:sdtPr>
-          <w:id w:val="-888095271"/>
+          <w:id w:val="-2001572630"/>
           <w:tag w:val="goog_rdk_19"/>
         </w:sdtPr>
         <w:sdtContent>
@@ -3659,15 +3658,15 @@
       <w:pPr>
         <w:numPr>
           <w:ilvl w:val="0"/>
-          <w:numId w:val="12"/>
-        </w:numPr>
-        <w:spacing w:after="0" w:afterAutospacing="0" w:before="0" w:beforeAutospacing="0" w:lineRule="auto"/>
+          <w:numId w:val="18"/>
+        </w:numPr>
+        <w:spacing w:after="0" w:before="0" w:lineRule="auto"/>
         <w:ind w:left="720" w:hanging="360"/>
         <w:rPr/>
       </w:pPr>
       <w:sdt>
         <w:sdtPr>
-          <w:id w:val="437567272"/>
+          <w:id w:val="911659794"/>
           <w:tag w:val="goog_rdk_20"/>
         </w:sdtPr>
         <w:sdtContent>
@@ -3685,15 +3684,15 @@
       <w:pPr>
         <w:numPr>
           <w:ilvl w:val="0"/>
-          <w:numId w:val="12"/>
-        </w:numPr>
-        <w:spacing w:after="240" w:before="0" w:beforeAutospacing="0" w:lineRule="auto"/>
+          <w:numId w:val="18"/>
+        </w:numPr>
+        <w:spacing w:after="240" w:before="0" w:lineRule="auto"/>
         <w:ind w:left="720" w:hanging="360"/>
         <w:rPr/>
       </w:pPr>
       <w:sdt>
         <w:sdtPr>
-          <w:id w:val="-831779790"/>
+          <w:id w:val="459392685"/>
           <w:tag w:val="goog_rdk_21"/>
         </w:sdtPr>
         <w:sdtContent>
@@ -3749,9 +3748,9 @@
       <w:pPr>
         <w:numPr>
           <w:ilvl w:val="0"/>
-          <w:numId w:val="9"/>
-        </w:numPr>
-        <w:spacing w:after="0" w:afterAutospacing="0" w:before="240" w:lineRule="auto"/>
+          <w:numId w:val="28"/>
+        </w:numPr>
+        <w:spacing w:after="0" w:before="240" w:lineRule="auto"/>
         <w:ind w:left="720" w:hanging="360"/>
         <w:rPr/>
       </w:pPr>
@@ -3766,9 +3765,9 @@
       <w:pPr>
         <w:numPr>
           <w:ilvl w:val="0"/>
-          <w:numId w:val="9"/>
-        </w:numPr>
-        <w:spacing w:after="0" w:afterAutospacing="0" w:before="0" w:beforeAutospacing="0" w:lineRule="auto"/>
+          <w:numId w:val="28"/>
+        </w:numPr>
+        <w:spacing w:after="0" w:before="0" w:lineRule="auto"/>
         <w:ind w:left="720" w:hanging="360"/>
         <w:rPr/>
       </w:pPr>
@@ -3783,9 +3782,9 @@
       <w:pPr>
         <w:numPr>
           <w:ilvl w:val="0"/>
-          <w:numId w:val="9"/>
-        </w:numPr>
-        <w:spacing w:after="0" w:afterAutospacing="0" w:before="0" w:beforeAutospacing="0" w:lineRule="auto"/>
+          <w:numId w:val="28"/>
+        </w:numPr>
+        <w:spacing w:after="0" w:before="0" w:lineRule="auto"/>
         <w:ind w:left="720" w:hanging="360"/>
         <w:rPr/>
       </w:pPr>
@@ -3800,9 +3799,9 @@
       <w:pPr>
         <w:numPr>
           <w:ilvl w:val="0"/>
-          <w:numId w:val="9"/>
-        </w:numPr>
-        <w:spacing w:after="0" w:afterAutospacing="0" w:before="0" w:beforeAutospacing="0" w:lineRule="auto"/>
+          <w:numId w:val="28"/>
+        </w:numPr>
+        <w:spacing w:after="0" w:before="0" w:lineRule="auto"/>
         <w:ind w:left="720" w:hanging="360"/>
         <w:rPr/>
       </w:pPr>
@@ -3817,9 +3816,9 @@
       <w:pPr>
         <w:numPr>
           <w:ilvl w:val="0"/>
-          <w:numId w:val="9"/>
-        </w:numPr>
-        <w:spacing w:after="0" w:afterAutospacing="0" w:before="0" w:beforeAutospacing="0" w:lineRule="auto"/>
+          <w:numId w:val="28"/>
+        </w:numPr>
+        <w:spacing w:after="0" w:before="0" w:lineRule="auto"/>
         <w:ind w:left="720" w:hanging="360"/>
         <w:rPr/>
       </w:pPr>
@@ -3834,9 +3833,9 @@
       <w:pPr>
         <w:numPr>
           <w:ilvl w:val="0"/>
-          <w:numId w:val="9"/>
-        </w:numPr>
-        <w:spacing w:after="240" w:before="0" w:beforeAutospacing="0" w:lineRule="auto"/>
+          <w:numId w:val="28"/>
+        </w:numPr>
+        <w:spacing w:after="240" w:before="0" w:lineRule="auto"/>
         <w:ind w:left="720" w:hanging="360"/>
         <w:rPr/>
       </w:pPr>
@@ -3863,489 +3862,1826 @@
     </w:p>
     <w:p>
       <w:pPr>
+        <w:pStyle w:val="Heading2"/>
+        <w:rPr>
+          <w:b w:val="1"/>
+          <w:bCs w:val="1"/>
+        </w:rPr>
+      </w:pPr>
+      <w:r>
+        <w:rPr>
+          <w:b w:val="1"/>
+          <w:bCs w:val="1"/>
+          <w:rtl w:val="0"/>
+        </w:rPr>
+        <w:t xml:space="preserve">10. Multi-Author CSV Field Parsing</w:t>
+      </w:r>
+    </w:p>
+    <w:p>
+      <w:pPr>
+        <w:rPr/>
+      </w:pPr>
+      <w:r>
+        <w:rPr>
+          <w:rtl w:val="0"/>
+        </w:rPr>
+        <w:t xml:space="preserve">The CSV metadata file (summary.csv) stores author names in a bracket-wrapped format to support multiple authors per article:</w:t>
+        <w:br w:type="textWrapping"/>
+      </w:r>
+    </w:p>
+    <w:p>
+      <w:pPr>
+        <w:numPr>
+          <w:ilvl w:val="0"/>
+          <w:numId w:val="8"/>
+        </w:numPr>
+        <w:ind w:left="720" w:hanging="360"/>
+        <w:rPr/>
+      </w:pPr>
+      <w:sdt>
+        <w:sdtPr>
+          <w:id w:val="1337948026"/>
+          <w:tag w:val="goog_rdk_22"/>
+        </w:sdtPr>
+        <w:sdtContent>
+          <w:r>
+            <w:rPr>
+              <w:rFonts w:ascii="Latha" w:cs="Latha" w:eastAsia="Latha" w:hAnsi="Latha"/>
+              <w:rtl w:val="0"/>
+            </w:rPr>
+            <w:t xml:space="preserve">Single author: [நக்கீரன்]</w:t>
+          </w:r>
+        </w:sdtContent>
+      </w:sdt>
+    </w:p>
+    <w:p>
+      <w:pPr>
+        <w:numPr>
+          <w:ilvl w:val="0"/>
+          <w:numId w:val="8"/>
+        </w:numPr>
+        <w:ind w:left="720" w:hanging="360"/>
+        <w:rPr/>
+      </w:pPr>
+      <w:sdt>
+        <w:sdtPr>
+          <w:id w:val="28296738"/>
+          <w:tag w:val="goog_rdk_23"/>
+        </w:sdtPr>
+        <w:sdtContent>
+          <w:r>
+            <w:rPr>
+              <w:rFonts w:ascii="Latha" w:cs="Latha" w:eastAsia="Latha" w:hAnsi="Latha"/>
+              <w:rtl w:val="0"/>
+            </w:rPr>
+            <w:t xml:space="preserve">Multiple authors: [பாண்டியன், நா. வேத்தரசன், வணங்காமுடி]</w:t>
+          </w:r>
+        </w:sdtContent>
+      </w:sdt>
+    </w:p>
+    <w:p>
+      <w:pPr>
+        <w:numPr>
+          <w:ilvl w:val="0"/>
+          <w:numId w:val="8"/>
+        </w:numPr>
+        <w:ind w:left="720" w:hanging="360"/>
+        <w:rPr/>
+      </w:pPr>
+      <w:r>
+        <w:rPr>
+          <w:rtl w:val="0"/>
+        </w:rPr>
+        <w:t xml:space="preserve">No author: [] or NA</w:t>
+      </w:r>
+    </w:p>
+    <w:p>
+      <w:pPr>
+        <w:ind w:left="720" w:firstLine="0"/>
+        <w:rPr/>
+      </w:pPr>
+      <w:r>
+        <w:rPr>
+          <w:rtl w:val="0"/>
+        </w:rPr>
+      </w:r>
+    </w:p>
+    <w:p>
+      <w:pPr>
+        <w:rPr/>
+      </w:pPr>
+      <w:r>
+        <w:rPr>
+          <w:rtl w:val="0"/>
+        </w:rPr>
+        <w:t xml:space="preserve">The csv_fuzzy_matcher.load_csv() function uses quotechar='"' to preserve multi-author bracket fields as single CSV cells. The parse_author_field() function handles parsing:</w:t>
+        <w:br w:type="textWrapping"/>
+      </w:r>
+    </w:p>
+    <w:p>
+      <w:pPr>
+        <w:numPr>
+          <w:ilvl w:val="0"/>
+          <w:numId w:val="4"/>
+        </w:numPr>
+        <w:ind w:left="720" w:hanging="360"/>
+        <w:rPr/>
+      </w:pPr>
+      <w:r>
+        <w:rPr>
+          <w:rtl w:val="0"/>
+        </w:rPr>
+        <w:t xml:space="preserve">Strip outer brackets []</w:t>
+      </w:r>
+    </w:p>
+    <w:p>
+      <w:pPr>
+        <w:numPr>
+          <w:ilvl w:val="0"/>
+          <w:numId w:val="4"/>
+        </w:numPr>
+        <w:ind w:left="720" w:hanging="360"/>
+        <w:rPr/>
+      </w:pPr>
+      <w:r>
+        <w:rPr>
+          <w:rtl w:val="0"/>
+        </w:rPr>
+        <w:t xml:space="preserve">Split by comma for multiple authors</w:t>
+      </w:r>
+    </w:p>
+    <w:p>
+      <w:pPr>
+        <w:numPr>
+          <w:ilvl w:val="0"/>
+          <w:numId w:val="4"/>
+        </w:numPr>
+        <w:ind w:left="720" w:hanging="360"/>
+        <w:rPr/>
+      </w:pPr>
+      <w:r>
+        <w:rPr>
+          <w:rtl w:val="0"/>
+        </w:rPr>
+        <w:t xml:space="preserve">Trim whitespace from each name</w:t>
+      </w:r>
+    </w:p>
+    <w:p>
+      <w:pPr>
+        <w:numPr>
+          <w:ilvl w:val="0"/>
+          <w:numId w:val="4"/>
+        </w:numPr>
+        <w:ind w:left="720" w:hanging="360"/>
+        <w:rPr/>
+      </w:pPr>
+      <w:r>
+        <w:rPr>
+          <w:rtl w:val="0"/>
+        </w:rPr>
+        <w:t xml:space="preserve">Filter NA/nan/None sentinels</w:t>
+      </w:r>
+    </w:p>
+    <w:p>
+      <w:pPr>
+        <w:numPr>
+          <w:ilvl w:val="0"/>
+          <w:numId w:val="4"/>
+        </w:numPr>
+        <w:ind w:left="720" w:hanging="360"/>
+        <w:rPr/>
+      </w:pPr>
+      <w:r>
+        <w:rPr>
+          <w:rtl w:val="0"/>
+        </w:rPr>
+        <w:t xml:space="preserve">Return list of author name strings</w:t>
+        <w:br w:type="textWrapping"/>
+      </w:r>
+    </w:p>
+    <w:p>
+      <w:pPr>
+        <w:rPr/>
+      </w:pPr>
+      <w:r>
+        <w:rPr>
+          <w:rtl w:val="0"/>
+        </w:rPr>
+        <w:t xml:space="preserve">For display, _format_author_display() in csv_queries.py joins authors with comma-space (no brackets) and returns 'NA' for empty author lists.</w:t>
+      </w:r>
+    </w:p>
+    <w:p>
+      <w:pPr>
+        <w:rPr/>
+      </w:pPr>
+      <w:r>
+        <w:rPr>
+          <w:rtl w:val="0"/>
+        </w:rPr>
+      </w:r>
+    </w:p>
+    <w:p>
+      <w:pPr>
+        <w:pStyle w:val="Heading2"/>
+        <w:rPr>
+          <w:b w:val="1"/>
+          <w:bCs w:val="1"/>
+        </w:rPr>
+      </w:pPr>
+      <w:r>
+        <w:rPr>
+          <w:b w:val="1"/>
+          <w:bCs w:val="1"/>
+          <w:rtl w:val="0"/>
+        </w:rPr>
+        <w:t xml:space="preserve">11. Two-Pass Fuzzy Title Matching</w:t>
+      </w:r>
+    </w:p>
+    <w:p>
+      <w:pPr>
+        <w:rPr/>
+      </w:pPr>
+      <w:r>
+        <w:rPr>
+          <w:rtl w:val="0"/>
+        </w:rPr>
+        <w:t xml:space="preserve">Article boundary detection in csv_fuzzy_matcher.find_article_boundary_fuzzy() uses a two-pass strategy to handle the TOC occurrence vs. standalone occurrence problem:</w:t>
+      </w:r>
+    </w:p>
+    <w:p>
+      <w:pPr>
+        <w:numPr>
+          <w:ilvl w:val="0"/>
+          <w:numId w:val="11"/>
+        </w:numPr>
+        <w:ind w:left="720" w:hanging="360"/>
+        <w:rPr/>
+      </w:pPr>
+      <w:sdt>
+        <w:sdtPr>
+          <w:id w:val="-2134458169"/>
+          <w:tag w:val="goog_rdk_24"/>
+        </w:sdtPr>
+        <w:sdtContent>
+          <w:r>
+            <w:rPr>
+              <w:rFonts w:ascii="Arial Unicode MS" w:cs="Arial Unicode MS" w:eastAsia="Arial Unicode MS" w:hAnsi="Arial Unicode MS"/>
+              <w:rtl w:val="0"/>
+            </w:rPr>
+            <w:t xml:space="preserve">Pass 1 — Collect all candidate lines with ≥70% title similarity across the full document.</w:t>
+          </w:r>
+        </w:sdtContent>
+      </w:sdt>
+    </w:p>
+    <w:p>
+      <w:pPr>
+        <w:numPr>
+          <w:ilvl w:val="0"/>
+          <w:numId w:val="11"/>
+        </w:numPr>
+        <w:ind w:left="720" w:hanging="360"/>
+        <w:rPr/>
+      </w:pPr>
+      <w:r>
+        <w:rPr>
+          <w:rtl w:val="0"/>
+        </w:rPr>
+        <w:t xml:space="preserve">Pass 2 — Selection logic:</w:t>
+      </w:r>
+    </w:p>
+    <w:p>
+      <w:pPr>
+        <w:numPr>
+          <w:ilvl w:val="1"/>
+          <w:numId w:val="11"/>
+        </w:numPr>
+        <w:ind w:left="1440" w:hanging="360"/>
+        <w:rPr/>
+      </w:pPr>
+      <w:sdt>
+        <w:sdtPr>
+          <w:id w:val="1118384900"/>
+          <w:tag w:val="goog_rdk_25"/>
+        </w:sdtPr>
+        <w:sdtContent>
+          <w:r>
+            <w:rPr>
+              <w:rFonts w:ascii="Arial Unicode MS" w:cs="Arial Unicode MS" w:eastAsia="Arial Unicode MS" w:hAnsi="Arial Unicode MS"/>
+              <w:rtl w:val="0"/>
+            </w:rPr>
+            <w:t xml:space="preserve">Prefer near-exact match (≥95% similarity) — this picks the standalone title line rather than the TOC line which contains title + author + page.</w:t>
+          </w:r>
+        </w:sdtContent>
+      </w:sdt>
+    </w:p>
+    <w:p>
+      <w:pPr>
+        <w:numPr>
+          <w:ilvl w:val="1"/>
+          <w:numId w:val="11"/>
+        </w:numPr>
+        <w:ind w:left="1440" w:hanging="360"/>
+        <w:rPr/>
+      </w:pPr>
+      <w:r>
+        <w:rPr>
+          <w:rtl w:val="0"/>
+        </w:rPr>
+        <w:t xml:space="preserve">Fallback: best fuzzy match if no near-exact found.</w:t>
+      </w:r>
+    </w:p>
+    <w:p>
+      <w:pPr>
         <w:pStyle w:val="Heading3"/>
-        <w:keepNext w:val="0"/>
-        <w:keepLines w:val="0"/>
-        <w:spacing w:before="280" w:lineRule="auto"/>
         <w:rPr>
           <w:b w:val="1"/>
           <w:bCs w:val="1"/>
           <w:color w:val="000000"/>
-          <w:sz w:val="26"/>
-          <w:szCs w:val="26"/>
-        </w:rPr>
-      </w:pPr>
-      <w:bookmarkStart w:colFirst="0" w:colLast="0" w:name="_heading=h.ra5nrtx9fh" w:id="20"/>
-      <w:bookmarkEnd w:id="20"/>
-      <w:r>
-        <w:rPr>
-          <w:rtl w:val="0"/>
-        </w:rPr>
-      </w:r>
-    </w:p>
-    <w:p>
-      <w:pPr>
-        <w:spacing w:after="240" w:before="240" w:lineRule="auto"/>
-        <w:rPr/>
-      </w:pPr>
-      <w:r>
-        <w:rPr>
-          <w:rtl w:val="0"/>
-        </w:rPr>
-      </w:r>
-    </w:p>
-    <w:p>
-      <w:pPr>
-        <w:rPr/>
-      </w:pPr>
-      <w:r>
-        <w:rPr>
-          <w:rtl w:val="0"/>
-        </w:rPr>
-      </w:r>
-    </w:p>
-    <w:p/>
+        </w:rPr>
+      </w:pPr>
+      <w:r>
+        <w:rPr>
+          <w:b w:val="1"/>
+          <w:bCs w:val="1"/>
+          <w:color w:val="000000"/>
+          <w:rtl w:val="0"/>
+        </w:rPr>
+        <w:t xml:space="preserve">Fuzzy Matching Thresholds</w:t>
+      </w:r>
+    </w:p>
+    <w:p>
+      <w:pPr>
+        <w:numPr>
+          <w:ilvl w:val="0"/>
+          <w:numId w:val="29"/>
+        </w:numPr>
+        <w:ind w:left="720" w:hanging="360"/>
+        <w:rPr/>
+      </w:pPr>
+      <w:sdt>
+        <w:sdtPr>
+          <w:id w:val="1710656369"/>
+          <w:tag w:val="goog_rdk_26"/>
+        </w:sdtPr>
+        <w:sdtContent>
+          <w:r>
+            <w:rPr>
+              <w:rFonts w:ascii="Arial Unicode MS" w:cs="Arial Unicode MS" w:eastAsia="Arial Unicode MS" w:hAnsi="Arial Unicode MS"/>
+              <w:rtl w:val="0"/>
+            </w:rPr>
+            <w:t xml:space="preserve">Candidate similarity: ≥70%</w:t>
+          </w:r>
+        </w:sdtContent>
+      </w:sdt>
+    </w:p>
+    <w:p>
+      <w:pPr>
+        <w:numPr>
+          <w:ilvl w:val="0"/>
+          <w:numId w:val="29"/>
+        </w:numPr>
+        <w:ind w:left="720" w:hanging="360"/>
+        <w:rPr/>
+      </w:pPr>
+      <w:sdt>
+        <w:sdtPr>
+          <w:id w:val="-1316079276"/>
+          <w:tag w:val="goog_rdk_27"/>
+        </w:sdtPr>
+        <w:sdtContent>
+          <w:r>
+            <w:rPr>
+              <w:rFonts w:ascii="Arial Unicode MS" w:cs="Arial Unicode MS" w:eastAsia="Arial Unicode MS" w:hAnsi="Arial Unicode MS"/>
+              <w:rtl w:val="0"/>
+            </w:rPr>
+            <w:t xml:space="preserve">Near-exact match: ≥95%</w:t>
+          </w:r>
+        </w:sdtContent>
+      </w:sdt>
+    </w:p>
+    <w:p>
+      <w:pPr>
+        <w:numPr>
+          <w:ilvl w:val="0"/>
+          <w:numId w:val="29"/>
+        </w:numPr>
+        <w:ind w:left="720" w:hanging="360"/>
+        <w:rPr/>
+      </w:pPr>
+      <w:sdt>
+        <w:sdtPr>
+          <w:id w:val="-177242754"/>
+          <w:tag w:val="goog_rdk_28"/>
+        </w:sdtPr>
+        <w:sdtContent>
+          <w:r>
+            <w:rPr>
+              <w:rFonts w:ascii="Arial Unicode MS" w:cs="Arial Unicode MS" w:eastAsia="Arial Unicode MS" w:hAnsi="Arial Unicode MS"/>
+              <w:rtl w:val="0"/>
+            </w:rPr>
+            <w:t xml:space="preserve">Next title boundary: ≥80%</w:t>
+          </w:r>
+        </w:sdtContent>
+      </w:sdt>
+    </w:p>
+    <w:p>
+      <w:pPr>
+        <w:numPr>
+          <w:ilvl w:val="0"/>
+          <w:numId w:val="29"/>
+        </w:numPr>
+        <w:ind w:left="720" w:hanging="360"/>
+        <w:rPr/>
+      </w:pPr>
+      <w:sdt>
+        <w:sdtPr>
+          <w:id w:val="2025390147"/>
+          <w:tag w:val="goog_rdk_29"/>
+        </w:sdtPr>
+        <w:sdtContent>
+          <w:r>
+            <w:rPr>
+              <w:rFonts w:ascii="Arial Unicode MS" w:cs="Arial Unicode MS" w:eastAsia="Arial Unicode MS" w:hAnsi="Arial Unicode MS"/>
+              <w:rtl w:val="0"/>
+            </w:rPr>
+            <w:t xml:space="preserve">Fuzzy issue matching: ≥80%</w:t>
+          </w:r>
+        </w:sdtContent>
+      </w:sdt>
+    </w:p>
+    <w:p>
+      <w:pPr>
+        <w:numPr>
+          <w:ilvl w:val="0"/>
+          <w:numId w:val="29"/>
+        </w:numPr>
+        <w:ind w:left="720" w:hanging="360"/>
+        <w:rPr/>
+      </w:pPr>
+      <w:sdt>
+        <w:sdtPr>
+          <w:id w:val="1257081105"/>
+          <w:tag w:val="goog_rdk_30"/>
+        </w:sdtPr>
+        <w:sdtContent>
+          <w:r>
+            <w:rPr>
+              <w:rFonts w:ascii="Arial Unicode MS" w:cs="Arial Unicode MS" w:eastAsia="Arial Unicode MS" w:hAnsi="Arial Unicode MS"/>
+              <w:rtl w:val="0"/>
+            </w:rPr>
+            <w:t xml:space="preserve">Author fuzzy matching: ≥80%</w:t>
+            <w:br w:type="textWrapping"/>
+          </w:r>
+        </w:sdtContent>
+      </w:sdt>
+    </w:p>
+    <w:p>
+      <w:pPr>
+        <w:rPr/>
+      </w:pPr>
+      <w:sdt>
+        <w:sdtPr>
+          <w:id w:val="-502841023"/>
+          <w:tag w:val="goog_rdk_31"/>
+        </w:sdtPr>
+        <w:sdtContent>
+          <w:r>
+            <w:rPr>
+              <w:rFonts w:ascii="Arial Unicode MS" w:cs="Arial Unicode MS" w:eastAsia="Arial Unicode MS" w:hAnsi="Arial Unicode MS"/>
+              <w:rtl w:val="0"/>
+            </w:rPr>
+            <w:t xml:space="preserve">Why: TOC lines contain 'title + author + page' → lower similarity score. Standalone title lines are just the title → ≥95% match. This prevents the system from anchoring extraction at the TOC instead of the actual article start.</w:t>
+          </w:r>
+        </w:sdtContent>
+      </w:sdt>
+    </w:p>
+    <w:p>
+      <w:pPr>
+        <w:rPr/>
+      </w:pPr>
+      <w:r>
+        <w:rPr>
+          <w:rtl w:val="0"/>
+        </w:rPr>
+      </w:r>
+    </w:p>
     <w:p>
       <w:pPr>
         <w:pStyle w:val="Heading2"/>
-      </w:pPr>
-      <w:r>
-        <w:t>10. Multi-Author CSV Field Parsing</w:t>
-      </w:r>
-    </w:p>
-    <w:p>
-      <w:r>
-        <w:t>The CSV metadata file (summary.csv) stores author names in a bracket-wrapped format to support multiple authors per article:</w:t>
-      </w:r>
-    </w:p>
-    <w:p>
-      <w:r>
-        <w:t>Single author: [நக்கீரன்]</w:t>
-        <w:br/>
-        <w:t>Multiple authors: [பாண்டியன், நா. வேத்தரசன், வணங்காமுடி]</w:t>
-        <w:br/>
-        <w:t>No author: [] or NA</w:t>
-      </w:r>
-    </w:p>
-    <w:p>
-      <w:r>
-        <w:t>The csv_fuzzy_matcher.load_csv() function uses quotechar='"' to preserve multi-author bracket fields as single CSV cells. The parse_author_field() function handles parsing:</w:t>
-      </w:r>
-    </w:p>
-    <w:p>
-      <w:r>
-        <w:t>1. Strip outer brackets []</w:t>
-        <w:br/>
-        <w:t>2. Split by comma for multiple authors</w:t>
-        <w:br/>
-        <w:t>3. Trim whitespace from each name</w:t>
-        <w:br/>
-        <w:t>4. Filter NA/nan/None sentinels</w:t>
-        <w:br/>
-        <w:t>5. Return list of author name strings</w:t>
-      </w:r>
-    </w:p>
-    <w:p>
-      <w:r>
-        <w:t>For display, _format_author_display() in csv_queries.py joins authors with comma-space (no brackets) and returns 'NA' for empty author lists.</w:t>
-      </w:r>
-    </w:p>
-    <w:p/>
+        <w:rPr>
+          <w:b w:val="1"/>
+          <w:bCs w:val="1"/>
+        </w:rPr>
+      </w:pPr>
+      <w:r>
+        <w:rPr>
+          <w:b w:val="1"/>
+          <w:bCs w:val="1"/>
+          <w:rtl w:val="0"/>
+        </w:rPr>
+        <w:t xml:space="preserve">12. Three-Phase Extraction Model</w:t>
+      </w:r>
+    </w:p>
+    <w:p>
+      <w:pPr>
+        <w:rPr/>
+      </w:pPr>
+      <w:r>
+        <w:rPr>
+          <w:rtl w:val="0"/>
+        </w:rPr>
+        <w:t xml:space="preserve">The extraction pipeline in parse_tamil_document() now operates in three distinct phases with line-level tracking via a processed_lines boolean array:</w:t>
+      </w:r>
+    </w:p>
+    <w:p>
+      <w:pPr>
+        <w:pStyle w:val="Heading3"/>
+        <w:rPr>
+          <w:b w:val="1"/>
+          <w:bCs w:val="1"/>
+          <w:color w:val="000000"/>
+        </w:rPr>
+      </w:pPr>
+      <w:r>
+        <w:rPr>
+          <w:b w:val="1"/>
+          <w:bCs w:val="1"/>
+          <w:color w:val="000000"/>
+          <w:rtl w:val="0"/>
+        </w:rPr>
+        <w:t xml:space="preserve">Phase 1: TOC Preparation</w:t>
+      </w:r>
+    </w:p>
+    <w:p>
+      <w:pPr>
+        <w:numPr>
+          <w:ilvl w:val="0"/>
+          <w:numId w:val="3"/>
+        </w:numPr>
+        <w:ind w:left="720" w:hanging="360"/>
+        <w:rPr/>
+      </w:pPr>
+      <w:sdt>
+        <w:sdtPr>
+          <w:id w:val="1684039078"/>
+          <w:tag w:val="goog_rdk_32"/>
+        </w:sdtPr>
+        <w:sdtContent>
+          <w:r>
+            <w:rPr>
+              <w:rFonts w:ascii="Latha" w:cs="Latha" w:eastAsia="Latha" w:hAnsi="Latha"/>
+              <w:rtl w:val="0"/>
+            </w:rPr>
+            <w:t xml:space="preserve">Detect TOC boundaries (பொருளடக்கம் to ஆகியோரின் markers)</w:t>
+          </w:r>
+        </w:sdtContent>
+      </w:sdt>
+    </w:p>
+    <w:p>
+      <w:pPr>
+        <w:numPr>
+          <w:ilvl w:val="0"/>
+          <w:numId w:val="3"/>
+        </w:numPr>
+        <w:ind w:left="720" w:hanging="360"/>
+        <w:rPr/>
+      </w:pPr>
+      <w:r>
+        <w:rPr>
+          <w:rtl w:val="0"/>
+        </w:rPr>
+        <w:t xml:space="preserve">Extract author names from TOC for pattern matching</w:t>
+      </w:r>
+    </w:p>
+    <w:p>
+      <w:pPr>
+        <w:numPr>
+          <w:ilvl w:val="0"/>
+          <w:numId w:val="3"/>
+        </w:numPr>
+        <w:ind w:left="720" w:hanging="360"/>
+        <w:rPr/>
+      </w:pPr>
+      <w:r>
+        <w:rPr>
+          <w:rtl w:val="0"/>
+        </w:rPr>
+        <w:t xml:space="preserve">Mark TOC lines (0 to toc_end) as processed</w:t>
+      </w:r>
+    </w:p>
+    <w:p>
+      <w:pPr>
+        <w:pStyle w:val="Heading3"/>
+        <w:rPr>
+          <w:b w:val="1"/>
+          <w:bCs w:val="1"/>
+          <w:color w:val="000000"/>
+        </w:rPr>
+      </w:pPr>
+      <w:r>
+        <w:rPr>
+          <w:b w:val="1"/>
+          <w:bCs w:val="1"/>
+          <w:color w:val="000000"/>
+          <w:rtl w:val="0"/>
+        </w:rPr>
+        <w:t xml:space="preserve">Phase 2: CSV-Based Extraction (Primary)</w:t>
+      </w:r>
+    </w:p>
+    <w:p>
+      <w:pPr>
+        <w:numPr>
+          <w:ilvl w:val="0"/>
+          <w:numId w:val="30"/>
+        </w:numPr>
+        <w:ind w:left="720" w:hanging="360"/>
+        <w:rPr/>
+      </w:pPr>
+      <w:r>
+        <w:rPr>
+          <w:rtl w:val="0"/>
+        </w:rPr>
+        <w:t xml:space="preserve">Independent of TOC — searches the full document</w:t>
+      </w:r>
+    </w:p>
+    <w:p>
+      <w:pPr>
+        <w:numPr>
+          <w:ilvl w:val="0"/>
+          <w:numId w:val="30"/>
+        </w:numPr>
+        <w:ind w:left="720" w:hanging="360"/>
+        <w:rPr/>
+      </w:pPr>
+      <w:r>
+        <w:rPr>
+          <w:rtl w:val="0"/>
+        </w:rPr>
+        <w:t xml:space="preserve">Uses fuzzy title matching from summary.csv catalogue</w:t>
+      </w:r>
+    </w:p>
+    <w:p>
+      <w:pPr>
+        <w:numPr>
+          <w:ilvl w:val="0"/>
+          <w:numId w:val="30"/>
+        </w:numPr>
+        <w:ind w:left="720" w:hanging="360"/>
+        <w:rPr/>
+      </w:pPr>
+      <w:r>
+        <w:rPr>
+          <w:rtl w:val="0"/>
+        </w:rPr>
+        <w:t xml:space="preserve">Marks extracted lines as processed</w:t>
+      </w:r>
+    </w:p>
+    <w:p>
+      <w:pPr>
+        <w:numPr>
+          <w:ilvl w:val="0"/>
+          <w:numId w:val="30"/>
+        </w:numPr>
+        <w:ind w:left="720" w:hanging="360"/>
+        <w:rPr/>
+      </w:pPr>
+      <w:r>
+        <w:rPr>
+          <w:rtl w:val="0"/>
+        </w:rPr>
+        <w:t xml:space="preserve">Merges discovered author names into the pattern authors list</w:t>
+      </w:r>
+    </w:p>
+    <w:p>
+      <w:pPr>
+        <w:numPr>
+          <w:ilvl w:val="0"/>
+          <w:numId w:val="30"/>
+        </w:numPr>
+        <w:ind w:left="720" w:hanging="360"/>
+        <w:rPr/>
+      </w:pPr>
+      <w:r>
+        <w:rPr>
+          <w:rtl w:val="0"/>
+        </w:rPr>
+        <w:t xml:space="preserve">Article numbering starts at 1</w:t>
+      </w:r>
+    </w:p>
+    <w:p>
+      <w:pPr>
+        <w:pStyle w:val="Heading3"/>
+        <w:rPr>
+          <w:b w:val="1"/>
+          <w:bCs w:val="1"/>
+          <w:color w:val="000000"/>
+        </w:rPr>
+      </w:pPr>
+      <w:r>
+        <w:rPr>
+          <w:b w:val="1"/>
+          <w:bCs w:val="1"/>
+          <w:color w:val="000000"/>
+          <w:rtl w:val="0"/>
+        </w:rPr>
+        <w:t xml:space="preserve">Phase 3: Pattern-Based Extraction (Fallback)</w:t>
+      </w:r>
+    </w:p>
+    <w:p>
+      <w:pPr>
+        <w:numPr>
+          <w:ilvl w:val="0"/>
+          <w:numId w:val="5"/>
+        </w:numPr>
+        <w:ind w:left="720" w:hanging="360"/>
+        <w:rPr/>
+      </w:pPr>
+      <w:r>
+        <w:rPr>
+          <w:rtl w:val="0"/>
+        </w:rPr>
+        <w:t xml:space="preserve">Runs only on remaining unprocessed lines</w:t>
+      </w:r>
+    </w:p>
+    <w:p>
+      <w:pPr>
+        <w:numPr>
+          <w:ilvl w:val="0"/>
+          <w:numId w:val="5"/>
+        </w:numPr>
+        <w:ind w:left="720" w:hanging="360"/>
+        <w:rPr/>
+      </w:pPr>
+      <w:r>
+        <w:rPr>
+          <w:rtl w:val="0"/>
+        </w:rPr>
+        <w:t xml:space="preserve">Uses combined author list (TOC authors + CSV-discovered authors)</w:t>
+      </w:r>
+    </w:p>
+    <w:p>
+      <w:pPr>
+        <w:numPr>
+          <w:ilvl w:val="0"/>
+          <w:numId w:val="5"/>
+        </w:numPr>
+        <w:ind w:left="720" w:hanging="360"/>
+        <w:rPr/>
+      </w:pPr>
+      <w:r>
+        <w:rPr>
+          <w:rtl w:val="0"/>
+        </w:rPr>
+        <w:t xml:space="preserve">Applies Patterns A, B, C in priority order</w:t>
+      </w:r>
+    </w:p>
+    <w:p>
+      <w:pPr>
+        <w:numPr>
+          <w:ilvl w:val="0"/>
+          <w:numId w:val="5"/>
+        </w:numPr>
+        <w:ind w:left="720" w:hanging="360"/>
+        <w:rPr/>
+      </w:pPr>
+      <w:r>
+        <w:rPr>
+          <w:rtl w:val="0"/>
+        </w:rPr>
+        <w:t xml:space="preserve">Article numbering continues from where CSV left off (e.g., if CSV produced articles 1–3, patterns start at 4)</w:t>
+        <w:br w:type="textWrapping"/>
+      </w:r>
+    </w:p>
+    <w:p>
+      <w:pPr>
+        <w:rPr/>
+      </w:pPr>
+      <w:r>
+        <w:rPr>
+          <w:rtl w:val="0"/>
+        </w:rPr>
+        <w:t xml:space="preserve">This ensures no content is extracted twice and article numbering is continuous across both methods.</w:t>
+      </w:r>
+    </w:p>
     <w:p>
       <w:pPr>
         <w:pStyle w:val="Heading2"/>
-      </w:pPr>
-      <w:r>
-        <w:t>11. Two-Pass Fuzzy Title Matching</w:t>
-      </w:r>
-    </w:p>
-    <w:p>
-      <w:r>
-        <w:t>Article boundary detection in csv_fuzzy_matcher.find_article_boundary_fuzzy() uses a two-pass strategy to handle the TOC occurrence vs. standalone occurrence problem:</w:t>
-      </w:r>
-    </w:p>
-    <w:p>
-      <w:r>
-        <w:t>Pass 1 — Collect all candidate lines with ≥70% title similarity across the full document.</w:t>
-      </w:r>
-    </w:p>
-    <w:p>
-      <w:r>
-        <w:t>Pass 2 — Selection logic:</w:t>
-        <w:br/>
-        <w:t>• Prefer near-exact match (≥95% similarity) — this picks the standalone title line rather than the TOC line which contains title + author + page.</w:t>
-        <w:br/>
-        <w:t>• Fallback: best fuzzy match if no near-exact found.</w:t>
+        <w:rPr>
+          <w:b w:val="1"/>
+          <w:bCs w:val="1"/>
+        </w:rPr>
+      </w:pPr>
+      <w:r>
+        <w:rPr>
+          <w:b w:val="1"/>
+          <w:bCs w:val="1"/>
+          <w:rtl w:val="0"/>
+        </w:rPr>
+        <w:t xml:space="preserve">13. Four-Step Author Extraction Fallback</w:t>
+      </w:r>
+    </w:p>
+    <w:p>
+      <w:pPr>
+        <w:rPr/>
+      </w:pPr>
+      <w:r>
+        <w:rPr>
+          <w:rtl w:val="0"/>
+        </w:rPr>
+        <w:t xml:space="preserve">Author names are now extracted using four methods in priority order:</w:t>
+        <w:br w:type="textWrapping"/>
+      </w:r>
+    </w:p>
+    <w:p>
+      <w:pPr>
+        <w:numPr>
+          <w:ilvl w:val="0"/>
+          <w:numId w:val="10"/>
+        </w:numPr>
+        <w:ind w:left="720" w:hanging="360"/>
+        <w:rPr/>
+      </w:pPr>
+      <w:sdt>
+        <w:sdtPr>
+          <w:id w:val="-342730395"/>
+          <w:tag w:val="goog_rdk_33"/>
+        </w:sdtPr>
+        <w:sdtContent>
+          <w:r>
+            <w:rPr>
+              <w:rFonts w:ascii="Latha" w:cs="Latha" w:eastAsia="Latha" w:hAnsi="Latha"/>
+              <w:rtl w:val="0"/>
+            </w:rPr>
+            <w:t xml:space="preserve">TOC Section Extraction (extract_authors_from_toc_section) — Parse the section between பொருளடக்கம் and ஆகியோரின் markers.</w:t>
+          </w:r>
+        </w:sdtContent>
+      </w:sdt>
+    </w:p>
+    <w:p>
+      <w:pPr>
+        <w:numPr>
+          <w:ilvl w:val="0"/>
+          <w:numId w:val="10"/>
+        </w:numPr>
+        <w:ind w:left="720" w:hanging="360"/>
+        <w:rPr/>
+      </w:pPr>
+      <w:r>
+        <w:rPr>
+          <w:rtl w:val="0"/>
+        </w:rPr>
+        <w:t xml:space="preserve">Content-Based Extraction (extract_authors_from_content) — Dash pattern (—, -, –) detection + position pattern (short-line-after-short-line). Used as fallback when no TOC exists.</w:t>
+      </w:r>
+    </w:p>
+    <w:p>
+      <w:pPr>
+        <w:numPr>
+          <w:ilvl w:val="0"/>
+          <w:numId w:val="10"/>
+        </w:numPr>
+        <w:ind w:left="720" w:hanging="360"/>
+        <w:rPr/>
+      </w:pPr>
+      <w:r>
+        <w:rPr>
+          <w:rtl w:val="0"/>
+        </w:rPr>
+        <w:t xml:space="preserve">TOC Line Parsing (extract_authors_from_toc via doc_utils) — Parse individual TOC entries formatted as 'Title  Author  Page'.</w:t>
+      </w:r>
+    </w:p>
+    <w:p>
+      <w:pPr>
+        <w:numPr>
+          <w:ilvl w:val="0"/>
+          <w:numId w:val="10"/>
+        </w:numPr>
+        <w:ind w:left="720" w:hanging="360"/>
+        <w:rPr/>
+      </w:pPr>
+      <w:r>
+        <w:rPr>
+          <w:rtl w:val="0"/>
+        </w:rPr>
+        <w:t xml:space="preserve">Shared Author Dictionary (build_shared_authors_dict_s3) — Cumulative author list from previously processed documents stored in S3.</w:t>
+      </w:r>
+    </w:p>
+    <w:p>
+      <w:pPr>
+        <w:rPr/>
+      </w:pPr>
+      <w:r>
+        <w:rPr>
+          <w:rtl w:val="0"/>
+        </w:rPr>
+      </w:r>
+    </w:p>
+    <w:p>
+      <w:pPr>
+        <w:pStyle w:val="Heading2"/>
+        <w:rPr>
+          <w:b w:val="1"/>
+          <w:bCs w:val="1"/>
+        </w:rPr>
+      </w:pPr>
+      <w:r>
+        <w:rPr>
+          <w:b w:val="1"/>
+          <w:bCs w:val="1"/>
+          <w:rtl w:val="0"/>
+        </w:rPr>
+        <w:t xml:space="preserve">14. Local Author Detection (shared_author_local.py)</w:t>
+      </w:r>
+    </w:p>
+    <w:p>
+      <w:pPr>
+        <w:rPr/>
+      </w:pPr>
+      <w:r>
+        <w:rPr>
+          <w:rtl w:val="0"/>
+        </w:rPr>
+        <w:t xml:space="preserve">An alternative to S3-based shared author lookup that operates without external dependencies. Used by content_extraction.py for intro section extraction.</w:t>
+        <w:br w:type="textWrapping"/>
+      </w:r>
+    </w:p>
+    <w:p>
+      <w:pPr>
+        <w:rPr/>
+      </w:pPr>
+      <w:r>
+        <w:rPr>
+          <w:rtl w:val="0"/>
+        </w:rPr>
+        <w:t xml:space="preserve">Function: check_author_ahead(lines, current_idx, authors_normalized, authors_original, lookback=3)</w:t>
+        <w:br w:type="textWrapping"/>
+      </w:r>
+    </w:p>
+    <w:p>
+      <w:pPr>
+        <w:numPr>
+          <w:ilvl w:val="0"/>
+          <w:numId w:val="1"/>
+        </w:numPr>
+        <w:ind w:left="720" w:hanging="360"/>
+        <w:rPr/>
+      </w:pPr>
+      <w:r>
+        <w:rPr>
+          <w:rtl w:val="0"/>
+        </w:rPr>
+        <w:t xml:space="preserve">Scans a lookahead window (default 3 lines) from the current position</w:t>
+      </w:r>
+    </w:p>
+    <w:p>
+      <w:pPr>
+        <w:numPr>
+          <w:ilvl w:val="0"/>
+          <w:numId w:val="1"/>
+        </w:numPr>
+        <w:ind w:left="720" w:hanging="360"/>
+        <w:rPr/>
+      </w:pPr>
+      <w:r>
+        <w:rPr>
+          <w:rtl w:val="0"/>
+        </w:rPr>
+        <w:t xml:space="preserve">Checks if any upcoming line matches a known author name</w:t>
+      </w:r>
+    </w:p>
+    <w:p>
+      <w:pPr>
+        <w:numPr>
+          <w:ilvl w:val="0"/>
+          <w:numId w:val="1"/>
+        </w:numPr>
+        <w:ind w:left="720" w:hanging="360"/>
+        <w:rPr/>
+      </w:pPr>
+      <w:r>
+        <w:rPr>
+          <w:rtl w:val="0"/>
+        </w:rPr>
+        <w:t xml:space="preserve">Returns (is_author_ahead, author_name, author_line_idx)</w:t>
+      </w:r>
+    </w:p>
+    <w:p>
+      <w:pPr>
+        <w:numPr>
+          <w:ilvl w:val="0"/>
+          <w:numId w:val="1"/>
+        </w:numPr>
+        <w:ind w:left="720" w:hanging="360"/>
+        <w:rPr/>
+      </w:pPr>
+      <w:r>
+        <w:rPr>
+          <w:rtl w:val="0"/>
+        </w:rPr>
+        <w:t xml:space="preserve">Enables content extraction to stop before the next author boundary</w:t>
+        <w:br w:type="textWrapping"/>
+      </w:r>
+    </w:p>
+    <w:p>
+      <w:pPr>
+        <w:rPr/>
+      </w:pPr>
+      <w:r>
+        <w:rPr>
+          <w:rtl w:val="0"/>
+        </w:rPr>
+        <w:t xml:space="preserve">This decouples intro content extraction from S3 data, allowing the pipeline to run in environments without S3 access.</w:t>
+      </w:r>
+    </w:p>
+    <w:p>
+      <w:pPr>
+        <w:rPr/>
+      </w:pPr>
+      <w:r>
+        <w:rPr>
+          <w:rtl w:val="0"/>
+        </w:rPr>
+      </w:r>
+    </w:p>
+    <w:p>
+      <w:pPr>
+        <w:pStyle w:val="Heading2"/>
+        <w:rPr>
+          <w:b w:val="1"/>
+          <w:bCs w:val="1"/>
+        </w:rPr>
+      </w:pPr>
+      <w:r>
+        <w:rPr>
+          <w:b w:val="1"/>
+          <w:bCs w:val="1"/>
+          <w:rtl w:val="0"/>
+        </w:rPr>
+        <w:t xml:space="preserve">15. Robust TOC Line Parsing</w:t>
+      </w:r>
+    </w:p>
+    <w:p>
+      <w:pPr>
+        <w:rPr/>
+      </w:pPr>
+      <w:r>
+        <w:rPr>
+          <w:rtl w:val="0"/>
+        </w:rPr>
+        <w:t xml:space="preserve">The parse_toc_line_robust() function in doc_utils.py handles multiple TOC formats:</w:t>
+      </w:r>
+    </w:p>
+    <w:p>
+      <w:pPr>
+        <w:numPr>
+          <w:ilvl w:val="0"/>
+          <w:numId w:val="31"/>
+        </w:numPr>
+        <w:ind w:left="720" w:hanging="360"/>
+        <w:rPr/>
+      </w:pPr>
+      <w:r>
+        <w:rPr>
+          <w:rtl w:val="0"/>
+        </w:rPr>
+        <w:t xml:space="preserve">4+ space splits — Standard 'Title    Author    Page' format</w:t>
+      </w:r>
+    </w:p>
+    <w:p>
+      <w:pPr>
+        <w:numPr>
+          <w:ilvl w:val="0"/>
+          <w:numId w:val="31"/>
+        </w:numPr>
+        <w:ind w:left="720" w:hanging="360"/>
+        <w:rPr/>
+      </w:pPr>
+      <w:r>
+        <w:rPr>
+          <w:rtl w:val="0"/>
+        </w:rPr>
+        <w:t xml:space="preserve">3+ space splits — Compact format</w:t>
+      </w:r>
+    </w:p>
+    <w:p>
+      <w:pPr>
+        <w:numPr>
+          <w:ilvl w:val="0"/>
+          <w:numId w:val="31"/>
+        </w:numPr>
+        <w:ind w:left="720" w:hanging="360"/>
+        <w:rPr/>
+      </w:pPr>
+      <w:r>
+        <w:rPr>
+          <w:rtl w:val="0"/>
+        </w:rPr>
+        <w:t xml:space="preserve">2+ space splits — Minimal spacing</w:t>
+      </w:r>
+    </w:p>
+    <w:p>
+      <w:pPr>
+        <w:numPr>
+          <w:ilvl w:val="0"/>
+          <w:numId w:val="31"/>
+        </w:numPr>
+        <w:ind w:left="720" w:hanging="360"/>
+        <w:rPr/>
+      </w:pPr>
+      <w:r>
+        <w:rPr>
+          <w:rtl w:val="0"/>
+        </w:rPr>
+        <w:t xml:space="preserve">Single-space splits — Dense format</w:t>
+        <w:br w:type="textWrapping"/>
+      </w:r>
+    </w:p>
+    <w:p>
+      <w:pPr>
+        <w:rPr/>
+      </w:pPr>
+      <w:r>
+        <w:rPr>
+          <w:rtl w:val="0"/>
+        </w:rPr>
+        <w:t xml:space="preserve">Special handling:</w:t>
+        <w:br w:type="textWrapping"/>
+      </w:r>
+    </w:p>
+    <w:p>
+      <w:pPr>
+        <w:numPr>
+          <w:ilvl w:val="0"/>
+          <w:numId w:val="13"/>
+        </w:numPr>
+        <w:ind w:left="720" w:hanging="360"/>
+        <w:rPr/>
+      </w:pPr>
+      <w:sdt>
+        <w:sdtPr>
+          <w:id w:val="-742842538"/>
+          <w:tag w:val="goog_rdk_34"/>
+        </w:sdtPr>
+        <w:sdtContent>
+          <w:r>
+            <w:rPr>
+              <w:rFonts w:ascii="Latha" w:cs="Latha" w:eastAsia="Latha" w:hAnsi="Latha"/>
+              <w:rtl w:val="0"/>
+            </w:rPr>
+            <w:t xml:space="preserve">Detects Tamil initials (e.g., 'ரா. நீலமேகம்')</w:t>
+          </w:r>
+        </w:sdtContent>
+      </w:sdt>
+    </w:p>
+    <w:p>
+      <w:pPr>
+        <w:numPr>
+          <w:ilvl w:val="0"/>
+          <w:numId w:val="13"/>
+        </w:numPr>
+        <w:ind w:left="720" w:hanging="360"/>
+        <w:rPr/>
+      </w:pPr>
+      <w:r>
+        <w:rPr>
+          <w:rtl w:val="0"/>
+        </w:rPr>
+        <w:t xml:space="preserve">Filters ellipsis '…' as placeholder for missing authors</w:t>
+      </w:r>
+    </w:p>
+    <w:p>
+      <w:pPr>
+        <w:numPr>
+          <w:ilvl w:val="0"/>
+          <w:numId w:val="13"/>
+        </w:numPr>
+        <w:ind w:left="720" w:hanging="360"/>
+        <w:rPr/>
+      </w:pPr>
+      <w:r>
+        <w:rPr>
+          <w:rtl w:val="0"/>
+        </w:rPr>
+        <w:t xml:space="preserve">Validates page numbers are numeric</w:t>
+      </w:r>
+    </w:p>
+    <w:p>
+      <w:pPr>
+        <w:rPr/>
+      </w:pPr>
+      <w:r>
+        <w:rPr>
+          <w:rtl w:val="0"/>
+        </w:rPr>
+      </w:r>
+    </w:p>
+    <w:p>
+      <w:pPr>
+        <w:pStyle w:val="Heading2"/>
+        <w:rPr>
+          <w:b w:val="1"/>
+          <w:bCs w:val="1"/>
+        </w:rPr>
+      </w:pPr>
+      <w:r>
+        <w:rPr>
+          <w:b w:val="1"/>
+          <w:bCs w:val="1"/>
+          <w:rtl w:val="0"/>
+        </w:rPr>
+        <w:t xml:space="preserve">16. Content Extraction Thresholds</w:t>
       </w:r>
     </w:p>
     <w:p>
       <w:pPr>
         <w:pStyle w:val="Heading3"/>
-      </w:pPr>
-      <w:r>
-        <w:t>Fuzzy Matching Thresholds</w:t>
-      </w:r>
-    </w:p>
-    <w:p>
-      <w:r>
-        <w:t>• Candidate similarity: ≥70%</w:t>
-        <w:br/>
-        <w:t>• Near-exact match: ≥95%</w:t>
-        <w:br/>
-        <w:t>• Next title boundary: ≥80%</w:t>
-        <w:br/>
-        <w:t>• Fuzzy issue matching: ≥80%</w:t>
-        <w:br/>
-        <w:t>• Author fuzzy matching: ≥80%</w:t>
-      </w:r>
-    </w:p>
-    <w:p>
-      <w:r>
-        <w:t>Why: TOC lines contain 'title + author + page' → lower similarity score. Standalone title lines are just the title → ≥95% match. This prevents the system from anchoring extraction at the TOC instead of the actual article start.</w:t>
-      </w:r>
-    </w:p>
-    <w:p/>
+        <w:rPr>
+          <w:b w:val="1"/>
+          <w:bCs w:val="1"/>
+          <w:color w:val="000000"/>
+        </w:rPr>
+      </w:pPr>
+      <w:r>
+        <w:rPr>
+          <w:b w:val="1"/>
+          <w:bCs w:val="1"/>
+          <w:color w:val="000000"/>
+          <w:rtl w:val="0"/>
+        </w:rPr>
+        <w:t xml:space="preserve">Blank Line Thresholds</w:t>
+      </w:r>
+    </w:p>
+    <w:p>
+      <w:pPr>
+        <w:numPr>
+          <w:ilvl w:val="0"/>
+          <w:numId w:val="14"/>
+        </w:numPr>
+        <w:ind w:left="720" w:hanging="360"/>
+        <w:rPr/>
+      </w:pPr>
+      <w:r>
+        <w:rPr>
+          <w:rtl w:val="0"/>
+        </w:rPr>
+        <w:t xml:space="preserve">3+ consecutive blank lines — Section boundary (content_extraction.py)</w:t>
+      </w:r>
+    </w:p>
+    <w:p>
+      <w:pPr>
+        <w:numPr>
+          <w:ilvl w:val="0"/>
+          <w:numId w:val="14"/>
+        </w:numPr>
+        <w:ind w:left="720" w:hanging="360"/>
+        <w:rPr/>
+      </w:pPr>
+      <w:r>
+        <w:rPr>
+          <w:rtl w:val="0"/>
+        </w:rPr>
+        <w:t xml:space="preserve">4+ consecutive blank lines — Stop condition for intro extraction</w:t>
+      </w:r>
+    </w:p>
+    <w:p>
+      <w:pPr>
+        <w:numPr>
+          <w:ilvl w:val="0"/>
+          <w:numId w:val="14"/>
+        </w:numPr>
+        <w:ind w:left="720" w:hanging="360"/>
+        <w:rPr/>
+      </w:pPr>
+      <w:r>
+        <w:rPr>
+          <w:rtl w:val="0"/>
+        </w:rPr>
+        <w:t xml:space="preserve">4+ consecutive blank lines — Stop condition for pattern-based article content collection</w:t>
+      </w:r>
+    </w:p>
+    <w:p>
+      <w:pPr>
+        <w:pStyle w:val="Heading3"/>
+        <w:rPr>
+          <w:b w:val="1"/>
+          <w:bCs w:val="1"/>
+          <w:color w:val="000000"/>
+        </w:rPr>
+      </w:pPr>
+      <w:r>
+        <w:rPr>
+          <w:b w:val="1"/>
+          <w:bCs w:val="1"/>
+          <w:color w:val="000000"/>
+          <w:rtl w:val="0"/>
+        </w:rPr>
+        <w:t xml:space="preserve">Content Length Minimums</w:t>
+      </w:r>
+    </w:p>
+    <w:p>
+      <w:pPr>
+        <w:numPr>
+          <w:ilvl w:val="0"/>
+          <w:numId w:val="6"/>
+        </w:numPr>
+        <w:ind w:left="720" w:hanging="360"/>
+        <w:rPr/>
+      </w:pPr>
+      <w:r>
+        <w:rPr>
+          <w:rtl w:val="0"/>
+        </w:rPr>
+        <w:t xml:space="preserve">Article content: minimum 100 characters (csv_fuzzy_matcher.py)</w:t>
+      </w:r>
+    </w:p>
+    <w:p>
+      <w:pPr>
+        <w:numPr>
+          <w:ilvl w:val="0"/>
+          <w:numId w:val="6"/>
+        </w:numPr>
+        <w:ind w:left="720" w:hanging="360"/>
+        <w:rPr/>
+      </w:pPr>
+      <w:r>
+        <w:rPr>
+          <w:rtl w:val="0"/>
+        </w:rPr>
+        <w:t xml:space="preserve">Content lines: minimum 4 non-empty lines (content_extraction.py)</w:t>
+      </w:r>
+    </w:p>
+    <w:p>
+      <w:pPr>
+        <w:numPr>
+          <w:ilvl w:val="0"/>
+          <w:numId w:val="6"/>
+        </w:numPr>
+        <w:ind w:left="720" w:hanging="360"/>
+        <w:rPr/>
+      </w:pPr>
+      <w:r>
+        <w:rPr>
+          <w:rtl w:val="0"/>
+        </w:rPr>
+        <w:t xml:space="preserve">Content words: minimum 50 words (validation rule)</w:t>
+      </w:r>
+    </w:p>
+    <w:p>
+      <w:pPr>
+        <w:pStyle w:val="Heading3"/>
+        <w:rPr>
+          <w:b w:val="1"/>
+          <w:bCs w:val="1"/>
+          <w:color w:val="000000"/>
+        </w:rPr>
+      </w:pPr>
+      <w:r>
+        <w:rPr>
+          <w:b w:val="1"/>
+          <w:bCs w:val="1"/>
+          <w:color w:val="000000"/>
+          <w:rtl w:val="0"/>
+        </w:rPr>
+        <w:t xml:space="preserve">Heading Validation</w:t>
+      </w:r>
+    </w:p>
+    <w:p>
+      <w:pPr>
+        <w:numPr>
+          <w:ilvl w:val="0"/>
+          <w:numId w:val="7"/>
+        </w:numPr>
+        <w:ind w:left="720" w:hanging="360"/>
+        <w:rPr/>
+      </w:pPr>
+      <w:r>
+        <w:rPr>
+          <w:rtl w:val="0"/>
+        </w:rPr>
+        <w:t xml:space="preserve">Maximum 100 characters</w:t>
+      </w:r>
+    </w:p>
+    <w:p>
+      <w:pPr>
+        <w:numPr>
+          <w:ilvl w:val="0"/>
+          <w:numId w:val="7"/>
+        </w:numPr>
+        <w:ind w:left="720" w:hanging="360"/>
+        <w:rPr/>
+      </w:pPr>
+      <w:r>
+        <w:rPr>
+          <w:rtl w:val="0"/>
+        </w:rPr>
+        <w:t xml:space="preserve">Must not be a known author name</w:t>
+      </w:r>
+    </w:p>
+    <w:p>
+      <w:pPr>
+        <w:numPr>
+          <w:ilvl w:val="0"/>
+          <w:numId w:val="7"/>
+        </w:numPr>
+        <w:ind w:left="720" w:hanging="360"/>
+        <w:rPr/>
+      </w:pPr>
+      <w:r>
+        <w:rPr>
+          <w:rtl w:val="0"/>
+        </w:rPr>
+        <w:t xml:space="preserve">Must contain at least one Tamil character</w:t>
+      </w:r>
+    </w:p>
+    <w:p>
+      <w:pPr>
+        <w:rPr/>
+      </w:pPr>
+      <w:r>
+        <w:rPr>
+          <w:rtl w:val="0"/>
+        </w:rPr>
+      </w:r>
+    </w:p>
     <w:p>
       <w:pPr>
         <w:pStyle w:val="Heading2"/>
-      </w:pPr>
-      <w:r>
-        <w:t>12. Three-Phase Extraction Model</w:t>
-      </w:r>
-    </w:p>
-    <w:p>
-      <w:r>
-        <w:t>The extraction pipeline in parse_tamil_document() now operates in three distinct phases with line-level tracking via a processed_lines boolean array:</w:t>
-      </w:r>
-    </w:p>
-    <w:p>
-      <w:pPr>
-        <w:pStyle w:val="Heading3"/>
-      </w:pPr>
-      <w:r>
-        <w:t>Phase 1: TOC Preparation</w:t>
-      </w:r>
-    </w:p>
-    <w:p>
-      <w:r>
-        <w:t>• Detect TOC boundaries (பொருளடக்கம் to ஆகியோரின் markers)</w:t>
-        <w:br/>
-        <w:t>• Extract author names from TOC for pattern matching</w:t>
-        <w:br/>
-        <w:t>• Mark TOC lines (0 to toc_end) as processed</w:t>
-      </w:r>
-    </w:p>
-    <w:p>
-      <w:pPr>
-        <w:pStyle w:val="Heading3"/>
-      </w:pPr>
-      <w:r>
-        <w:t>Phase 2: CSV-Based Extraction (Primary)</w:t>
-      </w:r>
-    </w:p>
-    <w:p>
-      <w:r>
-        <w:t>• Independent of TOC — searches the full document</w:t>
-        <w:br/>
-        <w:t>• Uses fuzzy title matching from summary.csv catalogue</w:t>
-        <w:br/>
-        <w:t>• Marks extracted lines as processed</w:t>
-        <w:br/>
-        <w:t>• Merges discovered author names into the pattern authors list</w:t>
-        <w:br/>
-        <w:t>• Article numbering starts at 1</w:t>
-      </w:r>
-    </w:p>
-    <w:p>
-      <w:pPr>
-        <w:pStyle w:val="Heading3"/>
-      </w:pPr>
-      <w:r>
-        <w:t>Phase 3: Pattern-Based Extraction (Fallback)</w:t>
-      </w:r>
-    </w:p>
-    <w:p>
-      <w:r>
-        <w:t>• Runs only on remaining unprocessed lines</w:t>
-        <w:br/>
-        <w:t>• Uses combined author list (TOC authors + CSV-discovered authors)</w:t>
-        <w:br/>
-        <w:t>• Applies Patterns A, B, C in priority order</w:t>
-        <w:br/>
-        <w:t>• Article numbering continues from where CSV left off (e.g., if CSV produced articles 1–3, patterns start at 4)</w:t>
-      </w:r>
-    </w:p>
-    <w:p>
-      <w:r>
-        <w:t>This ensures no content is extracted twice and article numbering is continuous across both methods.</w:t>
-      </w:r>
-    </w:p>
-    <w:p/>
+        <w:rPr>
+          <w:b w:val="1"/>
+          <w:bCs w:val="1"/>
+        </w:rPr>
+      </w:pPr>
+      <w:r>
+        <w:rPr>
+          <w:b w:val="1"/>
+          <w:bCs w:val="1"/>
+          <w:rtl w:val="0"/>
+        </w:rPr>
+        <w:t xml:space="preserve">17. Intro Section Keywords (Full List)</w:t>
+      </w:r>
+    </w:p>
+    <w:p>
+      <w:pPr>
+        <w:rPr/>
+      </w:pPr>
+      <w:r>
+        <w:rPr>
+          <w:rtl w:val="0"/>
+        </w:rPr>
+        <w:t xml:space="preserve">The following 17 keywords in text_processing.get_intro_keywords() identify editorial and recurring column sections. These are extracted as standalone entries:</w:t>
+      </w:r>
+    </w:p>
+    <w:p>
+      <w:pPr>
+        <w:ind w:left="720" w:firstLine="0"/>
+        <w:rPr/>
+      </w:pPr>
+      <w:sdt>
+        <w:sdtPr>
+          <w:id w:val="1513464860"/>
+          <w:tag w:val="goog_rdk_35"/>
+        </w:sdtPr>
+        <w:sdtContent>
+          <w:r>
+            <w:rPr>
+              <w:rFonts w:ascii="Latha" w:cs="Latha" w:eastAsia="Latha" w:hAnsi="Latha"/>
+              <w:rtl w:val="0"/>
+            </w:rPr>
+            <w:t xml:space="preserve">1. எங்கள் எண்ணம்</w:t>
+            <w:br w:type="textWrapping"/>
+            <w:t xml:space="preserve">2. காலமும் கருத்தும்</w:t>
+            <w:br w:type="textWrapping"/>
+            <w:t xml:space="preserve">3. பாரதிதாசன் பரம்பரை</w:t>
+            <w:br w:type="textWrapping"/>
+            <w:t xml:space="preserve">4. செய்திப்பாட்டு (variants: செய்திபாட்டு, செய்திப் பாட்டு)</w:t>
+            <w:br w:type="textWrapping"/>
+            <w:t xml:space="preserve">5. பொது மேடை (variant: பொதுமேடை)</w:t>
+          </w:r>
+        </w:sdtContent>
+      </w:sdt>
+    </w:p>
+    <w:p>
+      <w:pPr>
+        <w:rPr/>
+      </w:pPr>
+      <w:r>
+        <w:rPr>
+          <w:rtl w:val="0"/>
+        </w:rPr>
+        <w:t xml:space="preserve">Plus additional recurring column titles specific to the Ponni magazine archive.</w:t>
+      </w:r>
+    </w:p>
     <w:p>
       <w:pPr>
         <w:pStyle w:val="Heading2"/>
-      </w:pPr>
-      <w:r>
-        <w:t>13. Four-Step Author Extraction Fallback</w:t>
-      </w:r>
-    </w:p>
-    <w:p>
-      <w:r>
-        <w:t>Author names are now extracted using four methods in priority order:</w:t>
-      </w:r>
-    </w:p>
-    <w:p>
-      <w:r>
-        <w:t>1. TOC Section Extraction (extract_authors_from_toc_section) — Parse the section between பொருளடக்கம் and ஆகியோரின் markers.</w:t>
-      </w:r>
-    </w:p>
-    <w:p>
-      <w:r>
-        <w:t>2. Content-Based Extraction (extract_authors_from_content) — Dash pattern (—, -, –) detection + position pattern (short-line-after-short-line). Used as fallback when no TOC exists.</w:t>
-      </w:r>
-    </w:p>
-    <w:p>
-      <w:r>
-        <w:t>3. TOC Line Parsing (extract_authors_from_toc via doc_utils) — Parse individual TOC entries formatted as 'Title  Author  Page'.</w:t>
-      </w:r>
-    </w:p>
-    <w:p>
-      <w:r>
-        <w:t>4. Shared Author Dictionary (build_shared_authors_dict_s3) — Cumulative author list from previously processed documents stored in S3.</w:t>
-      </w:r>
-    </w:p>
-    <w:p/>
+        <w:rPr>
+          <w:b w:val="1"/>
+          <w:bCs w:val="1"/>
+        </w:rPr>
+      </w:pPr>
+      <w:r>
+        <w:rPr>
+          <w:b w:val="1"/>
+          <w:bCs w:val="1"/>
+          <w:rtl w:val="0"/>
+        </w:rPr>
+        <w:t xml:space="preserve">18. Author Index Output to S3</w:t>
+      </w:r>
+    </w:p>
+    <w:p>
+      <w:pPr>
+        <w:rPr/>
+      </w:pPr>
+      <w:r>
+        <w:rPr>
+          <w:rtl w:val="0"/>
+        </w:rPr>
+        <w:t xml:space="preserve">After article extraction, an author index is saved to S3 via save_authors_to_s3():</w:t>
+        <w:br w:type="textWrapping"/>
+      </w:r>
+    </w:p>
+    <w:p>
+      <w:pPr>
+        <w:rPr/>
+      </w:pPr>
+      <w:r>
+        <w:rPr>
+          <w:b w:val="1"/>
+          <w:bCs w:val="1"/>
+          <w:rtl w:val="0"/>
+        </w:rPr>
+        <w:t xml:space="preserve">Output:</w:t>
+      </w:r>
+      <w:r>
+        <w:rPr>
+          <w:rtl w:val="0"/>
+        </w:rPr>
+        <w:t xml:space="preserve"> authors.json in the S3 output folder</w:t>
+      </w:r>
+    </w:p>
+    <w:p>
+      <w:pPr>
+        <w:rPr/>
+      </w:pPr>
+      <w:r>
+        <w:rPr>
+          <w:b w:val="1"/>
+          <w:bCs w:val="1"/>
+          <w:rtl w:val="0"/>
+        </w:rPr>
+        <w:t xml:space="preserve">Structure:</w:t>
+      </w:r>
+      <w:r>
+        <w:rPr>
+          <w:rtl w:val="0"/>
+        </w:rPr>
+        <w:t xml:space="preserve"> [{"doc_id": "1", "doc_issue": "1", "authors": ["author1", "author2"]}, ...]</w:t>
+        <w:br w:type="textWrapping"/>
+      </w:r>
+    </w:p>
+    <w:p>
+      <w:pPr>
+        <w:numPr>
+          <w:ilvl w:val="0"/>
+          <w:numId w:val="12"/>
+        </w:numPr>
+        <w:ind w:left="720" w:hanging="360"/>
+        <w:rPr/>
+      </w:pPr>
+      <w:r>
+        <w:rPr>
+          <w:rtl w:val="0"/>
+        </w:rPr>
+        <w:t xml:space="preserve">Maintains author list per document (doc_id + doc_issue)</w:t>
+      </w:r>
+    </w:p>
+    <w:p>
+      <w:pPr>
+        <w:numPr>
+          <w:ilvl w:val="0"/>
+          <w:numId w:val="12"/>
+        </w:numPr>
+        <w:ind w:left="720" w:hanging="360"/>
+        <w:rPr/>
+      </w:pPr>
+      <w:r>
+        <w:rPr>
+          <w:rtl w:val="0"/>
+        </w:rPr>
+        <w:t xml:space="preserve">Supports incremental updates (adds new doc, updates existing)</w:t>
+      </w:r>
+    </w:p>
+    <w:p>
+      <w:pPr>
+        <w:numPr>
+          <w:ilvl w:val="0"/>
+          <w:numId w:val="12"/>
+        </w:numPr>
+        <w:ind w:left="720" w:hanging="360"/>
+        <w:rPr/>
+      </w:pPr>
+      <w:r>
+        <w:rPr>
+          <w:rtl w:val="0"/>
+        </w:rPr>
+        <w:t xml:space="preserve">Used by shared_author.py to build cumulative author dictionaries</w:t>
+      </w:r>
+    </w:p>
+    <w:p>
+      <w:pPr>
+        <w:numPr>
+          <w:ilvl w:val="0"/>
+          <w:numId w:val="12"/>
+        </w:numPr>
+        <w:ind w:left="720" w:hanging="360"/>
+        <w:rPr/>
+      </w:pPr>
+      <w:r>
+        <w:rPr>
+          <w:rtl w:val="0"/>
+        </w:rPr>
+        <w:t xml:space="preserve">Enables cross-document author consistency checking</w:t>
+      </w:r>
+    </w:p>
+    <w:p>
+      <w:pPr>
+        <w:rPr/>
+      </w:pPr>
+      <w:r>
+        <w:rPr>
+          <w:rtl w:val="0"/>
+        </w:rPr>
+      </w:r>
+    </w:p>
     <w:p>
       <w:pPr>
         <w:pStyle w:val="Heading2"/>
-      </w:pPr>
-      <w:r>
-        <w:t>14. Local Author Detection (shared_author_local.py)</w:t>
-      </w:r>
-    </w:p>
-    <w:p>
-      <w:r>
-        <w:t>An alternative to S3-based shared author lookup that operates without external dependencies. Used by content_extraction.py for intro section extraction.</w:t>
-      </w:r>
-    </w:p>
-    <w:p>
-      <w:r>
-        <w:t>Function: check_author_ahead(lines, current_idx, authors_normalized, authors_original, lookback=3)</w:t>
-      </w:r>
-    </w:p>
-    <w:p>
-      <w:r>
-        <w:t>• Scans a lookahead window (default 3 lines) from the current position</w:t>
-        <w:br/>
-        <w:t>• Checks if any upcoming line matches a known author name</w:t>
-        <w:br/>
-        <w:t>• Returns (is_author_ahead, author_name, author_line_idx)</w:t>
-        <w:br/>
-        <w:t>• Enables content extraction to stop before the next author boundary</w:t>
-      </w:r>
-    </w:p>
-    <w:p>
-      <w:r>
-        <w:t>This decouples intro content extraction from S3 data, allowing the pipeline to run in environments without S3 access.</w:t>
-      </w:r>
-    </w:p>
-    <w:p/>
-    <w:p>
-      <w:pPr>
-        <w:pStyle w:val="Heading2"/>
-      </w:pPr>
-      <w:r>
-        <w:t>15. Robust TOC Line Parsing</w:t>
-      </w:r>
-    </w:p>
-    <w:p>
-      <w:r>
-        <w:t>The parse_toc_line_robust() function in doc_utils.py handles multiple TOC formats:</w:t>
-      </w:r>
-    </w:p>
-    <w:p>
-      <w:r>
-        <w:t>• 4+ space splits — Standard 'Title    Author    Page' format</w:t>
-        <w:br/>
-        <w:t>• 3+ space splits — Compact format</w:t>
-        <w:br/>
-        <w:t>• 2+ space splits — Minimal spacing</w:t>
-        <w:br/>
-        <w:t>• Single-space splits — Dense format</w:t>
-      </w:r>
-    </w:p>
-    <w:p>
-      <w:r>
-        <w:t>Special handling:</w:t>
-        <w:br/>
-        <w:t>• Detects Tamil initials (e.g., 'ரா. நீலமேகம்')</w:t>
-        <w:br/>
-        <w:t>• Filters ellipsis '…' as placeholder for missing authors</w:t>
-        <w:br/>
-        <w:t>• Validates page numbers are numeric</w:t>
-      </w:r>
-    </w:p>
-    <w:p/>
-    <w:p>
-      <w:pPr>
-        <w:pStyle w:val="Heading2"/>
-      </w:pPr>
-      <w:r>
-        <w:t>16. Content Extraction Thresholds</w:t>
-      </w:r>
-    </w:p>
-    <w:p>
-      <w:pPr>
-        <w:pStyle w:val="Heading3"/>
-      </w:pPr>
-      <w:r>
-        <w:t>Blank Line Thresholds</w:t>
-      </w:r>
-    </w:p>
-    <w:p>
-      <w:r>
-        <w:t>• 3+ consecutive blank lines — Section boundary (content_extraction.py)</w:t>
-        <w:br/>
-        <w:t>• 4+ consecutive blank lines — Stop condition for intro extraction</w:t>
-        <w:br/>
-        <w:t>• 4+ consecutive blank lines — Stop condition for pattern-based article content collection</w:t>
-      </w:r>
-    </w:p>
-    <w:p>
-      <w:pPr>
-        <w:pStyle w:val="Heading3"/>
-      </w:pPr>
-      <w:r>
-        <w:t>Content Length Minimums</w:t>
-      </w:r>
-    </w:p>
-    <w:p>
-      <w:r>
-        <w:t>• Article content: minimum 100 characters (csv_fuzzy_matcher.py)</w:t>
-        <w:br/>
-        <w:t>• Content lines: minimum 4 non-empty lines (content_extraction.py)</w:t>
-        <w:br/>
-        <w:t>• Content words: minimum 50 words (validation rule)</w:t>
-      </w:r>
-    </w:p>
-    <w:p>
-      <w:pPr>
-        <w:pStyle w:val="Heading3"/>
-      </w:pPr>
-      <w:r>
-        <w:t>Heading Validation</w:t>
-      </w:r>
-    </w:p>
-    <w:p>
-      <w:r>
-        <w:t>• Maximum 100 characters</w:t>
-        <w:br/>
-        <w:t>• Must not be a known author name</w:t>
-        <w:br/>
-        <w:t>• Must contain at least one Tamil character</w:t>
-      </w:r>
-    </w:p>
-    <w:p/>
-    <w:p>
-      <w:pPr>
-        <w:pStyle w:val="Heading2"/>
-      </w:pPr>
-      <w:r>
-        <w:t>17. Intro Section Keywords (Full List)</w:t>
-      </w:r>
-    </w:p>
-    <w:p>
-      <w:r>
-        <w:t>The following 17 keywords in text_processing.get_intro_keywords() identify editorial and recurring column sections. These are extracted as standalone entries:</w:t>
-      </w:r>
-    </w:p>
-    <w:p>
-      <w:r>
-        <w:t>1. எங்கள் எண்ணம்</w:t>
-        <w:br/>
-        <w:t>2. காலமும் கருத்தும்</w:t>
-        <w:br/>
-        <w:t>3. பாரதிதாசன் பரம்பரை</w:t>
-        <w:br/>
-        <w:t>4. செய்திப்பாட்டு (variants: செய்திபாட்டு, செய்திப் பாட்டு)</w:t>
-        <w:br/>
-        <w:t>5. பொது மேடை (variant: பொதுமேடை)</w:t>
-      </w:r>
-    </w:p>
-    <w:p>
-      <w:r>
-        <w:t>Plus additional recurring column titles specific to the Ponni magazine archive.</w:t>
-      </w:r>
-    </w:p>
-    <w:p/>
-    <w:p>
-      <w:pPr>
-        <w:pStyle w:val="Heading2"/>
-      </w:pPr>
-      <w:r>
-        <w:t>18. Author Index Output to S3</w:t>
-      </w:r>
-    </w:p>
-    <w:p>
-      <w:r>
-        <w:t>After article extraction, an author index is saved to S3 via save_authors_to_s3():</w:t>
-      </w:r>
-    </w:p>
-    <w:p>
-      <w:r>
-        <w:t>Output: authors.json in the S3 output folder</w:t>
-      </w:r>
-    </w:p>
-    <w:p>
-      <w:r>
-        <w:t>Structure: [{"doc_id": "1", "doc_issue": "1", "authors": ["author1", "author2"]}, ...]</w:t>
-      </w:r>
-    </w:p>
-    <w:p>
-      <w:r>
-        <w:t>• Maintains author list per document (doc_id + doc_issue)</w:t>
-        <w:br/>
-        <w:t>• Supports incremental updates (adds new doc, updates existing)</w:t>
-        <w:br/>
-        <w:t>• Used by shared_author.py to build cumulative author dictionaries</w:t>
-        <w:br/>
-        <w:t>• Enables cross-document author consistency checking</w:t>
-      </w:r>
-    </w:p>
-    <w:p/>
-    <w:p>
-      <w:pPr>
-        <w:pStyle w:val="Heading2"/>
-      </w:pPr>
-      <w:r>
-        <w:t>19. Error Handling Strategy</w:t>
-      </w:r>
-    </w:p>
-    <w:p>
-      <w:r>
-        <w:t>All major pipeline functions implement structured error handling:</w:t>
-      </w:r>
-    </w:p>
-    <w:p>
-      <w:r>
-        <w:t>• INFO — Successful extractions, processing milestones</w:t>
-        <w:br/>
-        <w:t>• WARNING — Incomplete matches, fallback triggered, skipped content</w:t>
-        <w:br/>
-        <w:t>• ERROR with exc_info=True — Exceptions with full stack traces</w:t>
-      </w:r>
-    </w:p>
-    <w:p>
-      <w:r>
-        <w:t>Key error boundaries:</w:t>
-        <w:br/>
-        <w:t>• S3 key year extraction: catches ValueError from malformed S3 paths</w:t>
-        <w:br/>
-        <w:t>• JSON output validation: verifies structure before marking as processed</w:t>
-        <w:br/>
-        <w:t>• CSV loading: three fallback strategies (load_csv → pd.read_csv with quotechar → pd.read_csv with on_bad_lines='skip')</w:t>
-        <w:br/>
-        <w:t>• Author field parsing: handles pandas NA values gracefully</w:t>
+        <w:rPr>
+          <w:b w:val="1"/>
+          <w:bCs w:val="1"/>
+        </w:rPr>
+      </w:pPr>
+      <w:r>
+        <w:rPr>
+          <w:b w:val="1"/>
+          <w:bCs w:val="1"/>
+          <w:rtl w:val="0"/>
+        </w:rPr>
+        <w:t xml:space="preserve">19. Error Handling Strategy</w:t>
+      </w:r>
+    </w:p>
+    <w:p>
+      <w:pPr>
+        <w:rPr/>
+      </w:pPr>
+      <w:r>
+        <w:rPr>
+          <w:rtl w:val="0"/>
+        </w:rPr>
+        <w:t xml:space="preserve">All major pipeline functions implement structured error handling:</w:t>
+        <w:br w:type="textWrapping"/>
+      </w:r>
+    </w:p>
+    <w:p>
+      <w:pPr>
+        <w:numPr>
+          <w:ilvl w:val="0"/>
+          <w:numId w:val="2"/>
+        </w:numPr>
+        <w:ind w:left="720" w:hanging="360"/>
+        <w:rPr/>
+      </w:pPr>
+      <w:r>
+        <w:rPr>
+          <w:rtl w:val="0"/>
+        </w:rPr>
+        <w:t xml:space="preserve">INFO — Successful extractions, processing milestones</w:t>
+      </w:r>
+    </w:p>
+    <w:p>
+      <w:pPr>
+        <w:numPr>
+          <w:ilvl w:val="0"/>
+          <w:numId w:val="2"/>
+        </w:numPr>
+        <w:ind w:left="720" w:hanging="360"/>
+        <w:rPr/>
+      </w:pPr>
+      <w:r>
+        <w:rPr>
+          <w:rtl w:val="0"/>
+        </w:rPr>
+        <w:t xml:space="preserve">WARNING — Incomplete matches, fallback triggered, skipped content</w:t>
+      </w:r>
+    </w:p>
+    <w:p>
+      <w:pPr>
+        <w:numPr>
+          <w:ilvl w:val="0"/>
+          <w:numId w:val="2"/>
+        </w:numPr>
+        <w:ind w:left="720" w:hanging="360"/>
+        <w:rPr/>
+      </w:pPr>
+      <w:r>
+        <w:rPr>
+          <w:rtl w:val="0"/>
+        </w:rPr>
+        <w:t xml:space="preserve">ERROR with exc_info=True — Exceptions with full stack traces</w:t>
+      </w:r>
+    </w:p>
+    <w:p>
+      <w:pPr>
+        <w:rPr/>
+      </w:pPr>
+      <w:r>
+        <w:rPr>
+          <w:rtl w:val="0"/>
+        </w:rPr>
+      </w:r>
+    </w:p>
+    <w:p>
+      <w:pPr>
+        <w:rPr/>
+      </w:pPr>
+      <w:r>
+        <w:rPr>
+          <w:rtl w:val="0"/>
+        </w:rPr>
+        <w:t xml:space="preserve">Key error boundaries:</w:t>
+        <w:br w:type="textWrapping"/>
+      </w:r>
+    </w:p>
+    <w:p>
+      <w:pPr>
+        <w:numPr>
+          <w:ilvl w:val="0"/>
+          <w:numId w:val="9"/>
+        </w:numPr>
+        <w:ind w:left="720" w:hanging="360"/>
+        <w:rPr/>
+      </w:pPr>
+      <w:r>
+        <w:rPr>
+          <w:rtl w:val="0"/>
+        </w:rPr>
+        <w:t xml:space="preserve">S3 key year extraction: catches ValueError from malformed S3 paths</w:t>
+      </w:r>
+    </w:p>
+    <w:p>
+      <w:pPr>
+        <w:numPr>
+          <w:ilvl w:val="0"/>
+          <w:numId w:val="9"/>
+        </w:numPr>
+        <w:ind w:left="720" w:hanging="360"/>
+        <w:rPr/>
+      </w:pPr>
+      <w:r>
+        <w:rPr>
+          <w:rtl w:val="0"/>
+        </w:rPr>
+        <w:t xml:space="preserve">JSON output validation: verifies structure before marking as processed</w:t>
+      </w:r>
+    </w:p>
+    <w:p>
+      <w:pPr>
+        <w:numPr>
+          <w:ilvl w:val="0"/>
+          <w:numId w:val="9"/>
+        </w:numPr>
+        <w:ind w:left="720" w:hanging="360"/>
+        <w:rPr/>
+      </w:pPr>
+      <w:sdt>
+        <w:sdtPr>
+          <w:id w:val="-1325651485"/>
+          <w:tag w:val="goog_rdk_36"/>
+        </w:sdtPr>
+        <w:sdtContent>
+          <w:r>
+            <w:rPr>
+              <w:rFonts w:ascii="Arial Unicode MS" w:cs="Arial Unicode MS" w:eastAsia="Arial Unicode MS" w:hAnsi="Arial Unicode MS"/>
+              <w:rtl w:val="0"/>
+            </w:rPr>
+            <w:t xml:space="preserve">CSV loading: three fallback strategies (load_csv → pd.read_csv with quotechar → pd.read_csv with on_bad_lines='skip')</w:t>
+          </w:r>
+        </w:sdtContent>
+      </w:sdt>
+    </w:p>
+    <w:p>
+      <w:pPr>
+        <w:numPr>
+          <w:ilvl w:val="0"/>
+          <w:numId w:val="9"/>
+        </w:numPr>
+        <w:ind w:left="720" w:hanging="360"/>
+        <w:rPr/>
+      </w:pPr>
+      <w:r>
+        <w:rPr>
+          <w:rtl w:val="0"/>
+        </w:rPr>
+        <w:t xml:space="preserve">Author field parsing: handles pandas NA values gracefully</w:t>
       </w:r>
     </w:p>
     <w:sectPr>
@@ -4472,8 +5808,8 @@
   <w:abstractNum w:abstractNumId="2">
     <w:lvl w:ilvl="0">
       <w:start w:val="1"/>
-      <w:numFmt w:val="decimal"/>
-      <w:lvlText w:val="%1."/>
+      <w:numFmt w:val="bullet"/>
+      <w:lvlText w:val="●"/>
       <w:lvlJc w:val="left"/>
       <w:pPr>
         <w:ind w:left="720" w:hanging="360"/>
@@ -4484,8 +5820,8 @@
     </w:lvl>
     <w:lvl w:ilvl="1">
       <w:start w:val="1"/>
-      <w:numFmt w:val="lowerLetter"/>
-      <w:lvlText w:val="%2."/>
+      <w:numFmt w:val="bullet"/>
+      <w:lvlText w:val="○"/>
       <w:lvlJc w:val="left"/>
       <w:pPr>
         <w:ind w:left="1440" w:hanging="360"/>
@@ -4496,8 +5832,8 @@
     </w:lvl>
     <w:lvl w:ilvl="2">
       <w:start w:val="1"/>
-      <w:numFmt w:val="lowerRoman"/>
-      <w:lvlText w:val="%3."/>
+      <w:numFmt w:val="bullet"/>
+      <w:lvlText w:val="■"/>
       <w:lvlJc w:val="left"/>
       <w:pPr>
         <w:ind w:left="2160" w:hanging="360"/>
@@ -4508,8 +5844,8 @@
     </w:lvl>
     <w:lvl w:ilvl="3">
       <w:start w:val="1"/>
-      <w:numFmt w:val="decimal"/>
-      <w:lvlText w:val="%4."/>
+      <w:numFmt w:val="bullet"/>
+      <w:lvlText w:val="●"/>
       <w:lvlJc w:val="left"/>
       <w:pPr>
         <w:ind w:left="2880" w:hanging="360"/>
@@ -4520,8 +5856,8 @@
     </w:lvl>
     <w:lvl w:ilvl="4">
       <w:start w:val="1"/>
-      <w:numFmt w:val="lowerLetter"/>
-      <w:lvlText w:val="%5."/>
+      <w:numFmt w:val="bullet"/>
+      <w:lvlText w:val="○"/>
       <w:lvlJc w:val="left"/>
       <w:pPr>
         <w:ind w:left="3600" w:hanging="360"/>
@@ -4532,8 +5868,8 @@
     </w:lvl>
     <w:lvl w:ilvl="5">
       <w:start w:val="1"/>
-      <w:numFmt w:val="lowerRoman"/>
-      <w:lvlText w:val="%6."/>
+      <w:numFmt w:val="bullet"/>
+      <w:lvlText w:val="■"/>
       <w:lvlJc w:val="left"/>
       <w:pPr>
         <w:ind w:left="4320" w:hanging="360"/>
@@ -4544,8 +5880,8 @@
     </w:lvl>
     <w:lvl w:ilvl="6">
       <w:start w:val="1"/>
-      <w:numFmt w:val="decimal"/>
-      <w:lvlText w:val="%7."/>
+      <w:numFmt w:val="bullet"/>
+      <w:lvlText w:val="●"/>
       <w:lvlJc w:val="left"/>
       <w:pPr>
         <w:ind w:left="5040" w:hanging="360"/>
@@ -4556,8 +5892,8 @@
     </w:lvl>
     <w:lvl w:ilvl="7">
       <w:start w:val="1"/>
-      <w:numFmt w:val="lowerLetter"/>
-      <w:lvlText w:val="%8."/>
+      <w:numFmt w:val="bullet"/>
+      <w:lvlText w:val="○"/>
       <w:lvlJc w:val="left"/>
       <w:pPr>
         <w:ind w:left="5760" w:hanging="360"/>
@@ -4568,8 +5904,8 @@
     </w:lvl>
     <w:lvl w:ilvl="8">
       <w:start w:val="1"/>
-      <w:numFmt w:val="lowerRoman"/>
-      <w:lvlText w:val="%9."/>
+      <w:numFmt w:val="bullet"/>
+      <w:lvlText w:val="■"/>
       <w:lvlJc w:val="left"/>
       <w:pPr>
         <w:ind w:left="6480" w:hanging="360"/>
@@ -5790,6 +7126,1876 @@
     </w:lvl>
   </w:abstractNum>
   <w:abstractNum w:abstractNumId="14">
+    <w:lvl w:ilvl="0">
+      <w:start w:val="1"/>
+      <w:numFmt w:val="bullet"/>
+      <w:lvlText w:val="●"/>
+      <w:lvlJc w:val="left"/>
+      <w:pPr>
+        <w:ind w:left="720" w:hanging="360"/>
+      </w:pPr>
+      <w:rPr>
+        <w:u w:val="none"/>
+      </w:rPr>
+    </w:lvl>
+    <w:lvl w:ilvl="1">
+      <w:start w:val="1"/>
+      <w:numFmt w:val="bullet"/>
+      <w:lvlText w:val="○"/>
+      <w:lvlJc w:val="left"/>
+      <w:pPr>
+        <w:ind w:left="1440" w:hanging="360"/>
+      </w:pPr>
+      <w:rPr>
+        <w:u w:val="none"/>
+      </w:rPr>
+    </w:lvl>
+    <w:lvl w:ilvl="2">
+      <w:start w:val="1"/>
+      <w:numFmt w:val="bullet"/>
+      <w:lvlText w:val="■"/>
+      <w:lvlJc w:val="left"/>
+      <w:pPr>
+        <w:ind w:left="2160" w:hanging="360"/>
+      </w:pPr>
+      <w:rPr>
+        <w:u w:val="none"/>
+      </w:rPr>
+    </w:lvl>
+    <w:lvl w:ilvl="3">
+      <w:start w:val="1"/>
+      <w:numFmt w:val="bullet"/>
+      <w:lvlText w:val="●"/>
+      <w:lvlJc w:val="left"/>
+      <w:pPr>
+        <w:ind w:left="2880" w:hanging="360"/>
+      </w:pPr>
+      <w:rPr>
+        <w:u w:val="none"/>
+      </w:rPr>
+    </w:lvl>
+    <w:lvl w:ilvl="4">
+      <w:start w:val="1"/>
+      <w:numFmt w:val="bullet"/>
+      <w:lvlText w:val="○"/>
+      <w:lvlJc w:val="left"/>
+      <w:pPr>
+        <w:ind w:left="3600" w:hanging="360"/>
+      </w:pPr>
+      <w:rPr>
+        <w:u w:val="none"/>
+      </w:rPr>
+    </w:lvl>
+    <w:lvl w:ilvl="5">
+      <w:start w:val="1"/>
+      <w:numFmt w:val="bullet"/>
+      <w:lvlText w:val="■"/>
+      <w:lvlJc w:val="left"/>
+      <w:pPr>
+        <w:ind w:left="4320" w:hanging="360"/>
+      </w:pPr>
+      <w:rPr>
+        <w:u w:val="none"/>
+      </w:rPr>
+    </w:lvl>
+    <w:lvl w:ilvl="6">
+      <w:start w:val="1"/>
+      <w:numFmt w:val="bullet"/>
+      <w:lvlText w:val="●"/>
+      <w:lvlJc w:val="left"/>
+      <w:pPr>
+        <w:ind w:left="5040" w:hanging="360"/>
+      </w:pPr>
+      <w:rPr>
+        <w:u w:val="none"/>
+      </w:rPr>
+    </w:lvl>
+    <w:lvl w:ilvl="7">
+      <w:start w:val="1"/>
+      <w:numFmt w:val="bullet"/>
+      <w:lvlText w:val="○"/>
+      <w:lvlJc w:val="left"/>
+      <w:pPr>
+        <w:ind w:left="5760" w:hanging="360"/>
+      </w:pPr>
+      <w:rPr>
+        <w:u w:val="none"/>
+      </w:rPr>
+    </w:lvl>
+    <w:lvl w:ilvl="8">
+      <w:start w:val="1"/>
+      <w:numFmt w:val="bullet"/>
+      <w:lvlText w:val="■"/>
+      <w:lvlJc w:val="left"/>
+      <w:pPr>
+        <w:ind w:left="6480" w:hanging="360"/>
+      </w:pPr>
+      <w:rPr>
+        <w:u w:val="none"/>
+      </w:rPr>
+    </w:lvl>
+  </w:abstractNum>
+  <w:abstractNum w:abstractNumId="15">
+    <w:lvl w:ilvl="0">
+      <w:start w:val="1"/>
+      <w:numFmt w:val="bullet"/>
+      <w:lvlText w:val="●"/>
+      <w:lvlJc w:val="left"/>
+      <w:pPr>
+        <w:ind w:left="720" w:hanging="360"/>
+      </w:pPr>
+      <w:rPr>
+        <w:u w:val="none"/>
+      </w:rPr>
+    </w:lvl>
+    <w:lvl w:ilvl="1">
+      <w:start w:val="1"/>
+      <w:numFmt w:val="bullet"/>
+      <w:lvlText w:val="○"/>
+      <w:lvlJc w:val="left"/>
+      <w:pPr>
+        <w:ind w:left="1440" w:hanging="360"/>
+      </w:pPr>
+      <w:rPr>
+        <w:u w:val="none"/>
+      </w:rPr>
+    </w:lvl>
+    <w:lvl w:ilvl="2">
+      <w:start w:val="1"/>
+      <w:numFmt w:val="bullet"/>
+      <w:lvlText w:val="■"/>
+      <w:lvlJc w:val="left"/>
+      <w:pPr>
+        <w:ind w:left="2160" w:hanging="360"/>
+      </w:pPr>
+      <w:rPr>
+        <w:u w:val="none"/>
+      </w:rPr>
+    </w:lvl>
+    <w:lvl w:ilvl="3">
+      <w:start w:val="1"/>
+      <w:numFmt w:val="bullet"/>
+      <w:lvlText w:val="●"/>
+      <w:lvlJc w:val="left"/>
+      <w:pPr>
+        <w:ind w:left="2880" w:hanging="360"/>
+      </w:pPr>
+      <w:rPr>
+        <w:u w:val="none"/>
+      </w:rPr>
+    </w:lvl>
+    <w:lvl w:ilvl="4">
+      <w:start w:val="1"/>
+      <w:numFmt w:val="bullet"/>
+      <w:lvlText w:val="○"/>
+      <w:lvlJc w:val="left"/>
+      <w:pPr>
+        <w:ind w:left="3600" w:hanging="360"/>
+      </w:pPr>
+      <w:rPr>
+        <w:u w:val="none"/>
+      </w:rPr>
+    </w:lvl>
+    <w:lvl w:ilvl="5">
+      <w:start w:val="1"/>
+      <w:numFmt w:val="bullet"/>
+      <w:lvlText w:val="■"/>
+      <w:lvlJc w:val="left"/>
+      <w:pPr>
+        <w:ind w:left="4320" w:hanging="360"/>
+      </w:pPr>
+      <w:rPr>
+        <w:u w:val="none"/>
+      </w:rPr>
+    </w:lvl>
+    <w:lvl w:ilvl="6">
+      <w:start w:val="1"/>
+      <w:numFmt w:val="bullet"/>
+      <w:lvlText w:val="●"/>
+      <w:lvlJc w:val="left"/>
+      <w:pPr>
+        <w:ind w:left="5040" w:hanging="360"/>
+      </w:pPr>
+      <w:rPr>
+        <w:u w:val="none"/>
+      </w:rPr>
+    </w:lvl>
+    <w:lvl w:ilvl="7">
+      <w:start w:val="1"/>
+      <w:numFmt w:val="bullet"/>
+      <w:lvlText w:val="○"/>
+      <w:lvlJc w:val="left"/>
+      <w:pPr>
+        <w:ind w:left="5760" w:hanging="360"/>
+      </w:pPr>
+      <w:rPr>
+        <w:u w:val="none"/>
+      </w:rPr>
+    </w:lvl>
+    <w:lvl w:ilvl="8">
+      <w:start w:val="1"/>
+      <w:numFmt w:val="bullet"/>
+      <w:lvlText w:val="■"/>
+      <w:lvlJc w:val="left"/>
+      <w:pPr>
+        <w:ind w:left="6480" w:hanging="360"/>
+      </w:pPr>
+      <w:rPr>
+        <w:u w:val="none"/>
+      </w:rPr>
+    </w:lvl>
+  </w:abstractNum>
+  <w:abstractNum w:abstractNumId="16">
+    <w:lvl w:ilvl="0">
+      <w:start w:val="1"/>
+      <w:numFmt w:val="bullet"/>
+      <w:lvlText w:val="●"/>
+      <w:lvlJc w:val="left"/>
+      <w:pPr>
+        <w:ind w:left="720" w:hanging="360"/>
+      </w:pPr>
+      <w:rPr>
+        <w:u w:val="none"/>
+      </w:rPr>
+    </w:lvl>
+    <w:lvl w:ilvl="1">
+      <w:start w:val="1"/>
+      <w:numFmt w:val="bullet"/>
+      <w:lvlText w:val="○"/>
+      <w:lvlJc w:val="left"/>
+      <w:pPr>
+        <w:ind w:left="1440" w:hanging="360"/>
+      </w:pPr>
+      <w:rPr>
+        <w:u w:val="none"/>
+      </w:rPr>
+    </w:lvl>
+    <w:lvl w:ilvl="2">
+      <w:start w:val="1"/>
+      <w:numFmt w:val="bullet"/>
+      <w:lvlText w:val="■"/>
+      <w:lvlJc w:val="left"/>
+      <w:pPr>
+        <w:ind w:left="2160" w:hanging="360"/>
+      </w:pPr>
+      <w:rPr>
+        <w:u w:val="none"/>
+      </w:rPr>
+    </w:lvl>
+    <w:lvl w:ilvl="3">
+      <w:start w:val="1"/>
+      <w:numFmt w:val="bullet"/>
+      <w:lvlText w:val="●"/>
+      <w:lvlJc w:val="left"/>
+      <w:pPr>
+        <w:ind w:left="2880" w:hanging="360"/>
+      </w:pPr>
+      <w:rPr>
+        <w:u w:val="none"/>
+      </w:rPr>
+    </w:lvl>
+    <w:lvl w:ilvl="4">
+      <w:start w:val="1"/>
+      <w:numFmt w:val="bullet"/>
+      <w:lvlText w:val="○"/>
+      <w:lvlJc w:val="left"/>
+      <w:pPr>
+        <w:ind w:left="3600" w:hanging="360"/>
+      </w:pPr>
+      <w:rPr>
+        <w:u w:val="none"/>
+      </w:rPr>
+    </w:lvl>
+    <w:lvl w:ilvl="5">
+      <w:start w:val="1"/>
+      <w:numFmt w:val="bullet"/>
+      <w:lvlText w:val="■"/>
+      <w:lvlJc w:val="left"/>
+      <w:pPr>
+        <w:ind w:left="4320" w:hanging="360"/>
+      </w:pPr>
+      <w:rPr>
+        <w:u w:val="none"/>
+      </w:rPr>
+    </w:lvl>
+    <w:lvl w:ilvl="6">
+      <w:start w:val="1"/>
+      <w:numFmt w:val="bullet"/>
+      <w:lvlText w:val="●"/>
+      <w:lvlJc w:val="left"/>
+      <w:pPr>
+        <w:ind w:left="5040" w:hanging="360"/>
+      </w:pPr>
+      <w:rPr>
+        <w:u w:val="none"/>
+      </w:rPr>
+    </w:lvl>
+    <w:lvl w:ilvl="7">
+      <w:start w:val="1"/>
+      <w:numFmt w:val="bullet"/>
+      <w:lvlText w:val="○"/>
+      <w:lvlJc w:val="left"/>
+      <w:pPr>
+        <w:ind w:left="5760" w:hanging="360"/>
+      </w:pPr>
+      <w:rPr>
+        <w:u w:val="none"/>
+      </w:rPr>
+    </w:lvl>
+    <w:lvl w:ilvl="8">
+      <w:start w:val="1"/>
+      <w:numFmt w:val="bullet"/>
+      <w:lvlText w:val="■"/>
+      <w:lvlJc w:val="left"/>
+      <w:pPr>
+        <w:ind w:left="6480" w:hanging="360"/>
+      </w:pPr>
+      <w:rPr>
+        <w:u w:val="none"/>
+      </w:rPr>
+    </w:lvl>
+  </w:abstractNum>
+  <w:abstractNum w:abstractNumId="17">
+    <w:lvl w:ilvl="0">
+      <w:start w:val="1"/>
+      <w:numFmt w:val="bullet"/>
+      <w:lvlText w:val="●"/>
+      <w:lvlJc w:val="left"/>
+      <w:pPr>
+        <w:ind w:left="720" w:hanging="360"/>
+      </w:pPr>
+      <w:rPr>
+        <w:u w:val="none"/>
+      </w:rPr>
+    </w:lvl>
+    <w:lvl w:ilvl="1">
+      <w:start w:val="1"/>
+      <w:numFmt w:val="bullet"/>
+      <w:lvlText w:val="○"/>
+      <w:lvlJc w:val="left"/>
+      <w:pPr>
+        <w:ind w:left="1440" w:hanging="360"/>
+      </w:pPr>
+      <w:rPr>
+        <w:u w:val="none"/>
+      </w:rPr>
+    </w:lvl>
+    <w:lvl w:ilvl="2">
+      <w:start w:val="1"/>
+      <w:numFmt w:val="bullet"/>
+      <w:lvlText w:val="■"/>
+      <w:lvlJc w:val="left"/>
+      <w:pPr>
+        <w:ind w:left="2160" w:hanging="360"/>
+      </w:pPr>
+      <w:rPr>
+        <w:u w:val="none"/>
+      </w:rPr>
+    </w:lvl>
+    <w:lvl w:ilvl="3">
+      <w:start w:val="1"/>
+      <w:numFmt w:val="bullet"/>
+      <w:lvlText w:val="●"/>
+      <w:lvlJc w:val="left"/>
+      <w:pPr>
+        <w:ind w:left="2880" w:hanging="360"/>
+      </w:pPr>
+      <w:rPr>
+        <w:u w:val="none"/>
+      </w:rPr>
+    </w:lvl>
+    <w:lvl w:ilvl="4">
+      <w:start w:val="1"/>
+      <w:numFmt w:val="bullet"/>
+      <w:lvlText w:val="○"/>
+      <w:lvlJc w:val="left"/>
+      <w:pPr>
+        <w:ind w:left="3600" w:hanging="360"/>
+      </w:pPr>
+      <w:rPr>
+        <w:u w:val="none"/>
+      </w:rPr>
+    </w:lvl>
+    <w:lvl w:ilvl="5">
+      <w:start w:val="1"/>
+      <w:numFmt w:val="bullet"/>
+      <w:lvlText w:val="■"/>
+      <w:lvlJc w:val="left"/>
+      <w:pPr>
+        <w:ind w:left="4320" w:hanging="360"/>
+      </w:pPr>
+      <w:rPr>
+        <w:u w:val="none"/>
+      </w:rPr>
+    </w:lvl>
+    <w:lvl w:ilvl="6">
+      <w:start w:val="1"/>
+      <w:numFmt w:val="bullet"/>
+      <w:lvlText w:val="●"/>
+      <w:lvlJc w:val="left"/>
+      <w:pPr>
+        <w:ind w:left="5040" w:hanging="360"/>
+      </w:pPr>
+      <w:rPr>
+        <w:u w:val="none"/>
+      </w:rPr>
+    </w:lvl>
+    <w:lvl w:ilvl="7">
+      <w:start w:val="1"/>
+      <w:numFmt w:val="bullet"/>
+      <w:lvlText w:val="○"/>
+      <w:lvlJc w:val="left"/>
+      <w:pPr>
+        <w:ind w:left="5760" w:hanging="360"/>
+      </w:pPr>
+      <w:rPr>
+        <w:u w:val="none"/>
+      </w:rPr>
+    </w:lvl>
+    <w:lvl w:ilvl="8">
+      <w:start w:val="1"/>
+      <w:numFmt w:val="bullet"/>
+      <w:lvlText w:val="■"/>
+      <w:lvlJc w:val="left"/>
+      <w:pPr>
+        <w:ind w:left="6480" w:hanging="360"/>
+      </w:pPr>
+      <w:rPr>
+        <w:u w:val="none"/>
+      </w:rPr>
+    </w:lvl>
+  </w:abstractNum>
+  <w:abstractNum w:abstractNumId="18">
+    <w:lvl w:ilvl="0">
+      <w:start w:val="1"/>
+      <w:numFmt w:val="bullet"/>
+      <w:lvlText w:val="●"/>
+      <w:lvlJc w:val="left"/>
+      <w:pPr>
+        <w:ind w:left="720" w:hanging="360"/>
+      </w:pPr>
+      <w:rPr>
+        <w:u w:val="none"/>
+      </w:rPr>
+    </w:lvl>
+    <w:lvl w:ilvl="1">
+      <w:start w:val="1"/>
+      <w:numFmt w:val="bullet"/>
+      <w:lvlText w:val="○"/>
+      <w:lvlJc w:val="left"/>
+      <w:pPr>
+        <w:ind w:left="1440" w:hanging="360"/>
+      </w:pPr>
+      <w:rPr>
+        <w:u w:val="none"/>
+      </w:rPr>
+    </w:lvl>
+    <w:lvl w:ilvl="2">
+      <w:start w:val="1"/>
+      <w:numFmt w:val="bullet"/>
+      <w:lvlText w:val="■"/>
+      <w:lvlJc w:val="left"/>
+      <w:pPr>
+        <w:ind w:left="2160" w:hanging="360"/>
+      </w:pPr>
+      <w:rPr>
+        <w:u w:val="none"/>
+      </w:rPr>
+    </w:lvl>
+    <w:lvl w:ilvl="3">
+      <w:start w:val="1"/>
+      <w:numFmt w:val="bullet"/>
+      <w:lvlText w:val="●"/>
+      <w:lvlJc w:val="left"/>
+      <w:pPr>
+        <w:ind w:left="2880" w:hanging="360"/>
+      </w:pPr>
+      <w:rPr>
+        <w:u w:val="none"/>
+      </w:rPr>
+    </w:lvl>
+    <w:lvl w:ilvl="4">
+      <w:start w:val="1"/>
+      <w:numFmt w:val="bullet"/>
+      <w:lvlText w:val="○"/>
+      <w:lvlJc w:val="left"/>
+      <w:pPr>
+        <w:ind w:left="3600" w:hanging="360"/>
+      </w:pPr>
+      <w:rPr>
+        <w:u w:val="none"/>
+      </w:rPr>
+    </w:lvl>
+    <w:lvl w:ilvl="5">
+      <w:start w:val="1"/>
+      <w:numFmt w:val="bullet"/>
+      <w:lvlText w:val="■"/>
+      <w:lvlJc w:val="left"/>
+      <w:pPr>
+        <w:ind w:left="4320" w:hanging="360"/>
+      </w:pPr>
+      <w:rPr>
+        <w:u w:val="none"/>
+      </w:rPr>
+    </w:lvl>
+    <w:lvl w:ilvl="6">
+      <w:start w:val="1"/>
+      <w:numFmt w:val="bullet"/>
+      <w:lvlText w:val="●"/>
+      <w:lvlJc w:val="left"/>
+      <w:pPr>
+        <w:ind w:left="5040" w:hanging="360"/>
+      </w:pPr>
+      <w:rPr>
+        <w:u w:val="none"/>
+      </w:rPr>
+    </w:lvl>
+    <w:lvl w:ilvl="7">
+      <w:start w:val="1"/>
+      <w:numFmt w:val="bullet"/>
+      <w:lvlText w:val="○"/>
+      <w:lvlJc w:val="left"/>
+      <w:pPr>
+        <w:ind w:left="5760" w:hanging="360"/>
+      </w:pPr>
+      <w:rPr>
+        <w:u w:val="none"/>
+      </w:rPr>
+    </w:lvl>
+    <w:lvl w:ilvl="8">
+      <w:start w:val="1"/>
+      <w:numFmt w:val="bullet"/>
+      <w:lvlText w:val="■"/>
+      <w:lvlJc w:val="left"/>
+      <w:pPr>
+        <w:ind w:left="6480" w:hanging="360"/>
+      </w:pPr>
+      <w:rPr>
+        <w:u w:val="none"/>
+      </w:rPr>
+    </w:lvl>
+  </w:abstractNum>
+  <w:abstractNum w:abstractNumId="19">
+    <w:lvl w:ilvl="0">
+      <w:start w:val="1"/>
+      <w:numFmt w:val="bullet"/>
+      <w:lvlText w:val="●"/>
+      <w:lvlJc w:val="left"/>
+      <w:pPr>
+        <w:ind w:left="720" w:hanging="360"/>
+      </w:pPr>
+      <w:rPr>
+        <w:u w:val="none"/>
+      </w:rPr>
+    </w:lvl>
+    <w:lvl w:ilvl="1">
+      <w:start w:val="1"/>
+      <w:numFmt w:val="bullet"/>
+      <w:lvlText w:val="○"/>
+      <w:lvlJc w:val="left"/>
+      <w:pPr>
+        <w:ind w:left="1440" w:hanging="360"/>
+      </w:pPr>
+      <w:rPr>
+        <w:u w:val="none"/>
+      </w:rPr>
+    </w:lvl>
+    <w:lvl w:ilvl="2">
+      <w:start w:val="1"/>
+      <w:numFmt w:val="bullet"/>
+      <w:lvlText w:val="■"/>
+      <w:lvlJc w:val="left"/>
+      <w:pPr>
+        <w:ind w:left="2160" w:hanging="360"/>
+      </w:pPr>
+      <w:rPr>
+        <w:u w:val="none"/>
+      </w:rPr>
+    </w:lvl>
+    <w:lvl w:ilvl="3">
+      <w:start w:val="1"/>
+      <w:numFmt w:val="bullet"/>
+      <w:lvlText w:val="●"/>
+      <w:lvlJc w:val="left"/>
+      <w:pPr>
+        <w:ind w:left="2880" w:hanging="360"/>
+      </w:pPr>
+      <w:rPr>
+        <w:u w:val="none"/>
+      </w:rPr>
+    </w:lvl>
+    <w:lvl w:ilvl="4">
+      <w:start w:val="1"/>
+      <w:numFmt w:val="bullet"/>
+      <w:lvlText w:val="○"/>
+      <w:lvlJc w:val="left"/>
+      <w:pPr>
+        <w:ind w:left="3600" w:hanging="360"/>
+      </w:pPr>
+      <w:rPr>
+        <w:u w:val="none"/>
+      </w:rPr>
+    </w:lvl>
+    <w:lvl w:ilvl="5">
+      <w:start w:val="1"/>
+      <w:numFmt w:val="bullet"/>
+      <w:lvlText w:val="■"/>
+      <w:lvlJc w:val="left"/>
+      <w:pPr>
+        <w:ind w:left="4320" w:hanging="360"/>
+      </w:pPr>
+      <w:rPr>
+        <w:u w:val="none"/>
+      </w:rPr>
+    </w:lvl>
+    <w:lvl w:ilvl="6">
+      <w:start w:val="1"/>
+      <w:numFmt w:val="bullet"/>
+      <w:lvlText w:val="●"/>
+      <w:lvlJc w:val="left"/>
+      <w:pPr>
+        <w:ind w:left="5040" w:hanging="360"/>
+      </w:pPr>
+      <w:rPr>
+        <w:u w:val="none"/>
+      </w:rPr>
+    </w:lvl>
+    <w:lvl w:ilvl="7">
+      <w:start w:val="1"/>
+      <w:numFmt w:val="bullet"/>
+      <w:lvlText w:val="○"/>
+      <w:lvlJc w:val="left"/>
+      <w:pPr>
+        <w:ind w:left="5760" w:hanging="360"/>
+      </w:pPr>
+      <w:rPr>
+        <w:u w:val="none"/>
+      </w:rPr>
+    </w:lvl>
+    <w:lvl w:ilvl="8">
+      <w:start w:val="1"/>
+      <w:numFmt w:val="bullet"/>
+      <w:lvlText w:val="■"/>
+      <w:lvlJc w:val="left"/>
+      <w:pPr>
+        <w:ind w:left="6480" w:hanging="360"/>
+      </w:pPr>
+      <w:rPr>
+        <w:u w:val="none"/>
+      </w:rPr>
+    </w:lvl>
+  </w:abstractNum>
+  <w:abstractNum w:abstractNumId="20">
+    <w:lvl w:ilvl="0">
+      <w:start w:val="1"/>
+      <w:numFmt w:val="bullet"/>
+      <w:lvlText w:val="●"/>
+      <w:lvlJc w:val="left"/>
+      <w:pPr>
+        <w:ind w:left="720" w:hanging="360"/>
+      </w:pPr>
+      <w:rPr>
+        <w:u w:val="none"/>
+      </w:rPr>
+    </w:lvl>
+    <w:lvl w:ilvl="1">
+      <w:start w:val="1"/>
+      <w:numFmt w:val="bullet"/>
+      <w:lvlText w:val="○"/>
+      <w:lvlJc w:val="left"/>
+      <w:pPr>
+        <w:ind w:left="1440" w:hanging="360"/>
+      </w:pPr>
+      <w:rPr>
+        <w:u w:val="none"/>
+      </w:rPr>
+    </w:lvl>
+    <w:lvl w:ilvl="2">
+      <w:start w:val="1"/>
+      <w:numFmt w:val="bullet"/>
+      <w:lvlText w:val="■"/>
+      <w:lvlJc w:val="left"/>
+      <w:pPr>
+        <w:ind w:left="2160" w:hanging="360"/>
+      </w:pPr>
+      <w:rPr>
+        <w:u w:val="none"/>
+      </w:rPr>
+    </w:lvl>
+    <w:lvl w:ilvl="3">
+      <w:start w:val="1"/>
+      <w:numFmt w:val="bullet"/>
+      <w:lvlText w:val="●"/>
+      <w:lvlJc w:val="left"/>
+      <w:pPr>
+        <w:ind w:left="2880" w:hanging="360"/>
+      </w:pPr>
+      <w:rPr>
+        <w:u w:val="none"/>
+      </w:rPr>
+    </w:lvl>
+    <w:lvl w:ilvl="4">
+      <w:start w:val="1"/>
+      <w:numFmt w:val="bullet"/>
+      <w:lvlText w:val="○"/>
+      <w:lvlJc w:val="left"/>
+      <w:pPr>
+        <w:ind w:left="3600" w:hanging="360"/>
+      </w:pPr>
+      <w:rPr>
+        <w:u w:val="none"/>
+      </w:rPr>
+    </w:lvl>
+    <w:lvl w:ilvl="5">
+      <w:start w:val="1"/>
+      <w:numFmt w:val="bullet"/>
+      <w:lvlText w:val="■"/>
+      <w:lvlJc w:val="left"/>
+      <w:pPr>
+        <w:ind w:left="4320" w:hanging="360"/>
+      </w:pPr>
+      <w:rPr>
+        <w:u w:val="none"/>
+      </w:rPr>
+    </w:lvl>
+    <w:lvl w:ilvl="6">
+      <w:start w:val="1"/>
+      <w:numFmt w:val="bullet"/>
+      <w:lvlText w:val="●"/>
+      <w:lvlJc w:val="left"/>
+      <w:pPr>
+        <w:ind w:left="5040" w:hanging="360"/>
+      </w:pPr>
+      <w:rPr>
+        <w:u w:val="none"/>
+      </w:rPr>
+    </w:lvl>
+    <w:lvl w:ilvl="7">
+      <w:start w:val="1"/>
+      <w:numFmt w:val="bullet"/>
+      <w:lvlText w:val="○"/>
+      <w:lvlJc w:val="left"/>
+      <w:pPr>
+        <w:ind w:left="5760" w:hanging="360"/>
+      </w:pPr>
+      <w:rPr>
+        <w:u w:val="none"/>
+      </w:rPr>
+    </w:lvl>
+    <w:lvl w:ilvl="8">
+      <w:start w:val="1"/>
+      <w:numFmt w:val="bullet"/>
+      <w:lvlText w:val="■"/>
+      <w:lvlJc w:val="left"/>
+      <w:pPr>
+        <w:ind w:left="6480" w:hanging="360"/>
+      </w:pPr>
+      <w:rPr>
+        <w:u w:val="none"/>
+      </w:rPr>
+    </w:lvl>
+  </w:abstractNum>
+  <w:abstractNum w:abstractNumId="21">
+    <w:lvl w:ilvl="0">
+      <w:start w:val="1"/>
+      <w:numFmt w:val="decimal"/>
+      <w:lvlText w:val="%1."/>
+      <w:lvlJc w:val="left"/>
+      <w:pPr>
+        <w:ind w:left="720" w:hanging="360"/>
+      </w:pPr>
+      <w:rPr>
+        <w:u w:val="none"/>
+      </w:rPr>
+    </w:lvl>
+    <w:lvl w:ilvl="1">
+      <w:start w:val="1"/>
+      <w:numFmt w:val="lowerLetter"/>
+      <w:lvlText w:val="%2."/>
+      <w:lvlJc w:val="left"/>
+      <w:pPr>
+        <w:ind w:left="1440" w:hanging="360"/>
+      </w:pPr>
+      <w:rPr>
+        <w:u w:val="none"/>
+      </w:rPr>
+    </w:lvl>
+    <w:lvl w:ilvl="2">
+      <w:start w:val="1"/>
+      <w:numFmt w:val="lowerRoman"/>
+      <w:lvlText w:val="%3."/>
+      <w:lvlJc w:val="left"/>
+      <w:pPr>
+        <w:ind w:left="2160" w:hanging="360"/>
+      </w:pPr>
+      <w:rPr>
+        <w:u w:val="none"/>
+      </w:rPr>
+    </w:lvl>
+    <w:lvl w:ilvl="3">
+      <w:start w:val="1"/>
+      <w:numFmt w:val="decimal"/>
+      <w:lvlText w:val="%4."/>
+      <w:lvlJc w:val="left"/>
+      <w:pPr>
+        <w:ind w:left="2880" w:hanging="360"/>
+      </w:pPr>
+      <w:rPr>
+        <w:u w:val="none"/>
+      </w:rPr>
+    </w:lvl>
+    <w:lvl w:ilvl="4">
+      <w:start w:val="1"/>
+      <w:numFmt w:val="lowerLetter"/>
+      <w:lvlText w:val="%5."/>
+      <w:lvlJc w:val="left"/>
+      <w:pPr>
+        <w:ind w:left="3600" w:hanging="360"/>
+      </w:pPr>
+      <w:rPr>
+        <w:u w:val="none"/>
+      </w:rPr>
+    </w:lvl>
+    <w:lvl w:ilvl="5">
+      <w:start w:val="1"/>
+      <w:numFmt w:val="lowerRoman"/>
+      <w:lvlText w:val="%6."/>
+      <w:lvlJc w:val="left"/>
+      <w:pPr>
+        <w:ind w:left="4320" w:hanging="360"/>
+      </w:pPr>
+      <w:rPr>
+        <w:u w:val="none"/>
+      </w:rPr>
+    </w:lvl>
+    <w:lvl w:ilvl="6">
+      <w:start w:val="1"/>
+      <w:numFmt w:val="decimal"/>
+      <w:lvlText w:val="%7."/>
+      <w:lvlJc w:val="left"/>
+      <w:pPr>
+        <w:ind w:left="5040" w:hanging="360"/>
+      </w:pPr>
+      <w:rPr>
+        <w:u w:val="none"/>
+      </w:rPr>
+    </w:lvl>
+    <w:lvl w:ilvl="7">
+      <w:start w:val="1"/>
+      <w:numFmt w:val="lowerLetter"/>
+      <w:lvlText w:val="%8."/>
+      <w:lvlJc w:val="left"/>
+      <w:pPr>
+        <w:ind w:left="5760" w:hanging="360"/>
+      </w:pPr>
+      <w:rPr>
+        <w:u w:val="none"/>
+      </w:rPr>
+    </w:lvl>
+    <w:lvl w:ilvl="8">
+      <w:start w:val="1"/>
+      <w:numFmt w:val="lowerRoman"/>
+      <w:lvlText w:val="%9."/>
+      <w:lvlJc w:val="left"/>
+      <w:pPr>
+        <w:ind w:left="6480" w:hanging="360"/>
+      </w:pPr>
+      <w:rPr>
+        <w:u w:val="none"/>
+      </w:rPr>
+    </w:lvl>
+  </w:abstractNum>
+  <w:abstractNum w:abstractNumId="22">
+    <w:lvl w:ilvl="0">
+      <w:start w:val="1"/>
+      <w:numFmt w:val="bullet"/>
+      <w:lvlText w:val="●"/>
+      <w:lvlJc w:val="left"/>
+      <w:pPr>
+        <w:ind w:left="720" w:hanging="360"/>
+      </w:pPr>
+      <w:rPr>
+        <w:u w:val="none"/>
+      </w:rPr>
+    </w:lvl>
+    <w:lvl w:ilvl="1">
+      <w:start w:val="1"/>
+      <w:numFmt w:val="bullet"/>
+      <w:lvlText w:val="○"/>
+      <w:lvlJc w:val="left"/>
+      <w:pPr>
+        <w:ind w:left="1440" w:hanging="360"/>
+      </w:pPr>
+      <w:rPr>
+        <w:u w:val="none"/>
+      </w:rPr>
+    </w:lvl>
+    <w:lvl w:ilvl="2">
+      <w:start w:val="1"/>
+      <w:numFmt w:val="bullet"/>
+      <w:lvlText w:val="■"/>
+      <w:lvlJc w:val="left"/>
+      <w:pPr>
+        <w:ind w:left="2160" w:hanging="360"/>
+      </w:pPr>
+      <w:rPr>
+        <w:u w:val="none"/>
+      </w:rPr>
+    </w:lvl>
+    <w:lvl w:ilvl="3">
+      <w:start w:val="1"/>
+      <w:numFmt w:val="bullet"/>
+      <w:lvlText w:val="●"/>
+      <w:lvlJc w:val="left"/>
+      <w:pPr>
+        <w:ind w:left="2880" w:hanging="360"/>
+      </w:pPr>
+      <w:rPr>
+        <w:u w:val="none"/>
+      </w:rPr>
+    </w:lvl>
+    <w:lvl w:ilvl="4">
+      <w:start w:val="1"/>
+      <w:numFmt w:val="bullet"/>
+      <w:lvlText w:val="○"/>
+      <w:lvlJc w:val="left"/>
+      <w:pPr>
+        <w:ind w:left="3600" w:hanging="360"/>
+      </w:pPr>
+      <w:rPr>
+        <w:u w:val="none"/>
+      </w:rPr>
+    </w:lvl>
+    <w:lvl w:ilvl="5">
+      <w:start w:val="1"/>
+      <w:numFmt w:val="bullet"/>
+      <w:lvlText w:val="■"/>
+      <w:lvlJc w:val="left"/>
+      <w:pPr>
+        <w:ind w:left="4320" w:hanging="360"/>
+      </w:pPr>
+      <w:rPr>
+        <w:u w:val="none"/>
+      </w:rPr>
+    </w:lvl>
+    <w:lvl w:ilvl="6">
+      <w:start w:val="1"/>
+      <w:numFmt w:val="bullet"/>
+      <w:lvlText w:val="●"/>
+      <w:lvlJc w:val="left"/>
+      <w:pPr>
+        <w:ind w:left="5040" w:hanging="360"/>
+      </w:pPr>
+      <w:rPr>
+        <w:u w:val="none"/>
+      </w:rPr>
+    </w:lvl>
+    <w:lvl w:ilvl="7">
+      <w:start w:val="1"/>
+      <w:numFmt w:val="bullet"/>
+      <w:lvlText w:val="○"/>
+      <w:lvlJc w:val="left"/>
+      <w:pPr>
+        <w:ind w:left="5760" w:hanging="360"/>
+      </w:pPr>
+      <w:rPr>
+        <w:u w:val="none"/>
+      </w:rPr>
+    </w:lvl>
+    <w:lvl w:ilvl="8">
+      <w:start w:val="1"/>
+      <w:numFmt w:val="bullet"/>
+      <w:lvlText w:val="■"/>
+      <w:lvlJc w:val="left"/>
+      <w:pPr>
+        <w:ind w:left="6480" w:hanging="360"/>
+      </w:pPr>
+      <w:rPr>
+        <w:u w:val="none"/>
+      </w:rPr>
+    </w:lvl>
+  </w:abstractNum>
+  <w:abstractNum w:abstractNumId="23">
+    <w:lvl w:ilvl="0">
+      <w:start w:val="1"/>
+      <w:numFmt w:val="bullet"/>
+      <w:lvlText w:val="●"/>
+      <w:lvlJc w:val="left"/>
+      <w:pPr>
+        <w:ind w:left="720" w:hanging="360"/>
+      </w:pPr>
+      <w:rPr>
+        <w:u w:val="none"/>
+      </w:rPr>
+    </w:lvl>
+    <w:lvl w:ilvl="1">
+      <w:start w:val="1"/>
+      <w:numFmt w:val="bullet"/>
+      <w:lvlText w:val="○"/>
+      <w:lvlJc w:val="left"/>
+      <w:pPr>
+        <w:ind w:left="1440" w:hanging="360"/>
+      </w:pPr>
+      <w:rPr>
+        <w:u w:val="none"/>
+      </w:rPr>
+    </w:lvl>
+    <w:lvl w:ilvl="2">
+      <w:start w:val="1"/>
+      <w:numFmt w:val="bullet"/>
+      <w:lvlText w:val="■"/>
+      <w:lvlJc w:val="left"/>
+      <w:pPr>
+        <w:ind w:left="2160" w:hanging="360"/>
+      </w:pPr>
+      <w:rPr>
+        <w:u w:val="none"/>
+      </w:rPr>
+    </w:lvl>
+    <w:lvl w:ilvl="3">
+      <w:start w:val="1"/>
+      <w:numFmt w:val="bullet"/>
+      <w:lvlText w:val="●"/>
+      <w:lvlJc w:val="left"/>
+      <w:pPr>
+        <w:ind w:left="2880" w:hanging="360"/>
+      </w:pPr>
+      <w:rPr>
+        <w:u w:val="none"/>
+      </w:rPr>
+    </w:lvl>
+    <w:lvl w:ilvl="4">
+      <w:start w:val="1"/>
+      <w:numFmt w:val="bullet"/>
+      <w:lvlText w:val="○"/>
+      <w:lvlJc w:val="left"/>
+      <w:pPr>
+        <w:ind w:left="3600" w:hanging="360"/>
+      </w:pPr>
+      <w:rPr>
+        <w:u w:val="none"/>
+      </w:rPr>
+    </w:lvl>
+    <w:lvl w:ilvl="5">
+      <w:start w:val="1"/>
+      <w:numFmt w:val="bullet"/>
+      <w:lvlText w:val="■"/>
+      <w:lvlJc w:val="left"/>
+      <w:pPr>
+        <w:ind w:left="4320" w:hanging="360"/>
+      </w:pPr>
+      <w:rPr>
+        <w:u w:val="none"/>
+      </w:rPr>
+    </w:lvl>
+    <w:lvl w:ilvl="6">
+      <w:start w:val="1"/>
+      <w:numFmt w:val="bullet"/>
+      <w:lvlText w:val="●"/>
+      <w:lvlJc w:val="left"/>
+      <w:pPr>
+        <w:ind w:left="5040" w:hanging="360"/>
+      </w:pPr>
+      <w:rPr>
+        <w:u w:val="none"/>
+      </w:rPr>
+    </w:lvl>
+    <w:lvl w:ilvl="7">
+      <w:start w:val="1"/>
+      <w:numFmt w:val="bullet"/>
+      <w:lvlText w:val="○"/>
+      <w:lvlJc w:val="left"/>
+      <w:pPr>
+        <w:ind w:left="5760" w:hanging="360"/>
+      </w:pPr>
+      <w:rPr>
+        <w:u w:val="none"/>
+      </w:rPr>
+    </w:lvl>
+    <w:lvl w:ilvl="8">
+      <w:start w:val="1"/>
+      <w:numFmt w:val="bullet"/>
+      <w:lvlText w:val="■"/>
+      <w:lvlJc w:val="left"/>
+      <w:pPr>
+        <w:ind w:left="6480" w:hanging="360"/>
+      </w:pPr>
+      <w:rPr>
+        <w:u w:val="none"/>
+      </w:rPr>
+    </w:lvl>
+  </w:abstractNum>
+  <w:abstractNum w:abstractNumId="24">
+    <w:lvl w:ilvl="0">
+      <w:start w:val="1"/>
+      <w:numFmt w:val="bullet"/>
+      <w:lvlText w:val="●"/>
+      <w:lvlJc w:val="left"/>
+      <w:pPr>
+        <w:ind w:left="720" w:hanging="360"/>
+      </w:pPr>
+      <w:rPr>
+        <w:u w:val="none"/>
+      </w:rPr>
+    </w:lvl>
+    <w:lvl w:ilvl="1">
+      <w:start w:val="1"/>
+      <w:numFmt w:val="bullet"/>
+      <w:lvlText w:val="○"/>
+      <w:lvlJc w:val="left"/>
+      <w:pPr>
+        <w:ind w:left="1440" w:hanging="360"/>
+      </w:pPr>
+      <w:rPr>
+        <w:u w:val="none"/>
+      </w:rPr>
+    </w:lvl>
+    <w:lvl w:ilvl="2">
+      <w:start w:val="1"/>
+      <w:numFmt w:val="bullet"/>
+      <w:lvlText w:val="■"/>
+      <w:lvlJc w:val="left"/>
+      <w:pPr>
+        <w:ind w:left="2160" w:hanging="360"/>
+      </w:pPr>
+      <w:rPr>
+        <w:u w:val="none"/>
+      </w:rPr>
+    </w:lvl>
+    <w:lvl w:ilvl="3">
+      <w:start w:val="1"/>
+      <w:numFmt w:val="bullet"/>
+      <w:lvlText w:val="●"/>
+      <w:lvlJc w:val="left"/>
+      <w:pPr>
+        <w:ind w:left="2880" w:hanging="360"/>
+      </w:pPr>
+      <w:rPr>
+        <w:u w:val="none"/>
+      </w:rPr>
+    </w:lvl>
+    <w:lvl w:ilvl="4">
+      <w:start w:val="1"/>
+      <w:numFmt w:val="bullet"/>
+      <w:lvlText w:val="○"/>
+      <w:lvlJc w:val="left"/>
+      <w:pPr>
+        <w:ind w:left="3600" w:hanging="360"/>
+      </w:pPr>
+      <w:rPr>
+        <w:u w:val="none"/>
+      </w:rPr>
+    </w:lvl>
+    <w:lvl w:ilvl="5">
+      <w:start w:val="1"/>
+      <w:numFmt w:val="bullet"/>
+      <w:lvlText w:val="■"/>
+      <w:lvlJc w:val="left"/>
+      <w:pPr>
+        <w:ind w:left="4320" w:hanging="360"/>
+      </w:pPr>
+      <w:rPr>
+        <w:u w:val="none"/>
+      </w:rPr>
+    </w:lvl>
+    <w:lvl w:ilvl="6">
+      <w:start w:val="1"/>
+      <w:numFmt w:val="bullet"/>
+      <w:lvlText w:val="●"/>
+      <w:lvlJc w:val="left"/>
+      <w:pPr>
+        <w:ind w:left="5040" w:hanging="360"/>
+      </w:pPr>
+      <w:rPr>
+        <w:u w:val="none"/>
+      </w:rPr>
+    </w:lvl>
+    <w:lvl w:ilvl="7">
+      <w:start w:val="1"/>
+      <w:numFmt w:val="bullet"/>
+      <w:lvlText w:val="○"/>
+      <w:lvlJc w:val="left"/>
+      <w:pPr>
+        <w:ind w:left="5760" w:hanging="360"/>
+      </w:pPr>
+      <w:rPr>
+        <w:u w:val="none"/>
+      </w:rPr>
+    </w:lvl>
+    <w:lvl w:ilvl="8">
+      <w:start w:val="1"/>
+      <w:numFmt w:val="bullet"/>
+      <w:lvlText w:val="■"/>
+      <w:lvlJc w:val="left"/>
+      <w:pPr>
+        <w:ind w:left="6480" w:hanging="360"/>
+      </w:pPr>
+      <w:rPr>
+        <w:u w:val="none"/>
+      </w:rPr>
+    </w:lvl>
+  </w:abstractNum>
+  <w:abstractNum w:abstractNumId="25">
+    <w:lvl w:ilvl="0">
+      <w:start w:val="1"/>
+      <w:numFmt w:val="bullet"/>
+      <w:lvlText w:val="●"/>
+      <w:lvlJc w:val="left"/>
+      <w:pPr>
+        <w:ind w:left="720" w:hanging="360"/>
+      </w:pPr>
+      <w:rPr>
+        <w:u w:val="none"/>
+      </w:rPr>
+    </w:lvl>
+    <w:lvl w:ilvl="1">
+      <w:start w:val="1"/>
+      <w:numFmt w:val="bullet"/>
+      <w:lvlText w:val="○"/>
+      <w:lvlJc w:val="left"/>
+      <w:pPr>
+        <w:ind w:left="1440" w:hanging="360"/>
+      </w:pPr>
+      <w:rPr>
+        <w:u w:val="none"/>
+      </w:rPr>
+    </w:lvl>
+    <w:lvl w:ilvl="2">
+      <w:start w:val="1"/>
+      <w:numFmt w:val="bullet"/>
+      <w:lvlText w:val="■"/>
+      <w:lvlJc w:val="left"/>
+      <w:pPr>
+        <w:ind w:left="2160" w:hanging="360"/>
+      </w:pPr>
+      <w:rPr>
+        <w:u w:val="none"/>
+      </w:rPr>
+    </w:lvl>
+    <w:lvl w:ilvl="3">
+      <w:start w:val="1"/>
+      <w:numFmt w:val="bullet"/>
+      <w:lvlText w:val="●"/>
+      <w:lvlJc w:val="left"/>
+      <w:pPr>
+        <w:ind w:left="2880" w:hanging="360"/>
+      </w:pPr>
+      <w:rPr>
+        <w:u w:val="none"/>
+      </w:rPr>
+    </w:lvl>
+    <w:lvl w:ilvl="4">
+      <w:start w:val="1"/>
+      <w:numFmt w:val="bullet"/>
+      <w:lvlText w:val="○"/>
+      <w:lvlJc w:val="left"/>
+      <w:pPr>
+        <w:ind w:left="3600" w:hanging="360"/>
+      </w:pPr>
+      <w:rPr>
+        <w:u w:val="none"/>
+      </w:rPr>
+    </w:lvl>
+    <w:lvl w:ilvl="5">
+      <w:start w:val="1"/>
+      <w:numFmt w:val="bullet"/>
+      <w:lvlText w:val="■"/>
+      <w:lvlJc w:val="left"/>
+      <w:pPr>
+        <w:ind w:left="4320" w:hanging="360"/>
+      </w:pPr>
+      <w:rPr>
+        <w:u w:val="none"/>
+      </w:rPr>
+    </w:lvl>
+    <w:lvl w:ilvl="6">
+      <w:start w:val="1"/>
+      <w:numFmt w:val="bullet"/>
+      <w:lvlText w:val="●"/>
+      <w:lvlJc w:val="left"/>
+      <w:pPr>
+        <w:ind w:left="5040" w:hanging="360"/>
+      </w:pPr>
+      <w:rPr>
+        <w:u w:val="none"/>
+      </w:rPr>
+    </w:lvl>
+    <w:lvl w:ilvl="7">
+      <w:start w:val="1"/>
+      <w:numFmt w:val="bullet"/>
+      <w:lvlText w:val="○"/>
+      <w:lvlJc w:val="left"/>
+      <w:pPr>
+        <w:ind w:left="5760" w:hanging="360"/>
+      </w:pPr>
+      <w:rPr>
+        <w:u w:val="none"/>
+      </w:rPr>
+    </w:lvl>
+    <w:lvl w:ilvl="8">
+      <w:start w:val="1"/>
+      <w:numFmt w:val="bullet"/>
+      <w:lvlText w:val="■"/>
+      <w:lvlJc w:val="left"/>
+      <w:pPr>
+        <w:ind w:left="6480" w:hanging="360"/>
+      </w:pPr>
+      <w:rPr>
+        <w:u w:val="none"/>
+      </w:rPr>
+    </w:lvl>
+  </w:abstractNum>
+  <w:abstractNum w:abstractNumId="26">
+    <w:lvl w:ilvl="0">
+      <w:start w:val="1"/>
+      <w:numFmt w:val="bullet"/>
+      <w:lvlText w:val="●"/>
+      <w:lvlJc w:val="left"/>
+      <w:pPr>
+        <w:ind w:left="720" w:hanging="360"/>
+      </w:pPr>
+      <w:rPr>
+        <w:u w:val="none"/>
+      </w:rPr>
+    </w:lvl>
+    <w:lvl w:ilvl="1">
+      <w:start w:val="1"/>
+      <w:numFmt w:val="bullet"/>
+      <w:lvlText w:val="○"/>
+      <w:lvlJc w:val="left"/>
+      <w:pPr>
+        <w:ind w:left="1440" w:hanging="360"/>
+      </w:pPr>
+      <w:rPr>
+        <w:u w:val="none"/>
+      </w:rPr>
+    </w:lvl>
+    <w:lvl w:ilvl="2">
+      <w:start w:val="1"/>
+      <w:numFmt w:val="bullet"/>
+      <w:lvlText w:val="■"/>
+      <w:lvlJc w:val="left"/>
+      <w:pPr>
+        <w:ind w:left="2160" w:hanging="360"/>
+      </w:pPr>
+      <w:rPr>
+        <w:u w:val="none"/>
+      </w:rPr>
+    </w:lvl>
+    <w:lvl w:ilvl="3">
+      <w:start w:val="1"/>
+      <w:numFmt w:val="bullet"/>
+      <w:lvlText w:val="●"/>
+      <w:lvlJc w:val="left"/>
+      <w:pPr>
+        <w:ind w:left="2880" w:hanging="360"/>
+      </w:pPr>
+      <w:rPr>
+        <w:u w:val="none"/>
+      </w:rPr>
+    </w:lvl>
+    <w:lvl w:ilvl="4">
+      <w:start w:val="1"/>
+      <w:numFmt w:val="bullet"/>
+      <w:lvlText w:val="○"/>
+      <w:lvlJc w:val="left"/>
+      <w:pPr>
+        <w:ind w:left="3600" w:hanging="360"/>
+      </w:pPr>
+      <w:rPr>
+        <w:u w:val="none"/>
+      </w:rPr>
+    </w:lvl>
+    <w:lvl w:ilvl="5">
+      <w:start w:val="1"/>
+      <w:numFmt w:val="bullet"/>
+      <w:lvlText w:val="■"/>
+      <w:lvlJc w:val="left"/>
+      <w:pPr>
+        <w:ind w:left="4320" w:hanging="360"/>
+      </w:pPr>
+      <w:rPr>
+        <w:u w:val="none"/>
+      </w:rPr>
+    </w:lvl>
+    <w:lvl w:ilvl="6">
+      <w:start w:val="1"/>
+      <w:numFmt w:val="bullet"/>
+      <w:lvlText w:val="●"/>
+      <w:lvlJc w:val="left"/>
+      <w:pPr>
+        <w:ind w:left="5040" w:hanging="360"/>
+      </w:pPr>
+      <w:rPr>
+        <w:u w:val="none"/>
+      </w:rPr>
+    </w:lvl>
+    <w:lvl w:ilvl="7">
+      <w:start w:val="1"/>
+      <w:numFmt w:val="bullet"/>
+      <w:lvlText w:val="○"/>
+      <w:lvlJc w:val="left"/>
+      <w:pPr>
+        <w:ind w:left="5760" w:hanging="360"/>
+      </w:pPr>
+      <w:rPr>
+        <w:u w:val="none"/>
+      </w:rPr>
+    </w:lvl>
+    <w:lvl w:ilvl="8">
+      <w:start w:val="1"/>
+      <w:numFmt w:val="bullet"/>
+      <w:lvlText w:val="■"/>
+      <w:lvlJc w:val="left"/>
+      <w:pPr>
+        <w:ind w:left="6480" w:hanging="360"/>
+      </w:pPr>
+      <w:rPr>
+        <w:u w:val="none"/>
+      </w:rPr>
+    </w:lvl>
+  </w:abstractNum>
+  <w:abstractNum w:abstractNumId="27">
+    <w:lvl w:ilvl="0">
+      <w:start w:val="1"/>
+      <w:numFmt w:val="bullet"/>
+      <w:lvlText w:val="●"/>
+      <w:lvlJc w:val="left"/>
+      <w:pPr>
+        <w:ind w:left="720" w:hanging="360"/>
+      </w:pPr>
+      <w:rPr>
+        <w:u w:val="none"/>
+      </w:rPr>
+    </w:lvl>
+    <w:lvl w:ilvl="1">
+      <w:start w:val="1"/>
+      <w:numFmt w:val="bullet"/>
+      <w:lvlText w:val="○"/>
+      <w:lvlJc w:val="left"/>
+      <w:pPr>
+        <w:ind w:left="1440" w:hanging="360"/>
+      </w:pPr>
+      <w:rPr>
+        <w:u w:val="none"/>
+      </w:rPr>
+    </w:lvl>
+    <w:lvl w:ilvl="2">
+      <w:start w:val="1"/>
+      <w:numFmt w:val="bullet"/>
+      <w:lvlText w:val="■"/>
+      <w:lvlJc w:val="left"/>
+      <w:pPr>
+        <w:ind w:left="2160" w:hanging="360"/>
+      </w:pPr>
+      <w:rPr>
+        <w:u w:val="none"/>
+      </w:rPr>
+    </w:lvl>
+    <w:lvl w:ilvl="3">
+      <w:start w:val="1"/>
+      <w:numFmt w:val="bullet"/>
+      <w:lvlText w:val="●"/>
+      <w:lvlJc w:val="left"/>
+      <w:pPr>
+        <w:ind w:left="2880" w:hanging="360"/>
+      </w:pPr>
+      <w:rPr>
+        <w:u w:val="none"/>
+      </w:rPr>
+    </w:lvl>
+    <w:lvl w:ilvl="4">
+      <w:start w:val="1"/>
+      <w:numFmt w:val="bullet"/>
+      <w:lvlText w:val="○"/>
+      <w:lvlJc w:val="left"/>
+      <w:pPr>
+        <w:ind w:left="3600" w:hanging="360"/>
+      </w:pPr>
+      <w:rPr>
+        <w:u w:val="none"/>
+      </w:rPr>
+    </w:lvl>
+    <w:lvl w:ilvl="5">
+      <w:start w:val="1"/>
+      <w:numFmt w:val="bullet"/>
+      <w:lvlText w:val="■"/>
+      <w:lvlJc w:val="left"/>
+      <w:pPr>
+        <w:ind w:left="4320" w:hanging="360"/>
+      </w:pPr>
+      <w:rPr>
+        <w:u w:val="none"/>
+      </w:rPr>
+    </w:lvl>
+    <w:lvl w:ilvl="6">
+      <w:start w:val="1"/>
+      <w:numFmt w:val="bullet"/>
+      <w:lvlText w:val="●"/>
+      <w:lvlJc w:val="left"/>
+      <w:pPr>
+        <w:ind w:left="5040" w:hanging="360"/>
+      </w:pPr>
+      <w:rPr>
+        <w:u w:val="none"/>
+      </w:rPr>
+    </w:lvl>
+    <w:lvl w:ilvl="7">
+      <w:start w:val="1"/>
+      <w:numFmt w:val="bullet"/>
+      <w:lvlText w:val="○"/>
+      <w:lvlJc w:val="left"/>
+      <w:pPr>
+        <w:ind w:left="5760" w:hanging="360"/>
+      </w:pPr>
+      <w:rPr>
+        <w:u w:val="none"/>
+      </w:rPr>
+    </w:lvl>
+    <w:lvl w:ilvl="8">
+      <w:start w:val="1"/>
+      <w:numFmt w:val="bullet"/>
+      <w:lvlText w:val="■"/>
+      <w:lvlJc w:val="left"/>
+      <w:pPr>
+        <w:ind w:left="6480" w:hanging="360"/>
+      </w:pPr>
+      <w:rPr>
+        <w:u w:val="none"/>
+      </w:rPr>
+    </w:lvl>
+  </w:abstractNum>
+  <w:abstractNum w:abstractNumId="28">
+    <w:lvl w:ilvl="0">
+      <w:start w:val="1"/>
+      <w:numFmt w:val="bullet"/>
+      <w:lvlText w:val="●"/>
+      <w:lvlJc w:val="left"/>
+      <w:pPr>
+        <w:ind w:left="720" w:hanging="360"/>
+      </w:pPr>
+      <w:rPr>
+        <w:u w:val="none"/>
+      </w:rPr>
+    </w:lvl>
+    <w:lvl w:ilvl="1">
+      <w:start w:val="1"/>
+      <w:numFmt w:val="bullet"/>
+      <w:lvlText w:val="○"/>
+      <w:lvlJc w:val="left"/>
+      <w:pPr>
+        <w:ind w:left="1440" w:hanging="360"/>
+      </w:pPr>
+      <w:rPr>
+        <w:u w:val="none"/>
+      </w:rPr>
+    </w:lvl>
+    <w:lvl w:ilvl="2">
+      <w:start w:val="1"/>
+      <w:numFmt w:val="bullet"/>
+      <w:lvlText w:val="■"/>
+      <w:lvlJc w:val="left"/>
+      <w:pPr>
+        <w:ind w:left="2160" w:hanging="360"/>
+      </w:pPr>
+      <w:rPr>
+        <w:u w:val="none"/>
+      </w:rPr>
+    </w:lvl>
+    <w:lvl w:ilvl="3">
+      <w:start w:val="1"/>
+      <w:numFmt w:val="bullet"/>
+      <w:lvlText w:val="●"/>
+      <w:lvlJc w:val="left"/>
+      <w:pPr>
+        <w:ind w:left="2880" w:hanging="360"/>
+      </w:pPr>
+      <w:rPr>
+        <w:u w:val="none"/>
+      </w:rPr>
+    </w:lvl>
+    <w:lvl w:ilvl="4">
+      <w:start w:val="1"/>
+      <w:numFmt w:val="bullet"/>
+      <w:lvlText w:val="○"/>
+      <w:lvlJc w:val="left"/>
+      <w:pPr>
+        <w:ind w:left="3600" w:hanging="360"/>
+      </w:pPr>
+      <w:rPr>
+        <w:u w:val="none"/>
+      </w:rPr>
+    </w:lvl>
+    <w:lvl w:ilvl="5">
+      <w:start w:val="1"/>
+      <w:numFmt w:val="bullet"/>
+      <w:lvlText w:val="■"/>
+      <w:lvlJc w:val="left"/>
+      <w:pPr>
+        <w:ind w:left="4320" w:hanging="360"/>
+      </w:pPr>
+      <w:rPr>
+        <w:u w:val="none"/>
+      </w:rPr>
+    </w:lvl>
+    <w:lvl w:ilvl="6">
+      <w:start w:val="1"/>
+      <w:numFmt w:val="bullet"/>
+      <w:lvlText w:val="●"/>
+      <w:lvlJc w:val="left"/>
+      <w:pPr>
+        <w:ind w:left="5040" w:hanging="360"/>
+      </w:pPr>
+      <w:rPr>
+        <w:u w:val="none"/>
+      </w:rPr>
+    </w:lvl>
+    <w:lvl w:ilvl="7">
+      <w:start w:val="1"/>
+      <w:numFmt w:val="bullet"/>
+      <w:lvlText w:val="○"/>
+      <w:lvlJc w:val="left"/>
+      <w:pPr>
+        <w:ind w:left="5760" w:hanging="360"/>
+      </w:pPr>
+      <w:rPr>
+        <w:u w:val="none"/>
+      </w:rPr>
+    </w:lvl>
+    <w:lvl w:ilvl="8">
+      <w:start w:val="1"/>
+      <w:numFmt w:val="bullet"/>
+      <w:lvlText w:val="■"/>
+      <w:lvlJc w:val="left"/>
+      <w:pPr>
+        <w:ind w:left="6480" w:hanging="360"/>
+      </w:pPr>
+      <w:rPr>
+        <w:u w:val="none"/>
+      </w:rPr>
+    </w:lvl>
+  </w:abstractNum>
+  <w:abstractNum w:abstractNumId="29">
+    <w:lvl w:ilvl="0">
+      <w:start w:val="1"/>
+      <w:numFmt w:val="bullet"/>
+      <w:lvlText w:val="●"/>
+      <w:lvlJc w:val="left"/>
+      <w:pPr>
+        <w:ind w:left="720" w:hanging="360"/>
+      </w:pPr>
+      <w:rPr>
+        <w:u w:val="none"/>
+      </w:rPr>
+    </w:lvl>
+    <w:lvl w:ilvl="1">
+      <w:start w:val="1"/>
+      <w:numFmt w:val="bullet"/>
+      <w:lvlText w:val="○"/>
+      <w:lvlJc w:val="left"/>
+      <w:pPr>
+        <w:ind w:left="1440" w:hanging="360"/>
+      </w:pPr>
+      <w:rPr>
+        <w:u w:val="none"/>
+      </w:rPr>
+    </w:lvl>
+    <w:lvl w:ilvl="2">
+      <w:start w:val="1"/>
+      <w:numFmt w:val="bullet"/>
+      <w:lvlText w:val="■"/>
+      <w:lvlJc w:val="left"/>
+      <w:pPr>
+        <w:ind w:left="2160" w:hanging="360"/>
+      </w:pPr>
+      <w:rPr>
+        <w:u w:val="none"/>
+      </w:rPr>
+    </w:lvl>
+    <w:lvl w:ilvl="3">
+      <w:start w:val="1"/>
+      <w:numFmt w:val="bullet"/>
+      <w:lvlText w:val="●"/>
+      <w:lvlJc w:val="left"/>
+      <w:pPr>
+        <w:ind w:left="2880" w:hanging="360"/>
+      </w:pPr>
+      <w:rPr>
+        <w:u w:val="none"/>
+      </w:rPr>
+    </w:lvl>
+    <w:lvl w:ilvl="4">
+      <w:start w:val="1"/>
+      <w:numFmt w:val="bullet"/>
+      <w:lvlText w:val="○"/>
+      <w:lvlJc w:val="left"/>
+      <w:pPr>
+        <w:ind w:left="3600" w:hanging="360"/>
+      </w:pPr>
+      <w:rPr>
+        <w:u w:val="none"/>
+      </w:rPr>
+    </w:lvl>
+    <w:lvl w:ilvl="5">
+      <w:start w:val="1"/>
+      <w:numFmt w:val="bullet"/>
+      <w:lvlText w:val="■"/>
+      <w:lvlJc w:val="left"/>
+      <w:pPr>
+        <w:ind w:left="4320" w:hanging="360"/>
+      </w:pPr>
+      <w:rPr>
+        <w:u w:val="none"/>
+      </w:rPr>
+    </w:lvl>
+    <w:lvl w:ilvl="6">
+      <w:start w:val="1"/>
+      <w:numFmt w:val="bullet"/>
+      <w:lvlText w:val="●"/>
+      <w:lvlJc w:val="left"/>
+      <w:pPr>
+        <w:ind w:left="5040" w:hanging="360"/>
+      </w:pPr>
+      <w:rPr>
+        <w:u w:val="none"/>
+      </w:rPr>
+    </w:lvl>
+    <w:lvl w:ilvl="7">
+      <w:start w:val="1"/>
+      <w:numFmt w:val="bullet"/>
+      <w:lvlText w:val="○"/>
+      <w:lvlJc w:val="left"/>
+      <w:pPr>
+        <w:ind w:left="5760" w:hanging="360"/>
+      </w:pPr>
+      <w:rPr>
+        <w:u w:val="none"/>
+      </w:rPr>
+    </w:lvl>
+    <w:lvl w:ilvl="8">
+      <w:start w:val="1"/>
+      <w:numFmt w:val="bullet"/>
+      <w:lvlText w:val="■"/>
+      <w:lvlJc w:val="left"/>
+      <w:pPr>
+        <w:ind w:left="6480" w:hanging="360"/>
+      </w:pPr>
+      <w:rPr>
+        <w:u w:val="none"/>
+      </w:rPr>
+    </w:lvl>
+  </w:abstractNum>
+  <w:abstractNum w:abstractNumId="30">
+    <w:lvl w:ilvl="0">
+      <w:start w:val="1"/>
+      <w:numFmt w:val="bullet"/>
+      <w:lvlText w:val="●"/>
+      <w:lvlJc w:val="left"/>
+      <w:pPr>
+        <w:ind w:left="720" w:hanging="360"/>
+      </w:pPr>
+      <w:rPr>
+        <w:u w:val="none"/>
+      </w:rPr>
+    </w:lvl>
+    <w:lvl w:ilvl="1">
+      <w:start w:val="1"/>
+      <w:numFmt w:val="bullet"/>
+      <w:lvlText w:val="○"/>
+      <w:lvlJc w:val="left"/>
+      <w:pPr>
+        <w:ind w:left="1440" w:hanging="360"/>
+      </w:pPr>
+      <w:rPr>
+        <w:u w:val="none"/>
+      </w:rPr>
+    </w:lvl>
+    <w:lvl w:ilvl="2">
+      <w:start w:val="1"/>
+      <w:numFmt w:val="bullet"/>
+      <w:lvlText w:val="■"/>
+      <w:lvlJc w:val="left"/>
+      <w:pPr>
+        <w:ind w:left="2160" w:hanging="360"/>
+      </w:pPr>
+      <w:rPr>
+        <w:u w:val="none"/>
+      </w:rPr>
+    </w:lvl>
+    <w:lvl w:ilvl="3">
+      <w:start w:val="1"/>
+      <w:numFmt w:val="bullet"/>
+      <w:lvlText w:val="●"/>
+      <w:lvlJc w:val="left"/>
+      <w:pPr>
+        <w:ind w:left="2880" w:hanging="360"/>
+      </w:pPr>
+      <w:rPr>
+        <w:u w:val="none"/>
+      </w:rPr>
+    </w:lvl>
+    <w:lvl w:ilvl="4">
+      <w:start w:val="1"/>
+      <w:numFmt w:val="bullet"/>
+      <w:lvlText w:val="○"/>
+      <w:lvlJc w:val="left"/>
+      <w:pPr>
+        <w:ind w:left="3600" w:hanging="360"/>
+      </w:pPr>
+      <w:rPr>
+        <w:u w:val="none"/>
+      </w:rPr>
+    </w:lvl>
+    <w:lvl w:ilvl="5">
+      <w:start w:val="1"/>
+      <w:numFmt w:val="bullet"/>
+      <w:lvlText w:val="■"/>
+      <w:lvlJc w:val="left"/>
+      <w:pPr>
+        <w:ind w:left="4320" w:hanging="360"/>
+      </w:pPr>
+      <w:rPr>
+        <w:u w:val="none"/>
+      </w:rPr>
+    </w:lvl>
+    <w:lvl w:ilvl="6">
+      <w:start w:val="1"/>
+      <w:numFmt w:val="bullet"/>
+      <w:lvlText w:val="●"/>
+      <w:lvlJc w:val="left"/>
+      <w:pPr>
+        <w:ind w:left="5040" w:hanging="360"/>
+      </w:pPr>
+      <w:rPr>
+        <w:u w:val="none"/>
+      </w:rPr>
+    </w:lvl>
+    <w:lvl w:ilvl="7">
+      <w:start w:val="1"/>
+      <w:numFmt w:val="bullet"/>
+      <w:lvlText w:val="○"/>
+      <w:lvlJc w:val="left"/>
+      <w:pPr>
+        <w:ind w:left="5760" w:hanging="360"/>
+      </w:pPr>
+      <w:rPr>
+        <w:u w:val="none"/>
+      </w:rPr>
+    </w:lvl>
+    <w:lvl w:ilvl="8">
+      <w:start w:val="1"/>
+      <w:numFmt w:val="bullet"/>
+      <w:lvlText w:val="■"/>
+      <w:lvlJc w:val="left"/>
+      <w:pPr>
+        <w:ind w:left="6480" w:hanging="360"/>
+      </w:pPr>
+      <w:rPr>
+        <w:u w:val="none"/>
+      </w:rPr>
+    </w:lvl>
+  </w:abstractNum>
+  <w:abstractNum w:abstractNumId="31">
     <w:lvl w:ilvl="0">
       <w:start w:val="1"/>
       <w:numFmt w:val="bullet"/>
@@ -5940,6 +9146,57 @@
   </w:num>
   <w:num w:numId="14">
     <w:abstractNumId w:val="14"/>
+  </w:num>
+  <w:num w:numId="15">
+    <w:abstractNumId w:val="15"/>
+  </w:num>
+  <w:num w:numId="16">
+    <w:abstractNumId w:val="16"/>
+  </w:num>
+  <w:num w:numId="17">
+    <w:abstractNumId w:val="17"/>
+  </w:num>
+  <w:num w:numId="18">
+    <w:abstractNumId w:val="18"/>
+  </w:num>
+  <w:num w:numId="19">
+    <w:abstractNumId w:val="19"/>
+  </w:num>
+  <w:num w:numId="20">
+    <w:abstractNumId w:val="20"/>
+  </w:num>
+  <w:num w:numId="21">
+    <w:abstractNumId w:val="21"/>
+  </w:num>
+  <w:num w:numId="22">
+    <w:abstractNumId w:val="22"/>
+  </w:num>
+  <w:num w:numId="23">
+    <w:abstractNumId w:val="23"/>
+  </w:num>
+  <w:num w:numId="24">
+    <w:abstractNumId w:val="24"/>
+  </w:num>
+  <w:num w:numId="25">
+    <w:abstractNumId w:val="25"/>
+  </w:num>
+  <w:num w:numId="26">
+    <w:abstractNumId w:val="26"/>
+  </w:num>
+  <w:num w:numId="27">
+    <w:abstractNumId w:val="27"/>
+  </w:num>
+  <w:num w:numId="28">
+    <w:abstractNumId w:val="28"/>
+  </w:num>
+  <w:num w:numId="29">
+    <w:abstractNumId w:val="29"/>
+  </w:num>
+  <w:num w:numId="30">
+    <w:abstractNumId w:val="30"/>
+  </w:num>
+  <w:num w:numId="31">
+    <w:abstractNumId w:val="31"/>
   </w:num>
 </w:numbering>
 </file>
@@ -6104,24 +9361,19 @@
   <w:style w:type="paragraph" w:styleId="Normal" w:default="1">
     <w:name w:val="normal"/>
   </w:style>
-  <w:style w:type="paragraph" w:styleId="Subtitle">
-    <w:name w:val="Subtitle"/>
-    <w:basedOn w:val="Normal"/>
-    <w:next w:val="Normal"/>
-    <w:pPr>
-      <w:keepNext w:val="1"/>
-      <w:keepLines w:val="1"/>
-      <w:pageBreakBefore w:val="0"/>
-      <w:spacing w:after="320" w:before="0" w:lineRule="auto"/>
-    </w:pPr>
-    <w:rPr>
-      <w:rFonts w:ascii="Arial" w:cs="Arial" w:eastAsia="Arial" w:hAnsi="Arial"/>
-      <w:i w:val="0"/>
-      <w:iCs w:val="0"/>
-      <w:color w:val="666666"/>
-      <w:sz w:val="30"/>
-      <w:szCs w:val="30"/>
-    </w:rPr>
+  <w:style w:type="table" w:styleId="TableNormal" w:default="1">
+    <w:name w:val="TableNormal"/>
+    <w:tblPr>
+      <w:tblCellMar>
+        <w:top w:w="100.0" w:type="dxa"/>
+        <w:left w:w="100.0" w:type="dxa"/>
+        <w:bottom w:w="100.0" w:type="dxa"/>
+        <w:right w:w="100.0" w:type="dxa"/>
+      </w:tblCellMar>
+    </w:tblPr>
+  </w:style>
+  <w:style w:type="paragraph" w:styleId="Normal" w:default="1">
+    <w:name w:val="normal"/>
   </w:style>
   <w:style w:type="table" w:styleId="Table1">
     <w:basedOn w:val="TableNormal"/>
@@ -6298,6 +9550,53 @@
     <w:tblStylePr w:type="swCell">
       <w:tcPr/>
     </w:tblStylePr>
+  </w:style>
+  <w:style w:type="paragraph" w:styleId="Subtitle">
+    <w:name w:val="Subtitle"/>
+    <w:basedOn w:val="Normal"/>
+    <w:next w:val="Normal"/>
+    <w:pPr>
+      <w:keepNext w:val="1"/>
+      <w:keepLines w:val="1"/>
+      <w:pageBreakBefore w:val="0"/>
+      <w:spacing w:after="320" w:before="0" w:lineRule="auto"/>
+    </w:pPr>
+    <w:rPr>
+      <w:rFonts w:ascii="Arial" w:cs="Arial" w:eastAsia="Arial" w:hAnsi="Arial"/>
+      <w:i w:val="0"/>
+      <w:iCs w:val="0"/>
+      <w:color w:val="666666"/>
+      <w:sz w:val="30"/>
+      <w:szCs w:val="30"/>
+    </w:rPr>
+  </w:style>
+  <w:style w:type="table" w:styleId="Table1">
+    <w:basedOn w:val="TableNormal"/>
+    <w:tblPr>
+      <w:tblStyleRowBandSize w:val="1"/>
+      <w:tblStyleColBandSize w:val="1"/>
+    </w:tblPr>
+  </w:style>
+  <w:style w:type="table" w:styleId="Table2">
+    <w:basedOn w:val="TableNormal"/>
+    <w:tblPr>
+      <w:tblStyleRowBandSize w:val="1"/>
+      <w:tblStyleColBandSize w:val="1"/>
+    </w:tblPr>
+  </w:style>
+  <w:style w:type="table" w:styleId="Table3">
+    <w:basedOn w:val="TableNormal"/>
+    <w:tblPr>
+      <w:tblStyleRowBandSize w:val="1"/>
+      <w:tblStyleColBandSize w:val="1"/>
+    </w:tblPr>
+  </w:style>
+  <w:style w:type="table" w:styleId="Table4">
+    <w:basedOn w:val="TableNormal"/>
+    <w:tblPr>
+      <w:tblStyleRowBandSize w:val="1"/>
+      <w:tblStyleColBandSize w:val="1"/>
+    </w:tblPr>
   </w:style>
 </w:styles>
 </file>
@@ -6624,7 +9923,7 @@
 
 <file path=customXML/item1.xml><?xml version="1.0" encoding="utf-8"?>
 <go:gDocsCustomXmlDataStorage xmlns:go="http://customooxmlschemas.google.com/" xmlns:r="http://schemas.openxmlformats.org/officeDocument/2006/relationships" uri="GoogleDocsCustomDataVersion2">
-  <go:docsCustomData xmlns:go="http://customooxmlschemas.google.com/" roundtripDataSignature="AMtx7mjuLbbnrix953H/BlGXHDWP71qmTg==">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</go:docsCustomData>
+  <go:docsCustomData xmlns:go="http://customooxmlschemas.google.com/" roundtripDataSignature="AMtx7miRSoyUnOfsGTPTKX6ZvJWuAa1OQA==">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</go:docsCustomData>
 </go:gDocsCustomXmlDataStorage>
 </file>
 
